--- a/需求规格说明书 (1).docx
+++ b/需求规格说明书 (1).docx
@@ -130,7 +130,17 @@
         <w:t>版本：</w:t>
       </w:r>
       <w:r>
-        <w:t xml:space="preserve"> V1.0</w:t>
+        <w:t xml:space="preserve"> V</w:t>
+      </w:r>
+      <w:r>
+        <w:rPr>
+          <w:rFonts w:hint="eastAsia"/>
+          <w:lang w:val="en-US" w:eastAsia="zh-CN"/>
+        </w:rPr>
+        <w:t>2</w:t>
+      </w:r>
+      <w:r>
+        <w:t>.0</w:t>
       </w:r>
     </w:p>
     <w:p>
@@ -482,6 +492,7 @@
     </w:p>
     <w:tbl>
       <w:tblPr>
+        <w:tblStyle w:val="7"/>
         <w:tblW w:w="0" w:type="auto"/>
         <w:tblCellSpacing w:w="15" w:type="dxa"/>
         <w:tblInd w:w="0" w:type="dxa"/>
@@ -493,7 +504,7 @@
           <w:insideH w:val="none" w:color="auto" w:sz="0" w:space="0"/>
           <w:insideV w:val="none" w:color="auto" w:sz="0" w:space="0"/>
         </w:tblBorders>
-        <w:shd w:val="clear"/>
+        <w:shd w:val="clear" w:color="auto" w:fill="auto"/>
         <w:tblLayout w:type="autofit"/>
         <w:tblCellMar>
           <w:top w:w="15" w:type="dxa"/>
@@ -530,7 +541,7 @@
         <w:tc>
           <w:tcPr>
             <w:tcW w:w="0" w:type="auto"/>
-            <w:shd w:val="clear"/>
+            <w:shd w:val="clear" w:color="auto" w:fill="auto"/>
             <w:vAlign w:val="center"/>
           </w:tcPr>
           <w:p>
@@ -562,7 +573,7 @@
         <w:tc>
           <w:tcPr>
             <w:tcW w:w="0" w:type="auto"/>
-            <w:shd w:val="clear"/>
+            <w:shd w:val="clear" w:color="auto" w:fill="auto"/>
             <w:vAlign w:val="center"/>
           </w:tcPr>
           <w:p>
@@ -602,7 +613,7 @@
             <w:insideH w:val="none" w:color="auto" w:sz="0" w:space="0"/>
             <w:insideV w:val="none" w:color="auto" w:sz="0" w:space="0"/>
           </w:tblBorders>
-          <w:shd w:val="clear"/>
+          <w:shd w:val="clear" w:color="auto" w:fill="auto"/>
           <w:tblCellMar>
             <w:top w:w="15" w:type="dxa"/>
             <w:left w:w="15" w:type="dxa"/>
@@ -616,7 +627,7 @@
         <w:tc>
           <w:tcPr>
             <w:tcW w:w="0" w:type="auto"/>
-            <w:shd w:val="clear"/>
+            <w:shd w:val="clear" w:color="auto" w:fill="auto"/>
             <w:vAlign w:val="center"/>
           </w:tcPr>
           <w:p>
@@ -642,7 +653,7 @@
         <w:tc>
           <w:tcPr>
             <w:tcW w:w="0" w:type="auto"/>
-            <w:shd w:val="clear"/>
+            <w:shd w:val="clear" w:color="auto" w:fill="auto"/>
             <w:vAlign w:val="center"/>
           </w:tcPr>
           <w:p>
@@ -676,7 +687,6 @@
             <w:insideH w:val="none" w:color="auto" w:sz="0" w:space="0"/>
             <w:insideV w:val="none" w:color="auto" w:sz="0" w:space="0"/>
           </w:tblBorders>
-          <w:shd w:val="clear"/>
           <w:tblCellMar>
             <w:top w:w="15" w:type="dxa"/>
             <w:left w:w="15" w:type="dxa"/>
@@ -690,7 +700,7 @@
         <w:tc>
           <w:tcPr>
             <w:tcW w:w="0" w:type="auto"/>
-            <w:shd w:val="clear"/>
+            <w:shd w:val="clear" w:color="auto" w:fill="auto"/>
             <w:vAlign w:val="center"/>
           </w:tcPr>
           <w:p>
@@ -716,7 +726,7 @@
         <w:tc>
           <w:tcPr>
             <w:tcW w:w="0" w:type="auto"/>
-            <w:shd w:val="clear"/>
+            <w:shd w:val="clear" w:color="auto" w:fill="auto"/>
             <w:vAlign w:val="center"/>
           </w:tcPr>
           <w:p>
@@ -763,7 +773,7 @@
         <w:tc>
           <w:tcPr>
             <w:tcW w:w="0" w:type="auto"/>
-            <w:shd w:val="clear"/>
+            <w:shd w:val="clear" w:color="auto" w:fill="auto"/>
             <w:vAlign w:val="center"/>
           </w:tcPr>
           <w:p>
@@ -789,7 +799,7 @@
         <w:tc>
           <w:tcPr>
             <w:tcW w:w="0" w:type="auto"/>
-            <w:shd w:val="clear"/>
+            <w:shd w:val="clear" w:color="auto" w:fill="auto"/>
             <w:vAlign w:val="center"/>
           </w:tcPr>
           <w:p>
@@ -836,7 +846,7 @@
         <w:tc>
           <w:tcPr>
             <w:tcW w:w="0" w:type="auto"/>
-            <w:shd w:val="clear"/>
+            <w:shd w:val="clear" w:color="auto" w:fill="auto"/>
             <w:vAlign w:val="center"/>
           </w:tcPr>
           <w:p>
@@ -862,7 +872,7 @@
         <w:tc>
           <w:tcPr>
             <w:tcW w:w="0" w:type="auto"/>
-            <w:shd w:val="clear"/>
+            <w:shd w:val="clear" w:color="auto" w:fill="auto"/>
             <w:vAlign w:val="center"/>
           </w:tcPr>
           <w:p>
@@ -896,6 +906,7 @@
             <w:insideH w:val="none" w:color="auto" w:sz="0" w:space="0"/>
             <w:insideV w:val="none" w:color="auto" w:sz="0" w:space="0"/>
           </w:tblBorders>
+          <w:shd w:val="clear" w:color="auto" w:fill="auto"/>
           <w:tblCellMar>
             <w:top w:w="15" w:type="dxa"/>
             <w:left w:w="15" w:type="dxa"/>
@@ -909,7 +920,7 @@
         <w:tc>
           <w:tcPr>
             <w:tcW w:w="0" w:type="auto"/>
-            <w:shd w:val="clear"/>
+            <w:shd w:val="clear" w:color="auto" w:fill="auto"/>
             <w:vAlign w:val="center"/>
           </w:tcPr>
           <w:p>
@@ -935,7 +946,7 @@
         <w:tc>
           <w:tcPr>
             <w:tcW w:w="0" w:type="auto"/>
-            <w:shd w:val="clear"/>
+            <w:shd w:val="clear" w:color="auto" w:fill="auto"/>
             <w:vAlign w:val="center"/>
           </w:tcPr>
           <w:p>
@@ -982,7 +993,7 @@
         <w:tc>
           <w:tcPr>
             <w:tcW w:w="0" w:type="auto"/>
-            <w:shd w:val="clear"/>
+            <w:shd w:val="clear" w:color="auto" w:fill="auto"/>
             <w:vAlign w:val="center"/>
           </w:tcPr>
           <w:p>
@@ -1008,7 +1019,7 @@
         <w:tc>
           <w:tcPr>
             <w:tcW w:w="0" w:type="auto"/>
-            <w:shd w:val="clear"/>
+            <w:shd w:val="clear" w:color="auto" w:fill="auto"/>
             <w:vAlign w:val="center"/>
           </w:tcPr>
           <w:p>
@@ -1042,6 +1053,7 @@
             <w:insideH w:val="none" w:color="auto" w:sz="0" w:space="0"/>
             <w:insideV w:val="none" w:color="auto" w:sz="0" w:space="0"/>
           </w:tblBorders>
+          <w:shd w:val="clear" w:color="auto" w:fill="auto"/>
           <w:tblCellMar>
             <w:top w:w="15" w:type="dxa"/>
             <w:left w:w="15" w:type="dxa"/>
@@ -1055,7 +1067,7 @@
         <w:tc>
           <w:tcPr>
             <w:tcW w:w="0" w:type="auto"/>
-            <w:shd w:val="clear"/>
+            <w:shd w:val="clear" w:color="auto" w:fill="auto"/>
             <w:vAlign w:val="center"/>
           </w:tcPr>
           <w:p>
@@ -1081,7 +1093,7 @@
         <w:tc>
           <w:tcPr>
             <w:tcW w:w="0" w:type="auto"/>
-            <w:shd w:val="clear"/>
+            <w:shd w:val="clear" w:color="auto" w:fill="auto"/>
             <w:vAlign w:val="center"/>
           </w:tcPr>
           <w:p>
@@ -1115,6 +1127,7 @@
             <w:insideH w:val="none" w:color="auto" w:sz="0" w:space="0"/>
             <w:insideV w:val="none" w:color="auto" w:sz="0" w:space="0"/>
           </w:tblBorders>
+          <w:shd w:val="clear" w:color="auto" w:fill="auto"/>
           <w:tblCellMar>
             <w:top w:w="15" w:type="dxa"/>
             <w:left w:w="15" w:type="dxa"/>
@@ -1128,7 +1141,7 @@
         <w:tc>
           <w:tcPr>
             <w:tcW w:w="0" w:type="auto"/>
-            <w:shd w:val="clear"/>
+            <w:shd w:val="clear" w:color="auto" w:fill="auto"/>
             <w:vAlign w:val="center"/>
           </w:tcPr>
           <w:p>
@@ -1154,7 +1167,7 @@
         <w:tc>
           <w:tcPr>
             <w:tcW w:w="0" w:type="auto"/>
-            <w:shd w:val="clear"/>
+            <w:shd w:val="clear" w:color="auto" w:fill="auto"/>
             <w:vAlign w:val="center"/>
           </w:tcPr>
           <w:p>
@@ -1401,6 +1414,7 @@
     </w:p>
     <w:tbl>
       <w:tblPr>
+        <w:tblStyle w:val="7"/>
         <w:tblW w:w="0" w:type="auto"/>
         <w:tblCellSpacing w:w="15" w:type="dxa"/>
         <w:tblInd w:w="0" w:type="dxa"/>
@@ -1412,7 +1426,7 @@
           <w:insideH w:val="none" w:color="auto" w:sz="0" w:space="0"/>
           <w:insideV w:val="none" w:color="auto" w:sz="0" w:space="0"/>
         </w:tblBorders>
-        <w:shd w:val="clear"/>
+        <w:shd w:val="clear" w:color="auto" w:fill="auto"/>
         <w:tblLayout w:type="autofit"/>
         <w:tblCellMar>
           <w:top w:w="15" w:type="dxa"/>
@@ -1435,7 +1449,6 @@
             <w:insideH w:val="none" w:color="auto" w:sz="0" w:space="0"/>
             <w:insideV w:val="none" w:color="auto" w:sz="0" w:space="0"/>
           </w:tblBorders>
-          <w:shd w:val="clear"/>
           <w:tblCellMar>
             <w:top w:w="15" w:type="dxa"/>
             <w:left w:w="15" w:type="dxa"/>
@@ -1450,7 +1463,7 @@
         <w:tc>
           <w:tcPr>
             <w:tcW w:w="0" w:type="auto"/>
-            <w:shd w:val="clear"/>
+            <w:shd w:val="clear" w:color="auto" w:fill="auto"/>
             <w:vAlign w:val="center"/>
           </w:tcPr>
           <w:p>
@@ -1482,7 +1495,7 @@
         <w:tc>
           <w:tcPr>
             <w:tcW w:w="0" w:type="auto"/>
-            <w:shd w:val="clear"/>
+            <w:shd w:val="clear" w:color="auto" w:fill="auto"/>
             <w:vAlign w:val="center"/>
           </w:tcPr>
           <w:p>
@@ -1535,7 +1548,7 @@
         <w:tc>
           <w:tcPr>
             <w:tcW w:w="0" w:type="auto"/>
-            <w:shd w:val="clear"/>
+            <w:shd w:val="clear" w:color="auto" w:fill="auto"/>
             <w:vAlign w:val="center"/>
           </w:tcPr>
           <w:p>
@@ -1561,7 +1574,7 @@
         <w:tc>
           <w:tcPr>
             <w:tcW w:w="0" w:type="auto"/>
-            <w:shd w:val="clear"/>
+            <w:shd w:val="clear" w:color="auto" w:fill="auto"/>
             <w:vAlign w:val="center"/>
           </w:tcPr>
           <w:p>
@@ -1608,7 +1621,7 @@
         <w:tc>
           <w:tcPr>
             <w:tcW w:w="0" w:type="auto"/>
-            <w:shd w:val="clear"/>
+            <w:shd w:val="clear" w:color="auto" w:fill="auto"/>
             <w:vAlign w:val="center"/>
           </w:tcPr>
           <w:p>
@@ -1634,7 +1647,7 @@
         <w:tc>
           <w:tcPr>
             <w:tcW w:w="0" w:type="auto"/>
-            <w:shd w:val="clear"/>
+            <w:shd w:val="clear" w:color="auto" w:fill="auto"/>
             <w:vAlign w:val="center"/>
           </w:tcPr>
           <w:p>
@@ -1669,7 +1682,6 @@
             <w:insideH w:val="none" w:color="auto" w:sz="0" w:space="0"/>
             <w:insideV w:val="none" w:color="auto" w:sz="0" w:space="0"/>
           </w:tblBorders>
-          <w:shd w:val="clear"/>
           <w:tblCellMar>
             <w:top w:w="15" w:type="dxa"/>
             <w:left w:w="15" w:type="dxa"/>
@@ -1683,7 +1695,7 @@
         <w:tc>
           <w:tcPr>
             <w:tcW w:w="0" w:type="auto"/>
-            <w:shd w:val="clear"/>
+            <w:shd w:val="clear" w:color="auto" w:fill="auto"/>
             <w:vAlign w:val="center"/>
           </w:tcPr>
           <w:p>
@@ -1709,7 +1721,7 @@
         <w:tc>
           <w:tcPr>
             <w:tcW w:w="0" w:type="auto"/>
-            <w:shd w:val="clear"/>
+            <w:shd w:val="clear" w:color="auto" w:fill="auto"/>
             <w:vAlign w:val="center"/>
           </w:tcPr>
           <w:p>
@@ -1756,7 +1768,7 @@
         <w:tc>
           <w:tcPr>
             <w:tcW w:w="0" w:type="auto"/>
-            <w:shd w:val="clear"/>
+            <w:shd w:val="clear" w:color="auto" w:fill="auto"/>
             <w:vAlign w:val="center"/>
           </w:tcPr>
           <w:p>
@@ -1782,7 +1794,7 @@
         <w:tc>
           <w:tcPr>
             <w:tcW w:w="0" w:type="auto"/>
-            <w:shd w:val="clear"/>
+            <w:shd w:val="clear" w:color="auto" w:fill="auto"/>
             <w:vAlign w:val="center"/>
           </w:tcPr>
           <w:p>
@@ -1816,6 +1828,7 @@
             <w:insideH w:val="none" w:color="auto" w:sz="0" w:space="0"/>
             <w:insideV w:val="none" w:color="auto" w:sz="0" w:space="0"/>
           </w:tblBorders>
+          <w:shd w:val="clear" w:color="auto" w:fill="auto"/>
           <w:tblCellMar>
             <w:top w:w="15" w:type="dxa"/>
             <w:left w:w="15" w:type="dxa"/>
@@ -1829,7 +1842,7 @@
         <w:tc>
           <w:tcPr>
             <w:tcW w:w="0" w:type="auto"/>
-            <w:shd w:val="clear"/>
+            <w:shd w:val="clear" w:color="auto" w:fill="auto"/>
             <w:vAlign w:val="center"/>
           </w:tcPr>
           <w:p>
@@ -1855,7 +1868,7 @@
         <w:tc>
           <w:tcPr>
             <w:tcW w:w="0" w:type="auto"/>
-            <w:shd w:val="clear"/>
+            <w:shd w:val="clear" w:color="auto" w:fill="auto"/>
             <w:vAlign w:val="center"/>
           </w:tcPr>
           <w:p>
@@ -1889,7 +1902,7 @@
             <w:insideH w:val="none" w:color="auto" w:sz="0" w:space="0"/>
             <w:insideV w:val="none" w:color="auto" w:sz="0" w:space="0"/>
           </w:tblBorders>
-          <w:shd w:val="clear"/>
+          <w:shd w:val="clear" w:color="auto" w:fill="auto"/>
           <w:tblCellMar>
             <w:top w:w="15" w:type="dxa"/>
             <w:left w:w="15" w:type="dxa"/>
@@ -1903,7 +1916,7 @@
         <w:tc>
           <w:tcPr>
             <w:tcW w:w="0" w:type="auto"/>
-            <w:shd w:val="clear"/>
+            <w:shd w:val="clear" w:color="auto" w:fill="auto"/>
             <w:vAlign w:val="center"/>
           </w:tcPr>
           <w:p>
@@ -1929,7 +1942,7 @@
         <w:tc>
           <w:tcPr>
             <w:tcW w:w="0" w:type="auto"/>
-            <w:shd w:val="clear"/>
+            <w:shd w:val="clear" w:color="auto" w:fill="auto"/>
             <w:vAlign w:val="center"/>
           </w:tcPr>
           <w:p>
@@ -1963,7 +1976,6 @@
             <w:insideH w:val="none" w:color="auto" w:sz="0" w:space="0"/>
             <w:insideV w:val="none" w:color="auto" w:sz="0" w:space="0"/>
           </w:tblBorders>
-          <w:shd w:val="clear"/>
           <w:tblCellMar>
             <w:top w:w="15" w:type="dxa"/>
             <w:left w:w="15" w:type="dxa"/>
@@ -1977,7 +1989,7 @@
         <w:tc>
           <w:tcPr>
             <w:tcW w:w="0" w:type="auto"/>
-            <w:shd w:val="clear"/>
+            <w:shd w:val="clear" w:color="auto" w:fill="auto"/>
             <w:vAlign w:val="center"/>
           </w:tcPr>
           <w:p>
@@ -2003,7 +2015,7 @@
         <w:tc>
           <w:tcPr>
             <w:tcW w:w="0" w:type="auto"/>
-            <w:shd w:val="clear"/>
+            <w:shd w:val="clear" w:color="auto" w:fill="auto"/>
             <w:vAlign w:val="center"/>
           </w:tcPr>
           <w:p>
@@ -2710,276 +2722,580 @@
     </w:p>
     <w:p>
       <w:pPr>
-        <w:pStyle w:val="6"/>
-        <w:keepNext w:val="0"/>
-        <w:keepLines w:val="0"/>
-        <w:widowControl/>
-        <w:suppressLineNumbers w:val="0"/>
-      </w:pPr>
-      <w:r>
-        <w:t>计算以下指标：</w:t>
-      </w:r>
-    </w:p>
-    <w:p>
-      <w:pPr>
-        <w:pStyle w:val="6"/>
-        <w:keepNext w:val="0"/>
-        <w:keepLines w:val="0"/>
-        <w:widowControl/>
-        <w:suppressLineNumbers w:val="0"/>
-        <w:ind w:left="720"/>
-      </w:pPr>
-      <w:r>
+        <w:keepNext w:val="0"/>
+        <w:keepLines w:val="0"/>
+        <w:widowControl/>
+        <w:suppressLineNumbers w:val="0"/>
+        <w:rPr>
+          <w:rFonts w:hint="eastAsia"/>
+        </w:rPr>
+      </w:pPr>
+      <w:r>
+        <w:rPr>
+          <w:rFonts w:hint="eastAsia"/>
+        </w:rPr>
+        <w:t>系统构建全品类技术指标候选池，覆盖趋势、震荡、波动率、成交量四类市场特征。</w:t>
+      </w:r>
+    </w:p>
+    <w:p>
+      <w:pPr>
+        <w:keepNext w:val="0"/>
+        <w:keepLines w:val="0"/>
+        <w:widowControl/>
+        <w:suppressLineNumbers w:val="0"/>
+        <w:rPr>
+          <w:rFonts w:hint="eastAsia"/>
+        </w:rPr>
+      </w:pPr>
+    </w:p>
+    <w:p>
+      <w:pPr>
+        <w:keepNext w:val="0"/>
+        <w:keepLines w:val="0"/>
+        <w:widowControl/>
+        <w:suppressLineNumbers w:val="0"/>
+        <w:rPr>
+          <w:rFonts w:hint="eastAsia"/>
+        </w:rPr>
+      </w:pPr>
+      <w:r>
+        <w:rPr>
+          <w:rFonts w:hint="eastAsia"/>
+        </w:rPr>
+        <w:t>至少包含以下指标类别：</w:t>
+      </w:r>
+    </w:p>
+    <w:p>
+      <w:pPr>
+        <w:keepNext w:val="0"/>
+        <w:keepLines w:val="0"/>
+        <w:widowControl/>
+        <w:suppressLineNumbers w:val="0"/>
+        <w:rPr>
+          <w:rFonts w:hint="eastAsia"/>
+        </w:rPr>
+      </w:pPr>
+    </w:p>
+    <w:p>
+      <w:pPr>
+        <w:keepNext w:val="0"/>
+        <w:keepLines w:val="0"/>
+        <w:widowControl/>
+        <w:suppressLineNumbers w:val="0"/>
+        <w:rPr>
+          <w:rFonts w:hint="eastAsia"/>
+        </w:rPr>
+      </w:pPr>
+      <w:r>
+        <w:rPr>
+          <w:rFonts w:hint="eastAsia"/>
+        </w:rPr>
+        <w:t>趋势类：</w:t>
+      </w:r>
+    </w:p>
+    <w:p>
+      <w:pPr>
+        <w:keepNext w:val="0"/>
+        <w:keepLines w:val="0"/>
+        <w:widowControl/>
+        <w:suppressLineNumbers w:val="0"/>
+        <w:rPr>
+          <w:rFonts w:hint="eastAsia"/>
+        </w:rPr>
+      </w:pPr>
+      <w:r>
+        <w:rPr>
+          <w:rFonts w:hint="eastAsia"/>
+        </w:rPr>
         <w:t>MA</w:t>
       </w:r>
     </w:p>
     <w:p>
       <w:pPr>
-        <w:pStyle w:val="6"/>
-        <w:keepNext w:val="0"/>
-        <w:keepLines w:val="0"/>
-        <w:widowControl/>
-        <w:suppressLineNumbers w:val="0"/>
-        <w:ind w:left="720"/>
-      </w:pPr>
-      <w:r>
+        <w:keepNext w:val="0"/>
+        <w:keepLines w:val="0"/>
+        <w:widowControl/>
+        <w:suppressLineNumbers w:val="0"/>
+        <w:rPr>
+          <w:rFonts w:hint="eastAsia"/>
+        </w:rPr>
+      </w:pPr>
+      <w:r>
+        <w:rPr>
+          <w:rFonts w:hint="eastAsia"/>
+        </w:rPr>
         <w:t>MACD</w:t>
       </w:r>
     </w:p>
     <w:p>
       <w:pPr>
-        <w:pStyle w:val="6"/>
-        <w:keepNext w:val="0"/>
-        <w:keepLines w:val="0"/>
-        <w:widowControl/>
-        <w:suppressLineNumbers w:val="0"/>
-        <w:ind w:left="720"/>
-      </w:pPr>
-      <w:r>
+        <w:keepNext w:val="0"/>
+        <w:keepLines w:val="0"/>
+        <w:widowControl/>
+        <w:suppressLineNumbers w:val="0"/>
+        <w:rPr>
+          <w:rFonts w:hint="eastAsia"/>
+        </w:rPr>
+      </w:pPr>
+    </w:p>
+    <w:p>
+      <w:pPr>
+        <w:keepNext w:val="0"/>
+        <w:keepLines w:val="0"/>
+        <w:widowControl/>
+        <w:suppressLineNumbers w:val="0"/>
+        <w:rPr>
+          <w:rFonts w:hint="eastAsia"/>
+        </w:rPr>
+      </w:pPr>
+      <w:r>
+        <w:rPr>
+          <w:rFonts w:hint="eastAsia"/>
+        </w:rPr>
+        <w:t>震荡类：</w:t>
+      </w:r>
+    </w:p>
+    <w:p>
+      <w:pPr>
+        <w:keepNext w:val="0"/>
+        <w:keepLines w:val="0"/>
+        <w:widowControl/>
+        <w:suppressLineNumbers w:val="0"/>
+        <w:rPr>
+          <w:rFonts w:hint="eastAsia"/>
+        </w:rPr>
+      </w:pPr>
+      <w:r>
+        <w:rPr>
+          <w:rFonts w:hint="eastAsia"/>
+        </w:rPr>
         <w:t>RSI</w:t>
       </w:r>
     </w:p>
     <w:p>
       <w:pPr>
-        <w:pStyle w:val="6"/>
-        <w:keepNext w:val="0"/>
-        <w:keepLines w:val="0"/>
-        <w:widowControl/>
-        <w:suppressLineNumbers w:val="0"/>
-        <w:ind w:left="720"/>
-      </w:pPr>
-      <w:r>
+        <w:keepNext w:val="0"/>
+        <w:keepLines w:val="0"/>
+        <w:widowControl/>
+        <w:suppressLineNumbers w:val="0"/>
+        <w:rPr>
+          <w:rFonts w:hint="eastAsia"/>
+        </w:rPr>
+      </w:pPr>
+      <w:r>
+        <w:rPr>
+          <w:rFonts w:hint="eastAsia"/>
+        </w:rPr>
         <w:t>KDJ</w:t>
       </w:r>
     </w:p>
     <w:p>
       <w:pPr>
-        <w:pStyle w:val="6"/>
-        <w:keepNext w:val="0"/>
-        <w:keepLines w:val="0"/>
-        <w:widowControl/>
-        <w:suppressLineNumbers w:val="0"/>
-        <w:ind w:left="720"/>
-      </w:pPr>
-      <w:r>
+        <w:keepNext w:val="0"/>
+        <w:keepLines w:val="0"/>
+        <w:widowControl/>
+        <w:suppressLineNumbers w:val="0"/>
+        <w:rPr>
+          <w:rFonts w:hint="eastAsia"/>
+        </w:rPr>
+      </w:pPr>
+      <w:r>
+        <w:rPr>
+          <w:rFonts w:hint="eastAsia"/>
+        </w:rPr>
+        <w:t>CCI</w:t>
+      </w:r>
+    </w:p>
+    <w:p>
+      <w:pPr>
+        <w:keepNext w:val="0"/>
+        <w:keepLines w:val="0"/>
+        <w:widowControl/>
+        <w:suppressLineNumbers w:val="0"/>
+        <w:rPr>
+          <w:rFonts w:hint="eastAsia"/>
+        </w:rPr>
+      </w:pPr>
+    </w:p>
+    <w:p>
+      <w:pPr>
+        <w:keepNext w:val="0"/>
+        <w:keepLines w:val="0"/>
+        <w:widowControl/>
+        <w:suppressLineNumbers w:val="0"/>
+        <w:rPr>
+          <w:rFonts w:hint="eastAsia"/>
+        </w:rPr>
+      </w:pPr>
+      <w:r>
+        <w:rPr>
+          <w:rFonts w:hint="eastAsia"/>
+        </w:rPr>
+        <w:t>波动率类：</w:t>
+      </w:r>
+    </w:p>
+    <w:p>
+      <w:pPr>
+        <w:keepNext w:val="0"/>
+        <w:keepLines w:val="0"/>
+        <w:widowControl/>
+        <w:suppressLineNumbers w:val="0"/>
+        <w:rPr>
+          <w:rFonts w:hint="eastAsia"/>
+        </w:rPr>
+      </w:pPr>
+      <w:r>
+        <w:rPr>
+          <w:rFonts w:hint="eastAsia"/>
+        </w:rPr>
         <w:t>BOLL</w:t>
       </w:r>
     </w:p>
     <w:p>
       <w:pPr>
-        <w:pStyle w:val="6"/>
-        <w:keepNext w:val="0"/>
-        <w:keepLines w:val="0"/>
-        <w:widowControl/>
-        <w:suppressLineNumbers w:val="0"/>
-        <w:ind w:left="720"/>
-      </w:pPr>
-      <w:r>
+        <w:keepNext w:val="0"/>
+        <w:keepLines w:val="0"/>
+        <w:widowControl/>
+        <w:suppressLineNumbers w:val="0"/>
+        <w:rPr>
+          <w:rFonts w:hint="eastAsia"/>
+        </w:rPr>
+      </w:pPr>
+      <w:r>
+        <w:rPr>
+          <w:rFonts w:hint="eastAsia"/>
+        </w:rPr>
         <w:t>ATR</w:t>
       </w:r>
     </w:p>
     <w:p>
       <w:pPr>
-        <w:pStyle w:val="6"/>
-        <w:keepNext w:val="0"/>
-        <w:keepLines w:val="0"/>
-        <w:widowControl/>
-        <w:suppressLineNumbers w:val="0"/>
-        <w:ind w:left="720"/>
-      </w:pPr>
-      <w:r>
-        <w:t>CCI</w:t>
-      </w:r>
-    </w:p>
-    <w:p>
-      <w:pPr>
-        <w:pStyle w:val="6"/>
-        <w:keepNext w:val="0"/>
-        <w:keepLines w:val="0"/>
-        <w:widowControl/>
-        <w:suppressLineNumbers w:val="0"/>
-      </w:pPr>
-      <w:r>
-        <w:t>形成指标池。</w:t>
-      </w:r>
-    </w:p>
-    <w:p>
-      <w:pPr>
-        <w:pStyle w:val="6"/>
-        <w:keepNext w:val="0"/>
-        <w:keepLines w:val="0"/>
-        <w:widowControl/>
-        <w:suppressLineNumbers w:val="0"/>
-      </w:pPr>
-      <w:r>
-        <w:t>支持多参数。</w:t>
-      </w:r>
-    </w:p>
-    <w:p>
-      <w:pPr>
-        <w:pStyle w:val="6"/>
-        <w:keepNext w:val="0"/>
-        <w:keepLines w:val="0"/>
-        <w:widowControl/>
-        <w:suppressLineNumbers w:val="0"/>
-      </w:pPr>
-      <w:r>
-        <w:t>例如：</w:t>
-      </w:r>
-    </w:p>
-    <w:p>
-      <w:pPr>
-        <w:pStyle w:val="6"/>
-        <w:keepNext w:val="0"/>
-        <w:keepLines w:val="0"/>
-        <w:widowControl/>
-        <w:suppressLineNumbers w:val="0"/>
-      </w:pPr>
-      <w:r>
+        <w:keepNext w:val="0"/>
+        <w:keepLines w:val="0"/>
+        <w:widowControl/>
+        <w:suppressLineNumbers w:val="0"/>
+        <w:rPr>
+          <w:rFonts w:hint="eastAsia"/>
+        </w:rPr>
+      </w:pPr>
+    </w:p>
+    <w:p>
+      <w:pPr>
+        <w:keepNext w:val="0"/>
+        <w:keepLines w:val="0"/>
+        <w:widowControl/>
+        <w:suppressLineNumbers w:val="0"/>
+        <w:rPr>
+          <w:rFonts w:hint="eastAsia"/>
+        </w:rPr>
+      </w:pPr>
+      <w:r>
+        <w:rPr>
+          <w:rFonts w:hint="eastAsia"/>
+        </w:rPr>
+        <w:t>成交量类：</w:t>
+      </w:r>
+    </w:p>
+    <w:p>
+      <w:pPr>
+        <w:keepNext w:val="0"/>
+        <w:keepLines w:val="0"/>
+        <w:widowControl/>
+        <w:suppressLineNumbers w:val="0"/>
+        <w:rPr>
+          <w:rFonts w:hint="eastAsia"/>
+        </w:rPr>
+      </w:pPr>
+      <w:r>
+        <w:rPr>
+          <w:rFonts w:hint="eastAsia"/>
+        </w:rPr>
+        <w:t>OBV</w:t>
+      </w:r>
+    </w:p>
+    <w:p>
+      <w:pPr>
+        <w:keepNext w:val="0"/>
+        <w:keepLines w:val="0"/>
+        <w:widowControl/>
+        <w:suppressLineNumbers w:val="0"/>
+        <w:rPr>
+          <w:rFonts w:hint="eastAsia"/>
+        </w:rPr>
+      </w:pPr>
+    </w:p>
+    <w:p>
+      <w:pPr>
+        <w:keepNext w:val="0"/>
+        <w:keepLines w:val="0"/>
+        <w:widowControl/>
+        <w:suppressLineNumbers w:val="0"/>
+        <w:rPr>
+          <w:rFonts w:hint="eastAsia"/>
+        </w:rPr>
+      </w:pPr>
+      <w:r>
+        <w:rPr>
+          <w:rFonts w:hint="eastAsia"/>
+        </w:rPr>
+        <w:t>动量类：</w:t>
+      </w:r>
+    </w:p>
+    <w:p>
+      <w:pPr>
+        <w:keepNext w:val="0"/>
+        <w:keepLines w:val="0"/>
+        <w:widowControl/>
+        <w:suppressLineNumbers w:val="0"/>
+        <w:rPr>
+          <w:rFonts w:hint="eastAsia"/>
+        </w:rPr>
+      </w:pPr>
+      <w:r>
+        <w:rPr>
+          <w:rFonts w:hint="eastAsia"/>
+        </w:rPr>
+        <w:t>Momentum</w:t>
+      </w:r>
+    </w:p>
+    <w:p>
+      <w:pPr>
+        <w:keepNext w:val="0"/>
+        <w:keepLines w:val="0"/>
+        <w:widowControl/>
+        <w:suppressLineNumbers w:val="0"/>
+        <w:rPr>
+          <w:rFonts w:hint="eastAsia"/>
+        </w:rPr>
+      </w:pPr>
+    </w:p>
+    <w:p>
+      <w:pPr>
+        <w:keepNext w:val="0"/>
+        <w:keepLines w:val="0"/>
+        <w:widowControl/>
+        <w:suppressLineNumbers w:val="0"/>
+        <w:rPr>
+          <w:rFonts w:hint="eastAsia"/>
+        </w:rPr>
+      </w:pPr>
+      <w:r>
+        <w:rPr>
+          <w:rFonts w:hint="eastAsia"/>
+        </w:rPr>
+        <w:t>每类指标预置多组参数候选，例如：</w:t>
+      </w:r>
+    </w:p>
+    <w:p>
+      <w:pPr>
+        <w:keepNext w:val="0"/>
+        <w:keepLines w:val="0"/>
+        <w:widowControl/>
+        <w:suppressLineNumbers w:val="0"/>
+        <w:rPr>
+          <w:rFonts w:hint="eastAsia"/>
+        </w:rPr>
+      </w:pPr>
+    </w:p>
+    <w:p>
+      <w:pPr>
+        <w:keepNext w:val="0"/>
+        <w:keepLines w:val="0"/>
+        <w:widowControl/>
+        <w:suppressLineNumbers w:val="0"/>
+        <w:rPr>
+          <w:rFonts w:hint="eastAsia"/>
+        </w:rPr>
+      </w:pPr>
+      <w:r>
+        <w:rPr>
+          <w:rFonts w:hint="eastAsia"/>
+        </w:rPr>
         <w:t>MA：</w:t>
       </w:r>
     </w:p>
     <w:p>
       <w:pPr>
-        <w:pStyle w:val="6"/>
-        <w:keepNext w:val="0"/>
-        <w:keepLines w:val="0"/>
-        <w:widowControl/>
-        <w:suppressLineNumbers w:val="0"/>
-        <w:ind w:left="720"/>
-      </w:pPr>
-      <w:r>
-        <w:t>5</w:t>
-      </w:r>
-    </w:p>
-    <w:p>
-      <w:pPr>
-        <w:pStyle w:val="6"/>
-        <w:keepNext w:val="0"/>
-        <w:keepLines w:val="0"/>
-        <w:widowControl/>
-        <w:suppressLineNumbers w:val="0"/>
-        <w:ind w:left="720"/>
-      </w:pPr>
-      <w:r>
-        <w:t>10</w:t>
-      </w:r>
-    </w:p>
-    <w:p>
-      <w:pPr>
-        <w:pStyle w:val="6"/>
-        <w:keepNext w:val="0"/>
-        <w:keepLines w:val="0"/>
-        <w:widowControl/>
-        <w:suppressLineNumbers w:val="0"/>
-        <w:ind w:left="720"/>
-      </w:pPr>
-      <w:r>
-        <w:t>20</w:t>
-      </w:r>
-    </w:p>
-    <w:p>
-      <w:pPr>
-        <w:pStyle w:val="6"/>
-        <w:keepNext w:val="0"/>
-        <w:keepLines w:val="0"/>
-        <w:widowControl/>
-        <w:suppressLineNumbers w:val="0"/>
-        <w:ind w:left="720"/>
-      </w:pPr>
-      <w:r>
-        <w:t>60</w:t>
-      </w:r>
-    </w:p>
-    <w:p>
-      <w:pPr>
-        <w:pStyle w:val="6"/>
-        <w:keepNext w:val="0"/>
-        <w:keepLines w:val="0"/>
-        <w:widowControl/>
-        <w:suppressLineNumbers w:val="0"/>
-      </w:pPr>
-      <w:r>
+        <w:keepNext w:val="0"/>
+        <w:keepLines w:val="0"/>
+        <w:widowControl/>
+        <w:suppressLineNumbers w:val="0"/>
+        <w:rPr>
+          <w:rFonts w:hint="eastAsia"/>
+        </w:rPr>
+      </w:pPr>
+      <w:r>
+        <w:rPr>
+          <w:rFonts w:hint="eastAsia"/>
+        </w:rPr>
+        <w:t>5、10、20、60</w:t>
+      </w:r>
+    </w:p>
+    <w:p>
+      <w:pPr>
+        <w:keepNext w:val="0"/>
+        <w:keepLines w:val="0"/>
+        <w:widowControl/>
+        <w:suppressLineNumbers w:val="0"/>
+        <w:rPr>
+          <w:rFonts w:hint="eastAsia"/>
+        </w:rPr>
+      </w:pPr>
+    </w:p>
+    <w:p>
+      <w:pPr>
+        <w:keepNext w:val="0"/>
+        <w:keepLines w:val="0"/>
+        <w:widowControl/>
+        <w:suppressLineNumbers w:val="0"/>
+        <w:rPr>
+          <w:rFonts w:hint="eastAsia"/>
+        </w:rPr>
+      </w:pPr>
+      <w:r>
+        <w:rPr>
+          <w:rFonts w:hint="eastAsia"/>
+        </w:rPr>
         <w:t>RSI：</w:t>
       </w:r>
     </w:p>
     <w:p>
       <w:pPr>
-        <w:pStyle w:val="6"/>
-        <w:keepNext w:val="0"/>
-        <w:keepLines w:val="0"/>
-        <w:widowControl/>
-        <w:suppressLineNumbers w:val="0"/>
-        <w:ind w:left="720"/>
-      </w:pPr>
-      <w:r>
-        <w:t>6</w:t>
-      </w:r>
-    </w:p>
-    <w:p>
-      <w:pPr>
-        <w:pStyle w:val="6"/>
-        <w:keepNext w:val="0"/>
-        <w:keepLines w:val="0"/>
-        <w:widowControl/>
-        <w:suppressLineNumbers w:val="0"/>
-        <w:ind w:left="720"/>
-      </w:pPr>
-      <w:r>
-        <w:t>12</w:t>
-      </w:r>
-    </w:p>
-    <w:p>
-      <w:pPr>
-        <w:pStyle w:val="6"/>
-        <w:keepNext w:val="0"/>
-        <w:keepLines w:val="0"/>
-        <w:widowControl/>
-        <w:suppressLineNumbers w:val="0"/>
-        <w:ind w:left="720"/>
-        <w:rPr>
-          <w:rFonts w:hint="eastAsia" w:eastAsiaTheme="minorEastAsia"/>
-          <w:lang w:val="en-US" w:eastAsia="zh-CN"/>
-        </w:rPr>
-      </w:pPr>
-      <w:r>
-        <w:t>24</w:t>
-      </w:r>
-      <w:r>
-        <w:rPr>
-          <w:rFonts w:hint="eastAsia"/>
-          <w:lang w:val="en-US" w:eastAsia="zh-CN"/>
-        </w:rPr>
-        <w:t xml:space="preserve"> </w:t>
-      </w:r>
-    </w:p>
-    <w:p>
-      <w:pPr>
-        <w:keepNext w:val="0"/>
-        <w:keepLines w:val="0"/>
-        <w:widowControl/>
-        <w:suppressLineNumbers w:val="0"/>
-      </w:pPr>
+        <w:keepNext w:val="0"/>
+        <w:keepLines w:val="0"/>
+        <w:widowControl/>
+        <w:suppressLineNumbers w:val="0"/>
+        <w:rPr>
+          <w:rFonts w:hint="eastAsia"/>
+        </w:rPr>
+      </w:pPr>
+      <w:r>
+        <w:rPr>
+          <w:rFonts w:hint="eastAsia"/>
+        </w:rPr>
+        <w:t>6、12、24</w:t>
+      </w:r>
+    </w:p>
+    <w:p>
+      <w:pPr>
+        <w:keepNext w:val="0"/>
+        <w:keepLines w:val="0"/>
+        <w:widowControl/>
+        <w:suppressLineNumbers w:val="0"/>
+        <w:rPr>
+          <w:rFonts w:hint="eastAsia"/>
+        </w:rPr>
+      </w:pPr>
+    </w:p>
+    <w:p>
+      <w:pPr>
+        <w:keepNext w:val="0"/>
+        <w:keepLines w:val="0"/>
+        <w:widowControl/>
+        <w:suppressLineNumbers w:val="0"/>
+        <w:rPr>
+          <w:rFonts w:hint="eastAsia"/>
+        </w:rPr>
+      </w:pPr>
+      <w:r>
+        <w:rPr>
+          <w:rFonts w:hint="eastAsia"/>
+        </w:rPr>
+        <w:t>MACD：</w:t>
+      </w:r>
+    </w:p>
+    <w:p>
+      <w:pPr>
+        <w:keepNext w:val="0"/>
+        <w:keepLines w:val="0"/>
+        <w:widowControl/>
+        <w:suppressLineNumbers w:val="0"/>
+        <w:rPr>
+          <w:rFonts w:hint="eastAsia"/>
+        </w:rPr>
+      </w:pPr>
+      <w:r>
+        <w:rPr>
+          <w:rFonts w:hint="eastAsia"/>
+        </w:rPr>
+        <w:t>(6,13,5)</w:t>
+      </w:r>
+    </w:p>
+    <w:p>
+      <w:pPr>
+        <w:keepNext w:val="0"/>
+        <w:keepLines w:val="0"/>
+        <w:widowControl/>
+        <w:suppressLineNumbers w:val="0"/>
+        <w:rPr>
+          <w:rFonts w:hint="eastAsia"/>
+        </w:rPr>
+      </w:pPr>
+      <w:r>
+        <w:rPr>
+          <w:rFonts w:hint="eastAsia"/>
+        </w:rPr>
+        <w:t>(12,26,9)</w:t>
+      </w:r>
+    </w:p>
+    <w:p>
+      <w:pPr>
+        <w:keepNext w:val="0"/>
+        <w:keepLines w:val="0"/>
+        <w:widowControl/>
+        <w:suppressLineNumbers w:val="0"/>
+        <w:rPr>
+          <w:rFonts w:hint="eastAsia"/>
+        </w:rPr>
+      </w:pPr>
+      <w:r>
+        <w:rPr>
+          <w:rFonts w:hint="eastAsia"/>
+        </w:rPr>
+        <w:t>(24,52,18)</w:t>
+      </w:r>
+    </w:p>
+    <w:p>
+      <w:pPr>
+        <w:keepNext w:val="0"/>
+        <w:keepLines w:val="0"/>
+        <w:widowControl/>
+        <w:suppressLineNumbers w:val="0"/>
+        <w:rPr>
+          <w:rFonts w:hint="eastAsia"/>
+        </w:rPr>
+      </w:pPr>
+    </w:p>
+    <w:p>
+      <w:pPr>
+        <w:keepNext w:val="0"/>
+        <w:keepLines w:val="0"/>
+        <w:widowControl/>
+        <w:suppressLineNumbers w:val="0"/>
+        <w:rPr>
+          <w:rFonts w:hint="eastAsia"/>
+        </w:rPr>
+      </w:pPr>
+      <w:r>
+        <w:rPr>
+          <w:rFonts w:hint="eastAsia"/>
+        </w:rPr>
+        <w:t>最终形成规模化指标候选池，</w:t>
+      </w:r>
+    </w:p>
+    <w:p>
+      <w:pPr>
+        <w:keepNext w:val="0"/>
+        <w:keepLines w:val="0"/>
+        <w:widowControl/>
+        <w:suppressLineNumbers w:val="0"/>
+      </w:pPr>
+      <w:r>
+        <w:rPr>
+          <w:rFonts w:hint="eastAsia"/>
+        </w:rPr>
+        <w:t>由遗传算法自动完成指标筛选与参数优化。</w:t>
+      </w:r>
       <w:r>
         <w:pict>
           <v:rect id="_x0000_i1060" o:spt="1" style="height:1.5pt;width:432pt;" fillcolor="#A0A0A0" filled="t" stroked="f" coordsize="21600,21600" o:hr="t" o:hrstd="t" o:hralign="center">
@@ -3488,78 +3804,850 @@
     </w:p>
     <w:p>
       <w:pPr>
-        <w:pStyle w:val="6"/>
-        <w:keepNext w:val="0"/>
-        <w:keepLines w:val="0"/>
-        <w:widowControl/>
-        <w:suppressLineNumbers w:val="0"/>
-      </w:pPr>
-      <w:r>
-        <w:t>包含：</w:t>
-      </w:r>
-    </w:p>
-    <w:p>
-      <w:pPr>
-        <w:pStyle w:val="6"/>
-        <w:keepNext w:val="0"/>
-        <w:keepLines w:val="0"/>
-        <w:widowControl/>
-        <w:suppressLineNumbers w:val="0"/>
-        <w:ind w:left="720"/>
-      </w:pPr>
-      <w:r>
-        <w:t>指标是否启用</w:t>
-      </w:r>
-    </w:p>
-    <w:p>
-      <w:pPr>
-        <w:pStyle w:val="6"/>
-        <w:keepNext w:val="0"/>
-        <w:keepLines w:val="0"/>
-        <w:widowControl/>
-        <w:suppressLineNumbers w:val="0"/>
-        <w:ind w:left="720"/>
-      </w:pPr>
-      <w:r>
-        <w:t>指标参数</w:t>
-      </w:r>
-    </w:p>
-    <w:p>
-      <w:pPr>
-        <w:pStyle w:val="6"/>
-        <w:keepNext w:val="0"/>
-        <w:keepLines w:val="0"/>
-        <w:widowControl/>
-        <w:suppressLineNumbers w:val="0"/>
-        <w:ind w:left="720"/>
-      </w:pPr>
-      <w:r>
-        <w:t>指标权重</w:t>
-      </w:r>
-    </w:p>
-    <w:p>
-      <w:pPr>
-        <w:pStyle w:val="6"/>
-        <w:keepNext w:val="0"/>
-        <w:keepLines w:val="0"/>
-        <w:widowControl/>
-        <w:suppressLineNumbers w:val="0"/>
-        <w:ind w:left="720"/>
-      </w:pPr>
-      <w:r>
+        <w:keepNext w:val="0"/>
+        <w:keepLines w:val="0"/>
+        <w:widowControl/>
+        <w:suppressLineNumbers w:val="0"/>
+        <w:rPr>
+          <w:rFonts w:hint="eastAsia"/>
+        </w:rPr>
+      </w:pPr>
+      <w:r>
+        <w:rPr>
+          <w:rFonts w:hint="eastAsia"/>
+        </w:rPr>
+        <w:t>每个染色体对应一套完整交易策略。</w:t>
+      </w:r>
+    </w:p>
+    <w:p>
+      <w:pPr>
+        <w:keepNext w:val="0"/>
+        <w:keepLines w:val="0"/>
+        <w:widowControl/>
+        <w:suppressLineNumbers w:val="0"/>
+        <w:rPr>
+          <w:rFonts w:hint="eastAsia"/>
+        </w:rPr>
+      </w:pPr>
+    </w:p>
+    <w:p>
+      <w:pPr>
+        <w:keepNext w:val="0"/>
+        <w:keepLines w:val="0"/>
+        <w:widowControl/>
+        <w:suppressLineNumbers w:val="0"/>
+        <w:rPr>
+          <w:rFonts w:hint="eastAsia"/>
+        </w:rPr>
+      </w:pPr>
+      <w:r>
+        <w:rPr>
+          <w:rFonts w:hint="eastAsia"/>
+        </w:rPr>
+        <w:t>编码包含四个维度：</w:t>
+      </w:r>
+    </w:p>
+    <w:p>
+      <w:pPr>
+        <w:keepNext w:val="0"/>
+        <w:keepLines w:val="0"/>
+        <w:widowControl/>
+        <w:suppressLineNumbers w:val="0"/>
+        <w:rPr>
+          <w:rFonts w:hint="eastAsia"/>
+        </w:rPr>
+      </w:pPr>
+    </w:p>
+    <w:p>
+      <w:pPr>
+        <w:keepNext w:val="0"/>
+        <w:keepLines w:val="0"/>
+        <w:widowControl/>
+        <w:suppressLineNumbers w:val="0"/>
+        <w:rPr>
+          <w:rFonts w:hint="eastAsia"/>
+        </w:rPr>
+      </w:pPr>
+      <w:r>
+        <w:rPr>
+          <w:rFonts w:hint="eastAsia"/>
+        </w:rPr>
+        <w:t>（1）指标选择掩码</w:t>
+      </w:r>
+    </w:p>
+    <w:p>
+      <w:pPr>
+        <w:keepNext w:val="0"/>
+        <w:keepLines w:val="0"/>
+        <w:widowControl/>
+        <w:suppressLineNumbers w:val="0"/>
+        <w:rPr>
+          <w:rFonts w:hint="eastAsia"/>
+        </w:rPr>
+      </w:pPr>
+      <w:r>
+        <w:rPr>
+          <w:rFonts w:hint="eastAsia"/>
+        </w:rPr>
+        <w:t>采用二进制编码控制候选池中指标是否启用，</w:t>
+      </w:r>
+    </w:p>
+    <w:p>
+      <w:pPr>
+        <w:keepNext w:val="0"/>
+        <w:keepLines w:val="0"/>
+        <w:widowControl/>
+        <w:suppressLineNumbers w:val="0"/>
+        <w:rPr>
+          <w:rFonts w:hint="eastAsia"/>
+        </w:rPr>
+      </w:pPr>
+      <w:r>
+        <w:rPr>
+          <w:rFonts w:hint="eastAsia"/>
+        </w:rPr>
+        <w:t>自动剔除无效指标。</w:t>
+      </w:r>
+    </w:p>
+    <w:p>
+      <w:pPr>
+        <w:keepNext w:val="0"/>
+        <w:keepLines w:val="0"/>
+        <w:widowControl/>
+        <w:suppressLineNumbers w:val="0"/>
+        <w:rPr>
+          <w:rFonts w:hint="eastAsia"/>
+        </w:rPr>
+      </w:pPr>
+    </w:p>
+    <w:p>
+      <w:pPr>
+        <w:keepNext w:val="0"/>
+        <w:keepLines w:val="0"/>
+        <w:widowControl/>
+        <w:suppressLineNumbers w:val="0"/>
+        <w:rPr>
+          <w:rFonts w:hint="eastAsia"/>
+        </w:rPr>
+      </w:pPr>
+      <w:r>
+        <w:rPr>
+          <w:rFonts w:hint="eastAsia"/>
+        </w:rPr>
+        <w:t>例如：</w:t>
+      </w:r>
+    </w:p>
+    <w:p>
+      <w:pPr>
+        <w:keepNext w:val="0"/>
+        <w:keepLines w:val="0"/>
+        <w:widowControl/>
+        <w:suppressLineNumbers w:val="0"/>
+        <w:rPr>
+          <w:rFonts w:hint="eastAsia"/>
+        </w:rPr>
+      </w:pPr>
+    </w:p>
+    <w:p>
+      <w:pPr>
+        <w:keepNext w:val="0"/>
+        <w:keepLines w:val="0"/>
+        <w:widowControl/>
+        <w:suppressLineNumbers w:val="0"/>
+        <w:rPr>
+          <w:rFonts w:hint="eastAsia"/>
+        </w:rPr>
+      </w:pPr>
+      <w:r>
+        <w:rPr>
+          <w:rFonts w:hint="eastAsia"/>
+        </w:rPr>
+        <w:t>101101001</w:t>
+      </w:r>
+    </w:p>
+    <w:p>
+      <w:pPr>
+        <w:keepNext w:val="0"/>
+        <w:keepLines w:val="0"/>
+        <w:widowControl/>
+        <w:suppressLineNumbers w:val="0"/>
+        <w:rPr>
+          <w:rFonts w:hint="eastAsia"/>
+        </w:rPr>
+      </w:pPr>
+    </w:p>
+    <w:p>
+      <w:pPr>
+        <w:keepNext w:val="0"/>
+        <w:keepLines w:val="0"/>
+        <w:widowControl/>
+        <w:suppressLineNumbers w:val="0"/>
+        <w:rPr>
+          <w:rFonts w:hint="eastAsia"/>
+        </w:rPr>
+      </w:pPr>
+      <w:r>
+        <w:rPr>
+          <w:rFonts w:hint="eastAsia"/>
+        </w:rPr>
+        <w:t>表示：</w:t>
+      </w:r>
+    </w:p>
+    <w:p>
+      <w:pPr>
+        <w:keepNext w:val="0"/>
+        <w:keepLines w:val="0"/>
+        <w:widowControl/>
+        <w:suppressLineNumbers w:val="0"/>
+        <w:rPr>
+          <w:rFonts w:hint="eastAsia"/>
+        </w:rPr>
+      </w:pPr>
+    </w:p>
+    <w:p>
+      <w:pPr>
+        <w:keepNext w:val="0"/>
+        <w:keepLines w:val="0"/>
+        <w:widowControl/>
+        <w:suppressLineNumbers w:val="0"/>
+        <w:rPr>
+          <w:rFonts w:hint="eastAsia"/>
+        </w:rPr>
+      </w:pPr>
+      <w:r>
+        <w:rPr>
+          <w:rFonts w:hint="eastAsia"/>
+        </w:rPr>
+        <w:t>启用：</w:t>
+      </w:r>
+    </w:p>
+    <w:p>
+      <w:pPr>
+        <w:keepNext w:val="0"/>
+        <w:keepLines w:val="0"/>
+        <w:widowControl/>
+        <w:suppressLineNumbers w:val="0"/>
+        <w:rPr>
+          <w:rFonts w:hint="eastAsia"/>
+        </w:rPr>
+      </w:pPr>
+      <w:r>
+        <w:rPr>
+          <w:rFonts w:hint="eastAsia"/>
+        </w:rPr>
+        <w:t>MA</w:t>
+      </w:r>
+    </w:p>
+    <w:p>
+      <w:pPr>
+        <w:keepNext w:val="0"/>
+        <w:keepLines w:val="0"/>
+        <w:widowControl/>
+        <w:suppressLineNumbers w:val="0"/>
+        <w:rPr>
+          <w:rFonts w:hint="eastAsia"/>
+        </w:rPr>
+      </w:pPr>
+      <w:r>
+        <w:rPr>
+          <w:rFonts w:hint="eastAsia"/>
+        </w:rPr>
+        <w:t>RSI</w:t>
+      </w:r>
+    </w:p>
+    <w:p>
+      <w:pPr>
+        <w:keepNext w:val="0"/>
+        <w:keepLines w:val="0"/>
+        <w:widowControl/>
+        <w:suppressLineNumbers w:val="0"/>
+        <w:rPr>
+          <w:rFonts w:hint="eastAsia"/>
+        </w:rPr>
+      </w:pPr>
+      <w:r>
+        <w:rPr>
+          <w:rFonts w:hint="eastAsia"/>
+        </w:rPr>
+        <w:t>BOLL</w:t>
+      </w:r>
+    </w:p>
+    <w:p>
+      <w:pPr>
+        <w:keepNext w:val="0"/>
+        <w:keepLines w:val="0"/>
+        <w:widowControl/>
+        <w:suppressLineNumbers w:val="0"/>
+        <w:rPr>
+          <w:rFonts w:hint="eastAsia"/>
+        </w:rPr>
+      </w:pPr>
+      <w:r>
+        <w:rPr>
+          <w:rFonts w:hint="eastAsia"/>
+        </w:rPr>
+        <w:t>OBV</w:t>
+      </w:r>
+    </w:p>
+    <w:p>
+      <w:pPr>
+        <w:keepNext w:val="0"/>
+        <w:keepLines w:val="0"/>
+        <w:widowControl/>
+        <w:suppressLineNumbers w:val="0"/>
+        <w:rPr>
+          <w:rFonts w:hint="eastAsia"/>
+        </w:rPr>
+      </w:pPr>
+    </w:p>
+    <w:p>
+      <w:pPr>
+        <w:keepNext w:val="0"/>
+        <w:keepLines w:val="0"/>
+        <w:widowControl/>
+        <w:suppressLineNumbers w:val="0"/>
+        <w:rPr>
+          <w:rFonts w:hint="eastAsia"/>
+        </w:rPr>
+      </w:pPr>
+      <w:r>
+        <w:rPr>
+          <w:rFonts w:hint="eastAsia"/>
+        </w:rPr>
+        <w:t>关闭：</w:t>
+      </w:r>
+    </w:p>
+    <w:p>
+      <w:pPr>
+        <w:keepNext w:val="0"/>
+        <w:keepLines w:val="0"/>
+        <w:widowControl/>
+        <w:suppressLineNumbers w:val="0"/>
+        <w:rPr>
+          <w:rFonts w:hint="eastAsia"/>
+        </w:rPr>
+      </w:pPr>
+      <w:r>
+        <w:rPr>
+          <w:rFonts w:hint="eastAsia"/>
+        </w:rPr>
+        <w:t>MACD</w:t>
+      </w:r>
+    </w:p>
+    <w:p>
+      <w:pPr>
+        <w:keepNext w:val="0"/>
+        <w:keepLines w:val="0"/>
+        <w:widowControl/>
+        <w:suppressLineNumbers w:val="0"/>
+        <w:rPr>
+          <w:rFonts w:hint="eastAsia"/>
+        </w:rPr>
+      </w:pPr>
+      <w:r>
+        <w:rPr>
+          <w:rFonts w:hint="eastAsia"/>
+        </w:rPr>
+        <w:t>KDJ</w:t>
+      </w:r>
+    </w:p>
+    <w:p>
+      <w:pPr>
+        <w:keepNext w:val="0"/>
+        <w:keepLines w:val="0"/>
+        <w:widowControl/>
+        <w:suppressLineNumbers w:val="0"/>
+        <w:rPr>
+          <w:rFonts w:hint="eastAsia"/>
+        </w:rPr>
+      </w:pPr>
+      <w:r>
+        <w:rPr>
+          <w:rFonts w:hint="eastAsia"/>
+        </w:rPr>
+        <w:t>CCI</w:t>
+      </w:r>
+    </w:p>
+    <w:p>
+      <w:pPr>
+        <w:keepNext w:val="0"/>
+        <w:keepLines w:val="0"/>
+        <w:widowControl/>
+        <w:suppressLineNumbers w:val="0"/>
+        <w:rPr>
+          <w:rFonts w:hint="eastAsia"/>
+        </w:rPr>
+      </w:pPr>
+    </w:p>
+    <w:p>
+      <w:pPr>
+        <w:keepNext w:val="0"/>
+        <w:keepLines w:val="0"/>
+        <w:widowControl/>
+        <w:suppressLineNumbers w:val="0"/>
+        <w:rPr>
+          <w:rFonts w:hint="eastAsia"/>
+        </w:rPr>
+      </w:pPr>
+      <w:r>
+        <w:rPr>
+          <w:rFonts w:hint="eastAsia"/>
+        </w:rPr>
+        <w:t>（2）指标参数字典</w:t>
+      </w:r>
+    </w:p>
+    <w:p>
+      <w:pPr>
+        <w:keepNext w:val="0"/>
+        <w:keepLines w:val="0"/>
+        <w:widowControl/>
+        <w:suppressLineNumbers w:val="0"/>
+        <w:rPr>
+          <w:rFonts w:hint="eastAsia"/>
+        </w:rPr>
+      </w:pPr>
+    </w:p>
+    <w:p>
+      <w:pPr>
+        <w:keepNext w:val="0"/>
+        <w:keepLines w:val="0"/>
+        <w:widowControl/>
+        <w:suppressLineNumbers w:val="0"/>
+        <w:rPr>
+          <w:rFonts w:hint="eastAsia"/>
+        </w:rPr>
+      </w:pPr>
+      <w:r>
+        <w:rPr>
+          <w:rFonts w:hint="eastAsia"/>
+        </w:rPr>
+        <w:t>记录所有启用指标的运行参数。</w:t>
+      </w:r>
+    </w:p>
+    <w:p>
+      <w:pPr>
+        <w:keepNext w:val="0"/>
+        <w:keepLines w:val="0"/>
+        <w:widowControl/>
+        <w:suppressLineNumbers w:val="0"/>
+        <w:rPr>
+          <w:rFonts w:hint="eastAsia"/>
+        </w:rPr>
+      </w:pPr>
+    </w:p>
+    <w:p>
+      <w:pPr>
+        <w:keepNext w:val="0"/>
+        <w:keepLines w:val="0"/>
+        <w:widowControl/>
+        <w:suppressLineNumbers w:val="0"/>
+        <w:rPr>
+          <w:rFonts w:hint="eastAsia"/>
+        </w:rPr>
+      </w:pPr>
+      <w:r>
+        <w:rPr>
+          <w:rFonts w:hint="eastAsia"/>
+        </w:rPr>
+        <w:t>例如：</w:t>
+      </w:r>
+    </w:p>
+    <w:p>
+      <w:pPr>
+        <w:keepNext w:val="0"/>
+        <w:keepLines w:val="0"/>
+        <w:widowControl/>
+        <w:suppressLineNumbers w:val="0"/>
+        <w:rPr>
+          <w:rFonts w:hint="eastAsia"/>
+        </w:rPr>
+      </w:pPr>
+    </w:p>
+    <w:p>
+      <w:pPr>
+        <w:keepNext w:val="0"/>
+        <w:keepLines w:val="0"/>
+        <w:widowControl/>
+        <w:suppressLineNumbers w:val="0"/>
+        <w:rPr>
+          <w:rFonts w:hint="eastAsia"/>
+        </w:rPr>
+      </w:pPr>
+      <w:r>
+        <w:rPr>
+          <w:rFonts w:hint="eastAsia"/>
+        </w:rPr>
+        <w:t>MA=20</w:t>
+      </w:r>
+    </w:p>
+    <w:p>
+      <w:pPr>
+        <w:keepNext w:val="0"/>
+        <w:keepLines w:val="0"/>
+        <w:widowControl/>
+        <w:suppressLineNumbers w:val="0"/>
+        <w:rPr>
+          <w:rFonts w:hint="eastAsia"/>
+        </w:rPr>
+      </w:pPr>
+      <w:r>
+        <w:rPr>
+          <w:rFonts w:hint="eastAsia"/>
+        </w:rPr>
+        <w:t>RSI=14</w:t>
+      </w:r>
+    </w:p>
+    <w:p>
+      <w:pPr>
+        <w:keepNext w:val="0"/>
+        <w:keepLines w:val="0"/>
+        <w:widowControl/>
+        <w:suppressLineNumbers w:val="0"/>
+        <w:rPr>
+          <w:rFonts w:hint="eastAsia"/>
+        </w:rPr>
+      </w:pPr>
+      <w:r>
+        <w:rPr>
+          <w:rFonts w:hint="eastAsia"/>
+        </w:rPr>
+        <w:t>BOLL=20</w:t>
+      </w:r>
+    </w:p>
+    <w:p>
+      <w:pPr>
+        <w:keepNext w:val="0"/>
+        <w:keepLines w:val="0"/>
+        <w:widowControl/>
+        <w:suppressLineNumbers w:val="0"/>
+        <w:rPr>
+          <w:rFonts w:hint="eastAsia"/>
+        </w:rPr>
+      </w:pPr>
+      <w:r>
+        <w:rPr>
+          <w:rFonts w:hint="eastAsia"/>
+        </w:rPr>
+        <w:t>OBV=30</w:t>
+      </w:r>
+    </w:p>
+    <w:p>
+      <w:pPr>
+        <w:keepNext w:val="0"/>
+        <w:keepLines w:val="0"/>
+        <w:widowControl/>
+        <w:suppressLineNumbers w:val="0"/>
+        <w:rPr>
+          <w:rFonts w:hint="eastAsia"/>
+        </w:rPr>
+      </w:pPr>
+    </w:p>
+    <w:p>
+      <w:pPr>
+        <w:keepNext w:val="0"/>
+        <w:keepLines w:val="0"/>
+        <w:widowControl/>
+        <w:suppressLineNumbers w:val="0"/>
+        <w:rPr>
+          <w:rFonts w:hint="eastAsia"/>
+        </w:rPr>
+      </w:pPr>
+      <w:r>
+        <w:rPr>
+          <w:rFonts w:hint="eastAsia"/>
+        </w:rPr>
+        <w:t>（3）融合权重向量</w:t>
+      </w:r>
+    </w:p>
+    <w:p>
+      <w:pPr>
+        <w:keepNext w:val="0"/>
+        <w:keepLines w:val="0"/>
+        <w:widowControl/>
+        <w:suppressLineNumbers w:val="0"/>
+        <w:rPr>
+          <w:rFonts w:hint="eastAsia"/>
+        </w:rPr>
+      </w:pPr>
+    </w:p>
+    <w:p>
+      <w:pPr>
+        <w:keepNext w:val="0"/>
+        <w:keepLines w:val="0"/>
+        <w:widowControl/>
+        <w:suppressLineNumbers w:val="0"/>
+        <w:rPr>
+          <w:rFonts w:hint="eastAsia"/>
+        </w:rPr>
+      </w:pPr>
+      <w:r>
+        <w:rPr>
+          <w:rFonts w:hint="eastAsia"/>
+        </w:rPr>
+        <w:t>用于衡量各指标对最终决策的重要程度。</w:t>
+      </w:r>
+    </w:p>
+    <w:p>
+      <w:pPr>
+        <w:keepNext w:val="0"/>
+        <w:keepLines w:val="0"/>
+        <w:widowControl/>
+        <w:suppressLineNumbers w:val="0"/>
+        <w:rPr>
+          <w:rFonts w:hint="eastAsia"/>
+        </w:rPr>
+      </w:pPr>
+    </w:p>
+    <w:p>
+      <w:pPr>
+        <w:keepNext w:val="0"/>
+        <w:keepLines w:val="0"/>
+        <w:widowControl/>
+        <w:suppressLineNumbers w:val="0"/>
+        <w:rPr>
+          <w:rFonts w:hint="eastAsia"/>
+        </w:rPr>
+      </w:pPr>
+      <w:r>
+        <w:rPr>
+          <w:rFonts w:hint="eastAsia"/>
+        </w:rPr>
+        <w:t>例如：</w:t>
+      </w:r>
+    </w:p>
+    <w:p>
+      <w:pPr>
+        <w:keepNext w:val="0"/>
+        <w:keepLines w:val="0"/>
+        <w:widowControl/>
+        <w:suppressLineNumbers w:val="0"/>
+        <w:rPr>
+          <w:rFonts w:hint="eastAsia"/>
+        </w:rPr>
+      </w:pPr>
+    </w:p>
+    <w:p>
+      <w:pPr>
+        <w:keepNext w:val="0"/>
+        <w:keepLines w:val="0"/>
+        <w:widowControl/>
+        <w:suppressLineNumbers w:val="0"/>
+        <w:rPr>
+          <w:rFonts w:hint="eastAsia"/>
+        </w:rPr>
+      </w:pPr>
+      <w:r>
+        <w:rPr>
+          <w:rFonts w:hint="eastAsia"/>
+        </w:rPr>
+        <w:t>MA=0.25</w:t>
+      </w:r>
+    </w:p>
+    <w:p>
+      <w:pPr>
+        <w:keepNext w:val="0"/>
+        <w:keepLines w:val="0"/>
+        <w:widowControl/>
+        <w:suppressLineNumbers w:val="0"/>
+        <w:rPr>
+          <w:rFonts w:hint="eastAsia"/>
+        </w:rPr>
+      </w:pPr>
+      <w:r>
+        <w:rPr>
+          <w:rFonts w:hint="eastAsia"/>
+        </w:rPr>
+        <w:t>RSI=0.30</w:t>
+      </w:r>
+    </w:p>
+    <w:p>
+      <w:pPr>
+        <w:keepNext w:val="0"/>
+        <w:keepLines w:val="0"/>
+        <w:widowControl/>
+        <w:suppressLineNumbers w:val="0"/>
+        <w:rPr>
+          <w:rFonts w:hint="eastAsia"/>
+        </w:rPr>
+      </w:pPr>
+      <w:r>
+        <w:rPr>
+          <w:rFonts w:hint="eastAsia"/>
+        </w:rPr>
+        <w:t>BOLL=0.20</w:t>
+      </w:r>
+    </w:p>
+    <w:p>
+      <w:pPr>
+        <w:keepNext w:val="0"/>
+        <w:keepLines w:val="0"/>
+        <w:widowControl/>
+        <w:suppressLineNumbers w:val="0"/>
+        <w:rPr>
+          <w:rFonts w:hint="eastAsia"/>
+        </w:rPr>
+      </w:pPr>
+      <w:r>
+        <w:rPr>
+          <w:rFonts w:hint="eastAsia"/>
+        </w:rPr>
+        <w:t>OBV=0.25</w:t>
+      </w:r>
+    </w:p>
+    <w:p>
+      <w:pPr>
+        <w:keepNext w:val="0"/>
+        <w:keepLines w:val="0"/>
+        <w:widowControl/>
+        <w:suppressLineNumbers w:val="0"/>
+        <w:rPr>
+          <w:rFonts w:hint="eastAsia"/>
+        </w:rPr>
+      </w:pPr>
+    </w:p>
+    <w:p>
+      <w:pPr>
+        <w:keepNext w:val="0"/>
+        <w:keepLines w:val="0"/>
+        <w:widowControl/>
+        <w:suppressLineNumbers w:val="0"/>
+        <w:rPr>
+          <w:rFonts w:hint="eastAsia"/>
+        </w:rPr>
+      </w:pPr>
+      <w:r>
+        <w:rPr>
+          <w:rFonts w:hint="eastAsia"/>
+        </w:rPr>
+        <w:t>所有权重归一化：</w:t>
+      </w:r>
+    </w:p>
+    <w:p>
+      <w:pPr>
+        <w:keepNext w:val="0"/>
+        <w:keepLines w:val="0"/>
+        <w:widowControl/>
+        <w:suppressLineNumbers w:val="0"/>
+        <w:rPr>
+          <w:rFonts w:hint="eastAsia"/>
+        </w:rPr>
+      </w:pPr>
+    </w:p>
+    <w:p>
+      <w:pPr>
+        <w:keepNext w:val="0"/>
+        <w:keepLines w:val="0"/>
+        <w:widowControl/>
+        <w:suppressLineNumbers w:val="0"/>
+        <w:rPr>
+          <w:rFonts w:hint="eastAsia"/>
+        </w:rPr>
+      </w:pPr>
+      <w:r>
+        <w:rPr>
+          <w:rFonts w:hint="eastAsia"/>
+        </w:rPr>
+        <w:t>Σwi=1</w:t>
+      </w:r>
+    </w:p>
+    <w:p>
+      <w:pPr>
+        <w:keepNext w:val="0"/>
+        <w:keepLines w:val="0"/>
+        <w:widowControl/>
+        <w:suppressLineNumbers w:val="0"/>
+        <w:rPr>
+          <w:rFonts w:hint="eastAsia"/>
+        </w:rPr>
+      </w:pPr>
+    </w:p>
+    <w:p>
+      <w:pPr>
+        <w:keepNext w:val="0"/>
+        <w:keepLines w:val="0"/>
+        <w:widowControl/>
+        <w:suppressLineNumbers w:val="0"/>
+        <w:rPr>
+          <w:rFonts w:hint="eastAsia"/>
+        </w:rPr>
+      </w:pPr>
+      <w:r>
+        <w:rPr>
+          <w:rFonts w:hint="eastAsia"/>
+        </w:rPr>
+        <w:t>（4）交易阈值</w:t>
+      </w:r>
+    </w:p>
+    <w:p>
+      <w:pPr>
+        <w:keepNext w:val="0"/>
+        <w:keepLines w:val="0"/>
+        <w:widowControl/>
+        <w:suppressLineNumbers w:val="0"/>
+        <w:rPr>
+          <w:rFonts w:hint="eastAsia"/>
+        </w:rPr>
+      </w:pPr>
+    </w:p>
+    <w:p>
+      <w:pPr>
+        <w:keepNext w:val="0"/>
+        <w:keepLines w:val="0"/>
+        <w:widowControl/>
+        <w:suppressLineNumbers w:val="0"/>
+        <w:rPr>
+          <w:rFonts w:hint="eastAsia"/>
+        </w:rPr>
+      </w:pPr>
+      <w:r>
+        <w:rPr>
+          <w:rFonts w:hint="eastAsia"/>
+        </w:rPr>
+        <w:t>包括：</w:t>
+      </w:r>
+    </w:p>
+    <w:p>
+      <w:pPr>
+        <w:keepNext w:val="0"/>
+        <w:keepLines w:val="0"/>
+        <w:widowControl/>
+        <w:suppressLineNumbers w:val="0"/>
+        <w:rPr>
+          <w:rFonts w:hint="eastAsia"/>
+        </w:rPr>
+      </w:pPr>
+    </w:p>
+    <w:p>
+      <w:pPr>
+        <w:keepNext w:val="0"/>
+        <w:keepLines w:val="0"/>
+        <w:widowControl/>
+        <w:suppressLineNumbers w:val="0"/>
+        <w:rPr>
+          <w:rFonts w:hint="eastAsia"/>
+        </w:rPr>
+      </w:pPr>
+      <w:r>
+        <w:rPr>
+          <w:rFonts w:hint="eastAsia"/>
+        </w:rPr>
         <w:t>买入阈值</w:t>
       </w:r>
     </w:p>
     <w:p>
       <w:pPr>
-        <w:pStyle w:val="6"/>
-        <w:keepNext w:val="0"/>
-        <w:keepLines w:val="0"/>
-        <w:widowControl/>
-        <w:suppressLineNumbers w:val="0"/>
-        <w:ind w:left="720"/>
-      </w:pPr>
-      <w:r>
+        <w:keepNext w:val="0"/>
+        <w:keepLines w:val="0"/>
+        <w:widowControl/>
+        <w:suppressLineNumbers w:val="0"/>
+        <w:rPr>
+          <w:rFonts w:hint="eastAsia"/>
+        </w:rPr>
+      </w:pPr>
+      <w:r>
+        <w:rPr>
+          <w:rFonts w:hint="eastAsia"/>
+        </w:rPr>
         <w:t>卖出阈值</w:t>
       </w:r>
     </w:p>
@@ -3569,7 +4657,69 @@
         <w:keepLines w:val="0"/>
         <w:widowControl/>
         <w:suppressLineNumbers w:val="0"/>
-      </w:pPr>
+        <w:rPr>
+          <w:rFonts w:hint="eastAsia"/>
+        </w:rPr>
+      </w:pPr>
+    </w:p>
+    <w:p>
+      <w:pPr>
+        <w:keepNext w:val="0"/>
+        <w:keepLines w:val="0"/>
+        <w:widowControl/>
+        <w:suppressLineNumbers w:val="0"/>
+        <w:rPr>
+          <w:rFonts w:hint="eastAsia"/>
+        </w:rPr>
+      </w:pPr>
+      <w:r>
+        <w:rPr>
+          <w:rFonts w:hint="eastAsia"/>
+        </w:rPr>
+        <w:t>例如：</w:t>
+      </w:r>
+    </w:p>
+    <w:p>
+      <w:pPr>
+        <w:keepNext w:val="0"/>
+        <w:keepLines w:val="0"/>
+        <w:widowControl/>
+        <w:suppressLineNumbers w:val="0"/>
+        <w:rPr>
+          <w:rFonts w:hint="eastAsia"/>
+        </w:rPr>
+      </w:pPr>
+    </w:p>
+    <w:p>
+      <w:pPr>
+        <w:keepNext w:val="0"/>
+        <w:keepLines w:val="0"/>
+        <w:widowControl/>
+        <w:suppressLineNumbers w:val="0"/>
+        <w:rPr>
+          <w:rFonts w:hint="eastAsia"/>
+        </w:rPr>
+      </w:pPr>
+      <w:r>
+        <w:rPr>
+          <w:rFonts w:hint="eastAsia"/>
+        </w:rPr>
+        <w:t>BuyThreshold=0.75</w:t>
+      </w:r>
+    </w:p>
+    <w:p>
+      <w:pPr>
+        <w:keepNext w:val="0"/>
+        <w:keepLines w:val="0"/>
+        <w:widowControl/>
+        <w:suppressLineNumbers w:val="0"/>
+      </w:pPr>
+      <w:r>
+        <w:rPr>
+          <w:rFonts w:hint="eastAsia"/>
+        </w:rPr>
+        <w:t>SellThreshold=0.35</w:t>
+      </w:r>
       <w:r>
         <w:pict>
           <v:rect id="_x0000_i1062" o:spt="1" style="height:1.5pt;width:432pt;" fillcolor="#A0A0A0" filled="t" stroked="f" coordsize="21600,21600" o:hr="t" o:hrstd="t" o:hralign="center">
@@ -3598,88 +4748,428 @@
     </w:p>
     <w:p>
       <w:pPr>
-        <w:pStyle w:val="6"/>
-        <w:keepNext w:val="0"/>
-        <w:keepLines w:val="0"/>
-        <w:widowControl/>
-        <w:suppressLineNumbers w:val="0"/>
-      </w:pPr>
-      <w:r>
-        <w:t>综合考虑：</w:t>
-      </w:r>
-    </w:p>
-    <w:p>
-      <w:pPr>
-        <w:pStyle w:val="6"/>
-        <w:keepNext w:val="0"/>
-        <w:keepLines w:val="0"/>
-        <w:widowControl/>
-        <w:suppressLineNumbers w:val="0"/>
-        <w:ind w:left="720"/>
-      </w:pPr>
-      <w:r>
+        <w:keepNext w:val="0"/>
+        <w:keepLines w:val="0"/>
+        <w:widowControl/>
+        <w:suppressLineNumbers w:val="0"/>
+        <w:rPr>
+          <w:rFonts w:hint="eastAsia"/>
+        </w:rPr>
+      </w:pPr>
+      <w:r>
+        <w:rPr>
+          <w:rFonts w:hint="eastAsia"/>
+        </w:rPr>
+        <w:t>适应度函数采用多目标综合评价模型：</w:t>
+      </w:r>
+    </w:p>
+    <w:p>
+      <w:pPr>
+        <w:keepNext w:val="0"/>
+        <w:keepLines w:val="0"/>
+        <w:widowControl/>
+        <w:suppressLineNumbers w:val="0"/>
+        <w:rPr>
+          <w:rFonts w:hint="eastAsia"/>
+        </w:rPr>
+      </w:pPr>
+    </w:p>
+    <w:p>
+      <w:pPr>
+        <w:keepNext w:val="0"/>
+        <w:keepLines w:val="0"/>
+        <w:widowControl/>
+        <w:suppressLineNumbers w:val="0"/>
+        <w:rPr>
+          <w:rFonts w:hint="eastAsia"/>
+        </w:rPr>
+      </w:pPr>
+      <w:r>
+        <w:rPr>
+          <w:rFonts w:hint="eastAsia"/>
+        </w:rPr>
+        <w:t>Fitness =</w:t>
+      </w:r>
+    </w:p>
+    <w:p>
+      <w:pPr>
+        <w:keepNext w:val="0"/>
+        <w:keepLines w:val="0"/>
+        <w:widowControl/>
+        <w:suppressLineNumbers w:val="0"/>
+        <w:rPr>
+          <w:rFonts w:hint="eastAsia"/>
+        </w:rPr>
+      </w:pPr>
+      <w:r>
+        <w:rPr>
+          <w:rFonts w:hint="eastAsia"/>
+        </w:rPr>
+        <w:t>w1 × AnnualReturn</w:t>
+      </w:r>
+    </w:p>
+    <w:p>
+      <w:pPr>
+        <w:keepNext w:val="0"/>
+        <w:keepLines w:val="0"/>
+        <w:widowControl/>
+        <w:suppressLineNumbers w:val="0"/>
+        <w:rPr>
+          <w:rFonts w:hint="eastAsia"/>
+        </w:rPr>
+      </w:pPr>
+      <w:r>
+        <w:rPr>
+          <w:rFonts w:hint="eastAsia"/>
+        </w:rPr>
+        <w:t>− w2 × MaxDrawdown</w:t>
+      </w:r>
+    </w:p>
+    <w:p>
+      <w:pPr>
+        <w:keepNext w:val="0"/>
+        <w:keepLines w:val="0"/>
+        <w:widowControl/>
+        <w:suppressLineNumbers w:val="0"/>
+        <w:rPr>
+          <w:rFonts w:hint="eastAsia"/>
+        </w:rPr>
+      </w:pPr>
+      <w:r>
+        <w:rPr>
+          <w:rFonts w:hint="eastAsia"/>
+        </w:rPr>
+        <w:t>+ w3 × SharpeRatio</w:t>
+      </w:r>
+    </w:p>
+    <w:p>
+      <w:pPr>
+        <w:keepNext w:val="0"/>
+        <w:keepLines w:val="0"/>
+        <w:widowControl/>
+        <w:suppressLineNumbers w:val="0"/>
+        <w:rPr>
+          <w:rFonts w:hint="eastAsia"/>
+        </w:rPr>
+      </w:pPr>
+      <w:r>
+        <w:rPr>
+          <w:rFonts w:hint="eastAsia"/>
+        </w:rPr>
+        <w:t>+ w4 × WinRate</w:t>
+      </w:r>
+    </w:p>
+    <w:p>
+      <w:pPr>
+        <w:keepNext w:val="0"/>
+        <w:keepLines w:val="0"/>
+        <w:widowControl/>
+        <w:suppressLineNumbers w:val="0"/>
+        <w:rPr>
+          <w:rFonts w:hint="eastAsia"/>
+        </w:rPr>
+      </w:pPr>
+      <w:r>
+        <w:rPr>
+          <w:rFonts w:hint="eastAsia"/>
+        </w:rPr>
+        <w:t>+ w5 × ProfitLossRatio</w:t>
+      </w:r>
+    </w:p>
+    <w:p>
+      <w:pPr>
+        <w:keepNext w:val="0"/>
+        <w:keepLines w:val="0"/>
+        <w:widowControl/>
+        <w:suppressLineNumbers w:val="0"/>
+        <w:rPr>
+          <w:rFonts w:hint="eastAsia"/>
+        </w:rPr>
+      </w:pPr>
+    </w:p>
+    <w:p>
+      <w:pPr>
+        <w:keepNext w:val="0"/>
+        <w:keepLines w:val="0"/>
+        <w:widowControl/>
+        <w:suppressLineNumbers w:val="0"/>
+        <w:rPr>
+          <w:rFonts w:hint="eastAsia"/>
+        </w:rPr>
+      </w:pPr>
+      <w:r>
+        <w:rPr>
+          <w:rFonts w:hint="eastAsia"/>
+        </w:rPr>
+        <w:t>其中：</w:t>
+      </w:r>
+    </w:p>
+    <w:p>
+      <w:pPr>
+        <w:keepNext w:val="0"/>
+        <w:keepLines w:val="0"/>
+        <w:widowControl/>
+        <w:suppressLineNumbers w:val="0"/>
+        <w:rPr>
+          <w:rFonts w:hint="eastAsia"/>
+        </w:rPr>
+      </w:pPr>
+    </w:p>
+    <w:p>
+      <w:pPr>
+        <w:keepNext w:val="0"/>
+        <w:keepLines w:val="0"/>
+        <w:widowControl/>
+        <w:suppressLineNumbers w:val="0"/>
+        <w:rPr>
+          <w:rFonts w:hint="eastAsia"/>
+        </w:rPr>
+      </w:pPr>
+      <w:r>
+        <w:rPr>
+          <w:rFonts w:hint="eastAsia"/>
+        </w:rPr>
+        <w:t>AnnualReturn：</w:t>
+      </w:r>
+    </w:p>
+    <w:p>
+      <w:pPr>
+        <w:keepNext w:val="0"/>
+        <w:keepLines w:val="0"/>
+        <w:widowControl/>
+        <w:suppressLineNumbers w:val="0"/>
+        <w:rPr>
+          <w:rFonts w:hint="eastAsia"/>
+        </w:rPr>
+      </w:pPr>
+      <w:r>
+        <w:rPr>
+          <w:rFonts w:hint="eastAsia"/>
+        </w:rPr>
         <w:t>年化收益率</w:t>
       </w:r>
     </w:p>
     <w:p>
       <w:pPr>
-        <w:pStyle w:val="6"/>
-        <w:keepNext w:val="0"/>
-        <w:keepLines w:val="0"/>
-        <w:widowControl/>
-        <w:suppressLineNumbers w:val="0"/>
-        <w:ind w:left="720"/>
-      </w:pPr>
-      <w:r>
+        <w:keepNext w:val="0"/>
+        <w:keepLines w:val="0"/>
+        <w:widowControl/>
+        <w:suppressLineNumbers w:val="0"/>
+        <w:rPr>
+          <w:rFonts w:hint="eastAsia"/>
+        </w:rPr>
+      </w:pPr>
+    </w:p>
+    <w:p>
+      <w:pPr>
+        <w:keepNext w:val="0"/>
+        <w:keepLines w:val="0"/>
+        <w:widowControl/>
+        <w:suppressLineNumbers w:val="0"/>
+        <w:rPr>
+          <w:rFonts w:hint="eastAsia"/>
+        </w:rPr>
+      </w:pPr>
+      <w:r>
+        <w:rPr>
+          <w:rFonts w:hint="eastAsia"/>
+        </w:rPr>
+        <w:t>MaxDrawdown：</w:t>
+      </w:r>
+    </w:p>
+    <w:p>
+      <w:pPr>
+        <w:keepNext w:val="0"/>
+        <w:keepLines w:val="0"/>
+        <w:widowControl/>
+        <w:suppressLineNumbers w:val="0"/>
+        <w:rPr>
+          <w:rFonts w:hint="eastAsia"/>
+        </w:rPr>
+      </w:pPr>
+      <w:r>
+        <w:rPr>
+          <w:rFonts w:hint="eastAsia"/>
+        </w:rPr>
         <w:t>最大回撤</w:t>
       </w:r>
     </w:p>
     <w:p>
       <w:pPr>
-        <w:pStyle w:val="6"/>
-        <w:keepNext w:val="0"/>
-        <w:keepLines w:val="0"/>
-        <w:widowControl/>
-        <w:suppressLineNumbers w:val="0"/>
-        <w:ind w:left="720"/>
-      </w:pPr>
-      <w:r>
-        <w:t>夏普率</w:t>
-      </w:r>
-    </w:p>
-    <w:p>
-      <w:pPr>
-        <w:pStyle w:val="6"/>
-        <w:keepNext w:val="0"/>
-        <w:keepLines w:val="0"/>
-        <w:widowControl/>
-        <w:suppressLineNumbers w:val="0"/>
-        <w:ind w:left="720"/>
-      </w:pPr>
-      <w:r>
+        <w:keepNext w:val="0"/>
+        <w:keepLines w:val="0"/>
+        <w:widowControl/>
+        <w:suppressLineNumbers w:val="0"/>
+        <w:rPr>
+          <w:rFonts w:hint="eastAsia"/>
+        </w:rPr>
+      </w:pPr>
+    </w:p>
+    <w:p>
+      <w:pPr>
+        <w:keepNext w:val="0"/>
+        <w:keepLines w:val="0"/>
+        <w:widowControl/>
+        <w:suppressLineNumbers w:val="0"/>
+        <w:rPr>
+          <w:rFonts w:hint="eastAsia"/>
+        </w:rPr>
+      </w:pPr>
+      <w:r>
+        <w:rPr>
+          <w:rFonts w:hint="eastAsia"/>
+        </w:rPr>
+        <w:t>SharpeRatio：</w:t>
+      </w:r>
+    </w:p>
+    <w:p>
+      <w:pPr>
+        <w:keepNext w:val="0"/>
+        <w:keepLines w:val="0"/>
+        <w:widowControl/>
+        <w:suppressLineNumbers w:val="0"/>
+        <w:rPr>
+          <w:rFonts w:hint="eastAsia"/>
+        </w:rPr>
+      </w:pPr>
+      <w:r>
+        <w:rPr>
+          <w:rFonts w:hint="eastAsia"/>
+        </w:rPr>
+        <w:t>夏普比率</w:t>
+      </w:r>
+    </w:p>
+    <w:p>
+      <w:pPr>
+        <w:keepNext w:val="0"/>
+        <w:keepLines w:val="0"/>
+        <w:widowControl/>
+        <w:suppressLineNumbers w:val="0"/>
+        <w:rPr>
+          <w:rFonts w:hint="eastAsia"/>
+        </w:rPr>
+      </w:pPr>
+    </w:p>
+    <w:p>
+      <w:pPr>
+        <w:keepNext w:val="0"/>
+        <w:keepLines w:val="0"/>
+        <w:widowControl/>
+        <w:suppressLineNumbers w:val="0"/>
+        <w:rPr>
+          <w:rFonts w:hint="eastAsia"/>
+        </w:rPr>
+      </w:pPr>
+      <w:r>
+        <w:rPr>
+          <w:rFonts w:hint="eastAsia"/>
+        </w:rPr>
+        <w:t>WinRate：</w:t>
+      </w:r>
+    </w:p>
+    <w:p>
+      <w:pPr>
+        <w:keepNext w:val="0"/>
+        <w:keepLines w:val="0"/>
+        <w:widowControl/>
+        <w:suppressLineNumbers w:val="0"/>
+        <w:rPr>
+          <w:rFonts w:hint="eastAsia"/>
+        </w:rPr>
+      </w:pPr>
+      <w:r>
+        <w:rPr>
+          <w:rFonts w:hint="eastAsia"/>
+        </w:rPr>
+        <w:t>交易胜率</w:t>
+      </w:r>
+    </w:p>
+    <w:p>
+      <w:pPr>
+        <w:keepNext w:val="0"/>
+        <w:keepLines w:val="0"/>
+        <w:widowControl/>
+        <w:suppressLineNumbers w:val="0"/>
+        <w:rPr>
+          <w:rFonts w:hint="eastAsia"/>
+        </w:rPr>
+      </w:pPr>
+    </w:p>
+    <w:p>
+      <w:pPr>
+        <w:keepNext w:val="0"/>
+        <w:keepLines w:val="0"/>
+        <w:widowControl/>
+        <w:suppressLineNumbers w:val="0"/>
+        <w:rPr>
+          <w:rFonts w:hint="eastAsia"/>
+        </w:rPr>
+      </w:pPr>
+      <w:r>
+        <w:rPr>
+          <w:rFonts w:hint="eastAsia"/>
+        </w:rPr>
+        <w:t>ProfitLossRatio：</w:t>
+      </w:r>
+    </w:p>
+    <w:p>
+      <w:pPr>
+        <w:keepNext w:val="0"/>
+        <w:keepLines w:val="0"/>
+        <w:widowControl/>
+        <w:suppressLineNumbers w:val="0"/>
+        <w:rPr>
+          <w:rFonts w:hint="eastAsia"/>
+        </w:rPr>
+      </w:pPr>
+      <w:r>
+        <w:rPr>
+          <w:rFonts w:hint="eastAsia"/>
+        </w:rPr>
         <w:t>盈亏比</w:t>
       </w:r>
     </w:p>
     <w:p>
       <w:pPr>
-        <w:pStyle w:val="6"/>
-        <w:keepNext w:val="0"/>
-        <w:keepLines w:val="0"/>
-        <w:widowControl/>
-        <w:suppressLineNumbers w:val="0"/>
-        <w:ind w:left="720"/>
-      </w:pPr>
-      <w:r>
-        <w:t>胜率</w:t>
-      </w:r>
-    </w:p>
-    <w:p>
-      <w:pPr>
-        <w:keepNext w:val="0"/>
-        <w:keepLines w:val="0"/>
-        <w:widowControl/>
-        <w:suppressLineNumbers w:val="0"/>
-      </w:pPr>
+        <w:keepNext w:val="0"/>
+        <w:keepLines w:val="0"/>
+        <w:widowControl/>
+        <w:suppressLineNumbers w:val="0"/>
+        <w:rPr>
+          <w:rFonts w:hint="eastAsia"/>
+        </w:rPr>
+      </w:pPr>
+    </w:p>
+    <w:p>
+      <w:pPr>
+        <w:keepNext w:val="0"/>
+        <w:keepLines w:val="0"/>
+        <w:widowControl/>
+        <w:suppressLineNumbers w:val="0"/>
+        <w:rPr>
+          <w:rFonts w:hint="eastAsia"/>
+        </w:rPr>
+      </w:pPr>
+      <w:r>
+        <w:rPr>
+          <w:rFonts w:hint="eastAsia"/>
+        </w:rPr>
+        <w:t>系统不以单一收益最大化为目标，</w:t>
+      </w:r>
+    </w:p>
+    <w:p>
+      <w:pPr>
+        <w:keepNext w:val="0"/>
+        <w:keepLines w:val="0"/>
+        <w:widowControl/>
+        <w:suppressLineNumbers w:val="0"/>
+      </w:pPr>
+      <w:r>
+        <w:rPr>
+          <w:rFonts w:hint="eastAsia"/>
+        </w:rPr>
+        <w:t>而是在收益水平、风险控制和交易稳定性之间取得平衡。</w:t>
+      </w:r>
       <w:r>
         <w:pict>
           <v:rect id="_x0000_i1063" o:spt="1" style="height:1.5pt;width:432pt;" fillcolor="#A0A0A0" filled="t" stroked="f" coordsize="21600,21600" o:hr="t" o:hrstd="t" o:hralign="center">
@@ -3757,41 +5247,238 @@
         <w:suppressLineNumbers w:val="0"/>
         <w:rPr>
           <w:rStyle w:val="10"/>
-        </w:rPr>
-      </w:pPr>
-      <w:r>
-        <w:rPr>
-          <w:rStyle w:val="10"/>
-        </w:rPr>
-        <w:t>前三个月</w:t>
-      </w:r>
-    </w:p>
-    <w:p>
-      <w:pPr>
-        <w:pStyle w:val="5"/>
-        <w:keepNext w:val="0"/>
-        <w:keepLines w:val="0"/>
-        <w:widowControl/>
-        <w:suppressLineNumbers w:val="0"/>
-        <w:rPr>
-          <w:rStyle w:val="10"/>
-        </w:rPr>
-      </w:pPr>
-    </w:p>
-    <w:p>
-      <w:pPr>
-        <w:pStyle w:val="5"/>
-        <w:keepNext w:val="0"/>
-        <w:keepLines w:val="0"/>
-        <w:widowControl/>
-        <w:suppressLineNumbers w:val="0"/>
-        <w:rPr>
-          <w:rStyle w:val="10"/>
-        </w:rPr>
-      </w:pPr>
-      <w:r>
-        <w:rPr>
-          <w:rStyle w:val="10"/>
+          <w:rFonts w:hint="eastAsia"/>
+        </w:rPr>
+      </w:pPr>
+      <w:r>
+        <w:rPr>
+          <w:rStyle w:val="10"/>
+          <w:rFonts w:hint="eastAsia"/>
+        </w:rPr>
+        <w:t>采用严格时序滚动窗口机制。</w:t>
+      </w:r>
+    </w:p>
+    <w:p>
+      <w:pPr>
+        <w:pStyle w:val="5"/>
+        <w:keepNext w:val="0"/>
+        <w:keepLines w:val="0"/>
+        <w:widowControl/>
+        <w:suppressLineNumbers w:val="0"/>
+        <w:rPr>
+          <w:rStyle w:val="10"/>
+          <w:rFonts w:hint="eastAsia"/>
+        </w:rPr>
+      </w:pPr>
+    </w:p>
+    <w:p>
+      <w:pPr>
+        <w:pStyle w:val="5"/>
+        <w:keepNext w:val="0"/>
+        <w:keepLines w:val="0"/>
+        <w:widowControl/>
+        <w:suppressLineNumbers w:val="0"/>
+        <w:rPr>
+          <w:rStyle w:val="10"/>
+          <w:rFonts w:hint="eastAsia"/>
+        </w:rPr>
+      </w:pPr>
+      <w:r>
+        <w:rPr>
+          <w:rStyle w:val="10"/>
+          <w:rFonts w:hint="eastAsia"/>
+        </w:rPr>
+        <w:t>训练集：</w:t>
+      </w:r>
+    </w:p>
+    <w:p>
+      <w:pPr>
+        <w:pStyle w:val="5"/>
+        <w:keepNext w:val="0"/>
+        <w:keepLines w:val="0"/>
+        <w:widowControl/>
+        <w:suppressLineNumbers w:val="0"/>
+        <w:rPr>
+          <w:rStyle w:val="10"/>
+          <w:rFonts w:hint="eastAsia"/>
+        </w:rPr>
+      </w:pPr>
+      <w:r>
+        <w:rPr>
+          <w:rStyle w:val="10"/>
+          <w:rFonts w:hint="eastAsia"/>
+        </w:rPr>
+        <w:t>连续三个月历史数据</w:t>
+      </w:r>
+    </w:p>
+    <w:p>
+      <w:pPr>
+        <w:pStyle w:val="5"/>
+        <w:keepNext w:val="0"/>
+        <w:keepLines w:val="0"/>
+        <w:widowControl/>
+        <w:suppressLineNumbers w:val="0"/>
+        <w:rPr>
+          <w:rStyle w:val="10"/>
+          <w:rFonts w:hint="eastAsia"/>
+        </w:rPr>
+      </w:pPr>
+    </w:p>
+    <w:p>
+      <w:pPr>
+        <w:pStyle w:val="5"/>
+        <w:keepNext w:val="0"/>
+        <w:keepLines w:val="0"/>
+        <w:widowControl/>
+        <w:suppressLineNumbers w:val="0"/>
+        <w:rPr>
+          <w:rStyle w:val="10"/>
+          <w:rFonts w:hint="eastAsia"/>
+        </w:rPr>
+      </w:pPr>
+      <w:r>
+        <w:rPr>
+          <w:rStyle w:val="10"/>
+          <w:rFonts w:hint="eastAsia"/>
+        </w:rPr>
+        <w:t>测试集：</w:t>
+      </w:r>
+    </w:p>
+    <w:p>
+      <w:pPr>
+        <w:pStyle w:val="5"/>
+        <w:keepNext w:val="0"/>
+        <w:keepLines w:val="0"/>
+        <w:widowControl/>
+        <w:suppressLineNumbers w:val="0"/>
+        <w:rPr>
+          <w:rStyle w:val="10"/>
+          <w:rFonts w:hint="eastAsia"/>
+        </w:rPr>
+      </w:pPr>
+      <w:r>
+        <w:rPr>
+          <w:rStyle w:val="10"/>
+          <w:rFonts w:hint="eastAsia"/>
+        </w:rPr>
+        <w:t>未来一个月数据</w:t>
+      </w:r>
+    </w:p>
+    <w:p>
+      <w:pPr>
+        <w:pStyle w:val="5"/>
+        <w:keepNext w:val="0"/>
+        <w:keepLines w:val="0"/>
+        <w:widowControl/>
+        <w:suppressLineNumbers w:val="0"/>
+        <w:rPr>
+          <w:rStyle w:val="10"/>
+          <w:rFonts w:hint="eastAsia"/>
+        </w:rPr>
+      </w:pPr>
+    </w:p>
+    <w:p>
+      <w:pPr>
+        <w:pStyle w:val="5"/>
+        <w:keepNext w:val="0"/>
+        <w:keepLines w:val="0"/>
+        <w:widowControl/>
+        <w:suppressLineNumbers w:val="0"/>
+        <w:rPr>
+          <w:rStyle w:val="10"/>
+          <w:rFonts w:hint="eastAsia"/>
+        </w:rPr>
+      </w:pPr>
+      <w:r>
+        <w:rPr>
+          <w:rStyle w:val="10"/>
+          <w:rFonts w:hint="eastAsia"/>
+        </w:rPr>
+        <w:t>训练集与测试集严格不重叠。</w:t>
+      </w:r>
+    </w:p>
+    <w:p>
+      <w:pPr>
+        <w:pStyle w:val="5"/>
+        <w:keepNext w:val="0"/>
+        <w:keepLines w:val="0"/>
+        <w:widowControl/>
+        <w:suppressLineNumbers w:val="0"/>
+        <w:rPr>
+          <w:rStyle w:val="10"/>
+          <w:rFonts w:hint="eastAsia"/>
+        </w:rPr>
+      </w:pPr>
+    </w:p>
+    <w:p>
+      <w:pPr>
+        <w:pStyle w:val="5"/>
+        <w:keepNext w:val="0"/>
+        <w:keepLines w:val="0"/>
+        <w:widowControl/>
+        <w:suppressLineNumbers w:val="0"/>
+        <w:rPr>
+          <w:rStyle w:val="10"/>
+          <w:rFonts w:hint="eastAsia"/>
+        </w:rPr>
+      </w:pPr>
+      <w:r>
+        <w:rPr>
+          <w:rStyle w:val="10"/>
+          <w:rFonts w:hint="eastAsia"/>
+        </w:rPr>
+        <w:t>流程：</w:t>
+      </w:r>
+    </w:p>
+    <w:p>
+      <w:pPr>
+        <w:pStyle w:val="5"/>
+        <w:keepNext w:val="0"/>
+        <w:keepLines w:val="0"/>
+        <w:widowControl/>
+        <w:suppressLineNumbers w:val="0"/>
+        <w:rPr>
+          <w:rStyle w:val="10"/>
+          <w:rFonts w:hint="eastAsia"/>
+        </w:rPr>
+      </w:pPr>
+    </w:p>
+    <w:p>
+      <w:pPr>
+        <w:pStyle w:val="5"/>
+        <w:keepNext w:val="0"/>
+        <w:keepLines w:val="0"/>
+        <w:widowControl/>
+        <w:suppressLineNumbers w:val="0"/>
+        <w:rPr>
+          <w:rStyle w:val="10"/>
+          <w:rFonts w:hint="eastAsia"/>
+        </w:rPr>
+      </w:pPr>
+      <w:r>
+        <w:rPr>
+          <w:rStyle w:val="10"/>
+          <w:rFonts w:hint="eastAsia"/>
+        </w:rPr>
+        <w:t>2020-01 ~ 2020-03</w:t>
+      </w:r>
+    </w:p>
+    <w:p>
+      <w:pPr>
+        <w:pStyle w:val="5"/>
+        <w:keepNext w:val="0"/>
+        <w:keepLines w:val="0"/>
+        <w:widowControl/>
+        <w:suppressLineNumbers w:val="0"/>
+        <w:rPr>
+          <w:rStyle w:val="10"/>
+          <w:rFonts w:hint="eastAsia"/>
+        </w:rPr>
+      </w:pPr>
+      <w:r>
+        <w:rPr>
+          <w:rStyle w:val="10"/>
+          <w:rFonts w:hint="eastAsia"/>
         </w:rPr>
         <w:t>↓</w:t>
       </w:r>
@@ -3805,83 +5492,119 @@
         <w:suppressLineNumbers w:val="0"/>
         <w:rPr>
           <w:rStyle w:val="10"/>
-        </w:rPr>
-      </w:pPr>
-    </w:p>
-    <w:p>
-      <w:pPr>
-        <w:pStyle w:val="5"/>
-        <w:keepNext w:val="0"/>
-        <w:keepLines w:val="0"/>
-        <w:widowControl/>
-        <w:suppressLineNumbers w:val="0"/>
-        <w:rPr>
-          <w:rStyle w:val="10"/>
-        </w:rPr>
-      </w:pPr>
-      <w:r>
-        <w:rPr>
-          <w:rStyle w:val="10"/>
-        </w:rPr>
-        <w:t>预测：</w:t>
-      </w:r>
-    </w:p>
-    <w:p>
-      <w:pPr>
-        <w:pStyle w:val="5"/>
-        <w:keepNext w:val="0"/>
-        <w:keepLines w:val="0"/>
-        <w:widowControl/>
-        <w:suppressLineNumbers w:val="0"/>
-        <w:rPr>
-          <w:rStyle w:val="10"/>
-        </w:rPr>
-      </w:pPr>
-    </w:p>
-    <w:p>
-      <w:pPr>
-        <w:pStyle w:val="5"/>
-        <w:keepNext w:val="0"/>
-        <w:keepLines w:val="0"/>
-        <w:widowControl/>
-        <w:suppressLineNumbers w:val="0"/>
-        <w:rPr>
-          <w:rStyle w:val="10"/>
-        </w:rPr>
-      </w:pPr>
-      <w:r>
-        <w:rPr>
-          <w:rStyle w:val="10"/>
-        </w:rPr>
-        <w:t>下一月</w:t>
-      </w:r>
-    </w:p>
-    <w:p>
-      <w:pPr>
-        <w:pStyle w:val="5"/>
-        <w:keepNext w:val="0"/>
-        <w:keepLines w:val="0"/>
-        <w:widowControl/>
-        <w:suppressLineNumbers w:val="0"/>
-        <w:rPr>
-          <w:rStyle w:val="10"/>
-        </w:rPr>
-      </w:pPr>
-    </w:p>
-    <w:p>
-      <w:pPr>
-        <w:pStyle w:val="5"/>
-        <w:keepNext w:val="0"/>
-        <w:keepLines w:val="0"/>
-        <w:widowControl/>
-        <w:suppressLineNumbers w:val="0"/>
-        <w:rPr>
-          <w:rStyle w:val="10"/>
-        </w:rPr>
-      </w:pPr>
-      <w:r>
-        <w:rPr>
-          <w:rStyle w:val="10"/>
+          <w:rFonts w:hint="eastAsia"/>
+        </w:rPr>
+      </w:pPr>
+      <w:r>
+        <w:rPr>
+          <w:rStyle w:val="10"/>
+          <w:rFonts w:hint="eastAsia"/>
+        </w:rPr>
+        <w:t>预测</w:t>
+      </w:r>
+    </w:p>
+    <w:p>
+      <w:pPr>
+        <w:pStyle w:val="5"/>
+        <w:keepNext w:val="0"/>
+        <w:keepLines w:val="0"/>
+        <w:widowControl/>
+        <w:suppressLineNumbers w:val="0"/>
+        <w:rPr>
+          <w:rStyle w:val="10"/>
+          <w:rFonts w:hint="eastAsia"/>
+        </w:rPr>
+      </w:pPr>
+      <w:r>
+        <w:rPr>
+          <w:rStyle w:val="10"/>
+          <w:rFonts w:hint="eastAsia"/>
+        </w:rPr>
+        <w:t>2020-04</w:t>
+      </w:r>
+    </w:p>
+    <w:p>
+      <w:pPr>
+        <w:pStyle w:val="5"/>
+        <w:keepNext w:val="0"/>
+        <w:keepLines w:val="0"/>
+        <w:widowControl/>
+        <w:suppressLineNumbers w:val="0"/>
+        <w:rPr>
+          <w:rStyle w:val="10"/>
+          <w:rFonts w:hint="eastAsia"/>
+        </w:rPr>
+      </w:pPr>
+    </w:p>
+    <w:p>
+      <w:pPr>
+        <w:pStyle w:val="5"/>
+        <w:keepNext w:val="0"/>
+        <w:keepLines w:val="0"/>
+        <w:widowControl/>
+        <w:suppressLineNumbers w:val="0"/>
+        <w:rPr>
+          <w:rStyle w:val="10"/>
+          <w:rFonts w:hint="eastAsia"/>
+        </w:rPr>
+      </w:pPr>
+      <w:r>
+        <w:rPr>
+          <w:rStyle w:val="10"/>
+          <w:rFonts w:hint="eastAsia"/>
+        </w:rPr>
+        <w:t>窗口前移：</w:t>
+      </w:r>
+    </w:p>
+    <w:p>
+      <w:pPr>
+        <w:pStyle w:val="5"/>
+        <w:keepNext w:val="0"/>
+        <w:keepLines w:val="0"/>
+        <w:widowControl/>
+        <w:suppressLineNumbers w:val="0"/>
+        <w:rPr>
+          <w:rStyle w:val="10"/>
+          <w:rFonts w:hint="eastAsia"/>
+        </w:rPr>
+      </w:pPr>
+    </w:p>
+    <w:p>
+      <w:pPr>
+        <w:pStyle w:val="5"/>
+        <w:keepNext w:val="0"/>
+        <w:keepLines w:val="0"/>
+        <w:widowControl/>
+        <w:suppressLineNumbers w:val="0"/>
+        <w:rPr>
+          <w:rStyle w:val="10"/>
+          <w:rFonts w:hint="eastAsia"/>
+        </w:rPr>
+      </w:pPr>
+      <w:r>
+        <w:rPr>
+          <w:rStyle w:val="10"/>
+          <w:rFonts w:hint="eastAsia"/>
+        </w:rPr>
+        <w:t>2020-02 ~ 2020-04</w:t>
+      </w:r>
+    </w:p>
+    <w:p>
+      <w:pPr>
+        <w:pStyle w:val="5"/>
+        <w:keepNext w:val="0"/>
+        <w:keepLines w:val="0"/>
+        <w:widowControl/>
+        <w:suppressLineNumbers w:val="0"/>
+        <w:rPr>
+          <w:rStyle w:val="10"/>
+          <w:rFonts w:hint="eastAsia"/>
+        </w:rPr>
+      </w:pPr>
+      <w:r>
+        <w:rPr>
+          <w:rStyle w:val="10"/>
+          <w:rFonts w:hint="eastAsia"/>
         </w:rPr>
         <w:t>↓</w:t>
       </w:r>
@@ -3895,82 +5618,67 @@
         <w:suppressLineNumbers w:val="0"/>
         <w:rPr>
           <w:rStyle w:val="10"/>
-        </w:rPr>
-      </w:pPr>
-    </w:p>
-    <w:p>
-      <w:pPr>
-        <w:pStyle w:val="5"/>
-        <w:keepNext w:val="0"/>
-        <w:keepLines w:val="0"/>
-        <w:widowControl/>
-        <w:suppressLineNumbers w:val="0"/>
-        <w:rPr>
-          <w:rStyle w:val="10"/>
-        </w:rPr>
-      </w:pPr>
-      <w:r>
-        <w:rPr>
-          <w:rStyle w:val="10"/>
-        </w:rPr>
-        <w:t>窗口前移</w:t>
-      </w:r>
-    </w:p>
-    <w:p>
-      <w:pPr>
-        <w:pStyle w:val="5"/>
-        <w:keepNext w:val="0"/>
-        <w:keepLines w:val="0"/>
-        <w:widowControl/>
-        <w:suppressLineNumbers w:val="0"/>
-        <w:rPr>
-          <w:rStyle w:val="10"/>
-        </w:rPr>
-      </w:pPr>
-    </w:p>
-    <w:p>
-      <w:pPr>
-        <w:pStyle w:val="5"/>
-        <w:keepNext w:val="0"/>
-        <w:keepLines w:val="0"/>
-        <w:widowControl/>
-        <w:suppressLineNumbers w:val="0"/>
-        <w:rPr>
-          <w:rStyle w:val="10"/>
-        </w:rPr>
-      </w:pPr>
-      <w:r>
-        <w:rPr>
-          <w:rStyle w:val="10"/>
-        </w:rPr>
-        <w:t>↓</w:t>
-      </w:r>
-    </w:p>
-    <w:p>
-      <w:pPr>
-        <w:pStyle w:val="5"/>
-        <w:keepNext w:val="0"/>
-        <w:keepLines w:val="0"/>
-        <w:widowControl/>
-        <w:suppressLineNumbers w:val="0"/>
-        <w:rPr>
-          <w:rStyle w:val="10"/>
-        </w:rPr>
-      </w:pPr>
-    </w:p>
-    <w:p>
-      <w:pPr>
-        <w:pStyle w:val="5"/>
-        <w:keepNext w:val="0"/>
-        <w:keepLines w:val="0"/>
-        <w:widowControl/>
-        <w:suppressLineNumbers w:val="0"/>
-      </w:pPr>
-      <w:r>
-        <w:rPr>
-          <w:rStyle w:val="10"/>
-        </w:rPr>
-        <w:t>继续训练</w:t>
+          <w:rFonts w:hint="eastAsia"/>
+        </w:rPr>
+      </w:pPr>
+      <w:r>
+        <w:rPr>
+          <w:rStyle w:val="10"/>
+          <w:rFonts w:hint="eastAsia"/>
+        </w:rPr>
+        <w:t>预测</w:t>
+      </w:r>
+    </w:p>
+    <w:p>
+      <w:pPr>
+        <w:pStyle w:val="5"/>
+        <w:keepNext w:val="0"/>
+        <w:keepLines w:val="0"/>
+        <w:widowControl/>
+        <w:suppressLineNumbers w:val="0"/>
+        <w:rPr>
+          <w:rStyle w:val="10"/>
+          <w:rFonts w:hint="eastAsia"/>
+        </w:rPr>
+      </w:pPr>
+      <w:r>
+        <w:rPr>
+          <w:rStyle w:val="10"/>
+          <w:rFonts w:hint="eastAsia"/>
+        </w:rPr>
+        <w:t>2020-05</w:t>
+      </w:r>
+    </w:p>
+    <w:p>
+      <w:pPr>
+        <w:pStyle w:val="5"/>
+        <w:keepNext w:val="0"/>
+        <w:keepLines w:val="0"/>
+        <w:widowControl/>
+        <w:suppressLineNumbers w:val="0"/>
+        <w:rPr>
+          <w:rStyle w:val="10"/>
+          <w:rFonts w:hint="eastAsia"/>
+        </w:rPr>
+      </w:pPr>
+    </w:p>
+    <w:p>
+      <w:pPr>
+        <w:pStyle w:val="5"/>
+        <w:keepNext w:val="0"/>
+        <w:keepLines w:val="0"/>
+        <w:widowControl/>
+        <w:suppressLineNumbers w:val="0"/>
+        <w:rPr>
+          <w:rStyle w:val="10"/>
+        </w:rPr>
+      </w:pPr>
+      <w:r>
+        <w:rPr>
+          <w:rStyle w:val="10"/>
+          <w:rFonts w:hint="eastAsia"/>
+        </w:rPr>
+        <w:t>循环执行直到历史数据结束。</w:t>
       </w:r>
     </w:p>
     <w:p>
@@ -4059,138 +5767,316 @@
     </w:p>
     <w:p>
       <w:pPr>
-        <w:pStyle w:val="6"/>
-        <w:keepNext w:val="0"/>
-        <w:keepLines w:val="0"/>
-        <w:widowControl/>
-        <w:suppressLineNumbers w:val="0"/>
-      </w:pPr>
-      <w:r>
-        <w:t>统计：</w:t>
-      </w:r>
-    </w:p>
-    <w:p>
-      <w:pPr>
-        <w:pStyle w:val="6"/>
-        <w:keepNext w:val="0"/>
-        <w:keepLines w:val="0"/>
-        <w:widowControl/>
-        <w:suppressLineNumbers w:val="0"/>
-        <w:ind w:left="720"/>
-      </w:pPr>
-      <w:r>
-        <w:t>累计收益</w:t>
-      </w:r>
-    </w:p>
-    <w:p>
-      <w:pPr>
-        <w:pStyle w:val="6"/>
-        <w:keepNext w:val="0"/>
-        <w:keepLines w:val="0"/>
-        <w:widowControl/>
-        <w:suppressLineNumbers w:val="0"/>
-        <w:ind w:left="720"/>
-      </w:pPr>
-      <w:r>
-        <w:t>年化收益</w:t>
-      </w:r>
-    </w:p>
-    <w:p>
-      <w:pPr>
-        <w:pStyle w:val="6"/>
-        <w:keepNext w:val="0"/>
-        <w:keepLines w:val="0"/>
-        <w:widowControl/>
-        <w:suppressLineNumbers w:val="0"/>
-        <w:ind w:left="720"/>
-      </w:pPr>
-      <w:r>
+        <w:keepNext w:val="0"/>
+        <w:keepLines w:val="0"/>
+        <w:widowControl/>
+        <w:suppressLineNumbers w:val="0"/>
+        <w:rPr>
+          <w:rFonts w:hint="eastAsia"/>
+        </w:rPr>
+      </w:pPr>
+      <w:r>
+        <w:rPr>
+          <w:rFonts w:hint="eastAsia"/>
+        </w:rPr>
+        <w:t>累计收益率</w:t>
+      </w:r>
+    </w:p>
+    <w:p>
+      <w:pPr>
+        <w:keepNext w:val="0"/>
+        <w:keepLines w:val="0"/>
+        <w:widowControl/>
+        <w:suppressLineNumbers w:val="0"/>
+        <w:rPr>
+          <w:rFonts w:hint="eastAsia"/>
+        </w:rPr>
+      </w:pPr>
+      <w:r>
+        <w:rPr>
+          <w:rFonts w:hint="eastAsia"/>
+        </w:rPr>
+        <w:t>年化收益率</w:t>
+      </w:r>
+    </w:p>
+    <w:p>
+      <w:pPr>
+        <w:keepNext w:val="0"/>
+        <w:keepLines w:val="0"/>
+        <w:widowControl/>
+        <w:suppressLineNumbers w:val="0"/>
+        <w:rPr>
+          <w:rFonts w:hint="eastAsia"/>
+        </w:rPr>
+      </w:pPr>
+      <w:r>
+        <w:rPr>
+          <w:rFonts w:hint="eastAsia"/>
+        </w:rPr>
         <w:t>最大回撤</w:t>
       </w:r>
     </w:p>
     <w:p>
       <w:pPr>
-        <w:pStyle w:val="6"/>
-        <w:keepNext w:val="0"/>
-        <w:keepLines w:val="0"/>
-        <w:widowControl/>
-        <w:suppressLineNumbers w:val="0"/>
-        <w:ind w:left="720"/>
-      </w:pPr>
-      <w:r>
-        <w:t>胜率</w:t>
-      </w:r>
-    </w:p>
-    <w:p>
-      <w:pPr>
-        <w:pStyle w:val="6"/>
-        <w:keepNext w:val="0"/>
-        <w:keepLines w:val="0"/>
-        <w:widowControl/>
-        <w:suppressLineNumbers w:val="0"/>
-        <w:ind w:left="720"/>
-      </w:pPr>
-      <w:r>
+        <w:keepNext w:val="0"/>
+        <w:keepLines w:val="0"/>
+        <w:widowControl/>
+        <w:suppressLineNumbers w:val="0"/>
+        <w:rPr>
+          <w:rFonts w:hint="eastAsia"/>
+        </w:rPr>
+      </w:pPr>
+      <w:r>
+        <w:rPr>
+          <w:rFonts w:hint="eastAsia"/>
+        </w:rPr>
+        <w:t>夏普比率</w:t>
+      </w:r>
+    </w:p>
+    <w:p>
+      <w:pPr>
+        <w:keepNext w:val="0"/>
+        <w:keepLines w:val="0"/>
+        <w:widowControl/>
+        <w:suppressLineNumbers w:val="0"/>
+        <w:rPr>
+          <w:rFonts w:hint="eastAsia"/>
+        </w:rPr>
+      </w:pPr>
+      <w:r>
+        <w:rPr>
+          <w:rFonts w:hint="eastAsia"/>
+        </w:rPr>
+        <w:t>交易胜率</w:t>
+      </w:r>
+    </w:p>
+    <w:p>
+      <w:pPr>
+        <w:keepNext w:val="0"/>
+        <w:keepLines w:val="0"/>
+        <w:widowControl/>
+        <w:suppressLineNumbers w:val="0"/>
+        <w:rPr>
+          <w:rFonts w:hint="eastAsia"/>
+        </w:rPr>
+      </w:pPr>
+      <w:r>
+        <w:rPr>
+          <w:rFonts w:hint="eastAsia"/>
+        </w:rPr>
         <w:t>盈亏比</w:t>
       </w:r>
     </w:p>
     <w:p>
       <w:pPr>
-        <w:pStyle w:val="6"/>
-        <w:keepNext w:val="0"/>
-        <w:keepLines w:val="0"/>
-        <w:widowControl/>
-        <w:suppressLineNumbers w:val="0"/>
-        <w:ind w:left="720"/>
-      </w:pPr>
-      <w:r>
-        <w:t>夏普率</w:t>
-      </w:r>
-    </w:p>
-    <w:p>
-      <w:pPr>
-        <w:pStyle w:val="6"/>
-        <w:keepNext w:val="0"/>
-        <w:keepLines w:val="0"/>
-        <w:widowControl/>
-        <w:suppressLineNumbers w:val="0"/>
-        <w:ind w:left="720"/>
-      </w:pPr>
-      <w:r>
-        <w:t>交易次数</w:t>
-      </w:r>
-    </w:p>
-    <w:p>
-      <w:pPr>
-        <w:pStyle w:val="6"/>
-        <w:keepNext w:val="0"/>
-        <w:keepLines w:val="0"/>
-        <w:widowControl/>
-        <w:suppressLineNumbers w:val="0"/>
-      </w:pPr>
-      <w:r>
-        <w:t>输出：</w:t>
-      </w:r>
-    </w:p>
-    <w:p>
-      <w:pPr>
-        <w:pStyle w:val="6"/>
-        <w:keepNext w:val="0"/>
-        <w:keepLines w:val="0"/>
-        <w:widowControl/>
-        <w:suppressLineNumbers w:val="0"/>
-      </w:pPr>
-      <w:r>
-        <w:t>回测报告。</w:t>
-      </w:r>
-    </w:p>
-    <w:p>
-      <w:pPr>
-        <w:keepNext w:val="0"/>
-        <w:keepLines w:val="0"/>
-        <w:widowControl/>
-        <w:suppressLineNumbers w:val="0"/>
-      </w:pPr>
+        <w:keepNext w:val="0"/>
+        <w:keepLines w:val="0"/>
+        <w:widowControl/>
+        <w:suppressLineNumbers w:val="0"/>
+        <w:rPr>
+          <w:rFonts w:hint="eastAsia"/>
+        </w:rPr>
+      </w:pPr>
+      <w:r>
+        <w:rPr>
+          <w:rFonts w:hint="eastAsia"/>
+        </w:rPr>
+        <w:t>总交易次数</w:t>
+      </w:r>
+    </w:p>
+    <w:p>
+      <w:pPr>
+        <w:keepNext w:val="0"/>
+        <w:keepLines w:val="0"/>
+        <w:widowControl/>
+        <w:suppressLineNumbers w:val="0"/>
+        <w:rPr>
+          <w:rFonts w:hint="eastAsia"/>
+        </w:rPr>
+      </w:pPr>
+    </w:p>
+    <w:p>
+      <w:pPr>
+        <w:keepNext w:val="0"/>
+        <w:keepLines w:val="0"/>
+        <w:widowControl/>
+        <w:suppressLineNumbers w:val="0"/>
+        <w:rPr>
+          <w:rFonts w:hint="eastAsia"/>
+        </w:rPr>
+      </w:pPr>
+      <w:r>
+        <w:rPr>
+          <w:rFonts w:hint="eastAsia"/>
+        </w:rPr>
+        <w:t>并输出：</w:t>
+      </w:r>
+    </w:p>
+    <w:p>
+      <w:pPr>
+        <w:keepNext w:val="0"/>
+        <w:keepLines w:val="0"/>
+        <w:widowControl/>
+        <w:suppressLineNumbers w:val="0"/>
+        <w:rPr>
+          <w:rFonts w:hint="eastAsia"/>
+        </w:rPr>
+      </w:pPr>
+    </w:p>
+    <w:p>
+      <w:pPr>
+        <w:keepNext w:val="0"/>
+        <w:keepLines w:val="0"/>
+        <w:widowControl/>
+        <w:suppressLineNumbers w:val="0"/>
+        <w:rPr>
+          <w:rFonts w:hint="eastAsia"/>
+        </w:rPr>
+      </w:pPr>
+      <w:r>
+        <w:rPr>
+          <w:rFonts w:hint="eastAsia"/>
+        </w:rPr>
+        <w:t>净值曲线</w:t>
+      </w:r>
+    </w:p>
+    <w:p>
+      <w:pPr>
+        <w:keepNext w:val="0"/>
+        <w:keepLines w:val="0"/>
+        <w:widowControl/>
+        <w:suppressLineNumbers w:val="0"/>
+        <w:rPr>
+          <w:rFonts w:hint="eastAsia"/>
+        </w:rPr>
+      </w:pPr>
+      <w:r>
+        <w:rPr>
+          <w:rFonts w:hint="eastAsia"/>
+        </w:rPr>
+        <w:t>收益曲线</w:t>
+      </w:r>
+    </w:p>
+    <w:p>
+      <w:pPr>
+        <w:keepNext w:val="0"/>
+        <w:keepLines w:val="0"/>
+        <w:widowControl/>
+        <w:suppressLineNumbers w:val="0"/>
+        <w:rPr>
+          <w:rFonts w:hint="eastAsia"/>
+        </w:rPr>
+      </w:pPr>
+      <w:r>
+        <w:rPr>
+          <w:rFonts w:hint="eastAsia"/>
+        </w:rPr>
+        <w:t>回撤曲线</w:t>
+      </w:r>
+    </w:p>
+    <w:p>
+      <w:pPr>
+        <w:keepNext w:val="0"/>
+        <w:keepLines w:val="0"/>
+        <w:widowControl/>
+        <w:suppressLineNumbers w:val="0"/>
+        <w:rPr>
+          <w:rFonts w:hint="eastAsia"/>
+        </w:rPr>
+      </w:pPr>
+    </w:p>
+    <w:p>
+      <w:pPr>
+        <w:keepNext w:val="0"/>
+        <w:keepLines w:val="0"/>
+        <w:widowControl/>
+        <w:suppressLineNumbers w:val="0"/>
+        <w:rPr>
+          <w:rFonts w:hint="eastAsia"/>
+        </w:rPr>
+      </w:pPr>
+      <w:r>
+        <w:rPr>
+          <w:rFonts w:hint="eastAsia"/>
+        </w:rPr>
+        <w:t>同时支持年度绩效统计：</w:t>
+      </w:r>
+    </w:p>
+    <w:p>
+      <w:pPr>
+        <w:keepNext w:val="0"/>
+        <w:keepLines w:val="0"/>
+        <w:widowControl/>
+        <w:suppressLineNumbers w:val="0"/>
+        <w:rPr>
+          <w:rFonts w:hint="eastAsia"/>
+        </w:rPr>
+      </w:pPr>
+    </w:p>
+    <w:p>
+      <w:pPr>
+        <w:keepNext w:val="0"/>
+        <w:keepLines w:val="0"/>
+        <w:widowControl/>
+        <w:suppressLineNumbers w:val="0"/>
+        <w:rPr>
+          <w:rFonts w:hint="eastAsia"/>
+        </w:rPr>
+      </w:pPr>
+      <w:r>
+        <w:rPr>
+          <w:rFonts w:hint="eastAsia"/>
+        </w:rPr>
+        <w:t>年度收益率</w:t>
+      </w:r>
+    </w:p>
+    <w:p>
+      <w:pPr>
+        <w:keepNext w:val="0"/>
+        <w:keepLines w:val="0"/>
+        <w:widowControl/>
+        <w:suppressLineNumbers w:val="0"/>
+        <w:rPr>
+          <w:rFonts w:hint="eastAsia"/>
+        </w:rPr>
+      </w:pPr>
+      <w:r>
+        <w:rPr>
+          <w:rFonts w:hint="eastAsia"/>
+        </w:rPr>
+        <w:t>年度最大回撤</w:t>
+      </w:r>
+    </w:p>
+    <w:p>
+      <w:pPr>
+        <w:keepNext w:val="0"/>
+        <w:keepLines w:val="0"/>
+        <w:widowControl/>
+        <w:suppressLineNumbers w:val="0"/>
+        <w:rPr>
+          <w:rFonts w:hint="eastAsia"/>
+        </w:rPr>
+      </w:pPr>
+      <w:r>
+        <w:rPr>
+          <w:rFonts w:hint="eastAsia"/>
+        </w:rPr>
+        <w:t>年度胜率</w:t>
+      </w:r>
+    </w:p>
+    <w:p>
+      <w:pPr>
+        <w:keepNext w:val="0"/>
+        <w:keepLines w:val="0"/>
+        <w:widowControl/>
+        <w:suppressLineNumbers w:val="0"/>
+      </w:pPr>
+      <w:r>
+        <w:rPr>
+          <w:rFonts w:hint="eastAsia"/>
+        </w:rPr>
+        <w:t>年度交易次数</w:t>
+      </w:r>
       <w:r>
         <w:pict>
           <v:rect id="_x0000_i1065" o:spt="1" style="height:1.5pt;width:432pt;" fillcolor="#A0A0A0" filled="t" stroked="f" coordsize="21600,21600" o:hr="t" o:hrstd="t" o:hralign="center">
@@ -4940,6 +6826,7 @@
     </w:p>
     <w:tbl>
       <w:tblPr>
+        <w:tblStyle w:val="7"/>
         <w:tblW w:w="0" w:type="auto"/>
         <w:tblCellSpacing w:w="15" w:type="dxa"/>
         <w:tblInd w:w="0" w:type="dxa"/>
@@ -4951,7 +6838,7 @@
           <w:insideH w:val="none" w:color="auto" w:sz="0" w:space="0"/>
           <w:insideV w:val="none" w:color="auto" w:sz="0" w:space="0"/>
         </w:tblBorders>
-        <w:shd w:val="clear"/>
+        <w:shd w:val="clear" w:color="auto" w:fill="auto"/>
         <w:tblLayout w:type="autofit"/>
         <w:tblCellMar>
           <w:top w:w="15" w:type="dxa"/>
@@ -4974,6 +6861,7 @@
             <w:insideH w:val="none" w:color="auto" w:sz="0" w:space="0"/>
             <w:insideV w:val="none" w:color="auto" w:sz="0" w:space="0"/>
           </w:tblBorders>
+          <w:shd w:val="clear" w:color="auto" w:fill="auto"/>
           <w:tblCellMar>
             <w:top w:w="15" w:type="dxa"/>
             <w:left w:w="15" w:type="dxa"/>
@@ -4988,7 +6876,7 @@
         <w:tc>
           <w:tcPr>
             <w:tcW w:w="0" w:type="auto"/>
-            <w:shd w:val="clear"/>
+            <w:shd w:val="clear" w:color="auto" w:fill="auto"/>
             <w:vAlign w:val="center"/>
           </w:tcPr>
           <w:p>
@@ -5020,7 +6908,7 @@
         <w:tc>
           <w:tcPr>
             <w:tcW w:w="0" w:type="auto"/>
-            <w:shd w:val="clear"/>
+            <w:shd w:val="clear" w:color="auto" w:fill="auto"/>
             <w:vAlign w:val="center"/>
           </w:tcPr>
           <w:p>
@@ -5073,7 +6961,7 @@
         <w:tc>
           <w:tcPr>
             <w:tcW w:w="0" w:type="auto"/>
-            <w:shd w:val="clear"/>
+            <w:shd w:val="clear" w:color="auto" w:fill="auto"/>
             <w:vAlign w:val="center"/>
           </w:tcPr>
           <w:p>
@@ -5099,7 +6987,7 @@
         <w:tc>
           <w:tcPr>
             <w:tcW w:w="0" w:type="auto"/>
-            <w:shd w:val="clear"/>
+            <w:shd w:val="clear" w:color="auto" w:fill="auto"/>
             <w:vAlign w:val="center"/>
           </w:tcPr>
           <w:p>
@@ -5133,7 +7021,6 @@
             <w:insideH w:val="none" w:color="auto" w:sz="0" w:space="0"/>
             <w:insideV w:val="none" w:color="auto" w:sz="0" w:space="0"/>
           </w:tblBorders>
-          <w:shd w:val="clear"/>
           <w:tblCellMar>
             <w:top w:w="15" w:type="dxa"/>
             <w:left w:w="15" w:type="dxa"/>
@@ -5147,7 +7034,7 @@
         <w:tc>
           <w:tcPr>
             <w:tcW w:w="0" w:type="auto"/>
-            <w:shd w:val="clear"/>
+            <w:shd w:val="clear" w:color="auto" w:fill="auto"/>
             <w:vAlign w:val="center"/>
           </w:tcPr>
           <w:p>
@@ -5173,7 +7060,7 @@
         <w:tc>
           <w:tcPr>
             <w:tcW w:w="0" w:type="auto"/>
-            <w:shd w:val="clear"/>
+            <w:shd w:val="clear" w:color="auto" w:fill="auto"/>
             <w:vAlign w:val="center"/>
           </w:tcPr>
           <w:p>
@@ -5220,7 +7107,7 @@
         <w:tc>
           <w:tcPr>
             <w:tcW w:w="0" w:type="auto"/>
-            <w:shd w:val="clear"/>
+            <w:shd w:val="clear" w:color="auto" w:fill="auto"/>
             <w:vAlign w:val="center"/>
           </w:tcPr>
           <w:p>
@@ -5246,155 +7133,7 @@
         <w:tc>
           <w:tcPr>
             <w:tcW w:w="0" w:type="auto"/>
-            <w:shd w:val="clear"/>
-            <w:vAlign w:val="center"/>
-          </w:tcPr>
-          <w:p>
-            <w:pPr>
-              <w:keepNext w:val="0"/>
-              <w:keepLines w:val="0"/>
-              <w:widowControl/>
-              <w:suppressLineNumbers w:val="0"/>
-              <w:jc w:val="left"/>
-            </w:pPr>
-            <w:r>
-              <w:rPr>
-                <w:rFonts w:ascii="宋体" w:hAnsi="宋体" w:eastAsia="宋体" w:cs="宋体"/>
-                <w:kern w:val="0"/>
-                <w:sz w:val="24"/>
-                <w:szCs w:val="24"/>
-                <w:lang w:val="en-US" w:eastAsia="zh-CN" w:bidi="ar"/>
-              </w:rPr>
-              <w:t>Double</w:t>
-            </w:r>
-          </w:p>
-        </w:tc>
-      </w:tr>
-      <w:tr>
-        <w:tblPrEx>
-          <w:tblBorders>
-            <w:top w:val="none" w:color="auto" w:sz="0" w:space="0"/>
-            <w:left w:val="none" w:color="auto" w:sz="0" w:space="0"/>
-            <w:bottom w:val="none" w:color="auto" w:sz="0" w:space="0"/>
-            <w:right w:val="none" w:color="auto" w:sz="0" w:space="0"/>
-            <w:insideH w:val="none" w:color="auto" w:sz="0" w:space="0"/>
-            <w:insideV w:val="none" w:color="auto" w:sz="0" w:space="0"/>
-          </w:tblBorders>
-          <w:shd w:val="clear"/>
-          <w:tblCellMar>
-            <w:top w:w="15" w:type="dxa"/>
-            <w:left w:w="15" w:type="dxa"/>
-            <w:bottom w:w="15" w:type="dxa"/>
-            <w:right w:w="15" w:type="dxa"/>
-          </w:tblCellMar>
-        </w:tblPrEx>
-        <w:trPr>
-          <w:tblCellSpacing w:w="15" w:type="dxa"/>
-        </w:trPr>
-        <w:tc>
-          <w:tcPr>
-            <w:tcW w:w="0" w:type="auto"/>
-            <w:shd w:val="clear"/>
-            <w:vAlign w:val="center"/>
-          </w:tcPr>
-          <w:p>
-            <w:pPr>
-              <w:keepNext w:val="0"/>
-              <w:keepLines w:val="0"/>
-              <w:widowControl/>
-              <w:suppressLineNumbers w:val="0"/>
-              <w:jc w:val="left"/>
-            </w:pPr>
-            <w:r>
-              <w:rPr>
-                <w:rFonts w:ascii="宋体" w:hAnsi="宋体" w:eastAsia="宋体" w:cs="宋体"/>
-                <w:kern w:val="0"/>
-                <w:sz w:val="24"/>
-                <w:szCs w:val="24"/>
-                <w:lang w:val="en-US" w:eastAsia="zh-CN" w:bidi="ar"/>
-              </w:rPr>
-              <w:t>Low</w:t>
-            </w:r>
-          </w:p>
-        </w:tc>
-        <w:tc>
-          <w:tcPr>
-            <w:tcW w:w="0" w:type="auto"/>
-            <w:shd w:val="clear"/>
-            <w:vAlign w:val="center"/>
-          </w:tcPr>
-          <w:p>
-            <w:pPr>
-              <w:keepNext w:val="0"/>
-              <w:keepLines w:val="0"/>
-              <w:widowControl/>
-              <w:suppressLineNumbers w:val="0"/>
-              <w:jc w:val="left"/>
-            </w:pPr>
-            <w:r>
-              <w:rPr>
-                <w:rFonts w:ascii="宋体" w:hAnsi="宋体" w:eastAsia="宋体" w:cs="宋体"/>
-                <w:kern w:val="0"/>
-                <w:sz w:val="24"/>
-                <w:szCs w:val="24"/>
-                <w:lang w:val="en-US" w:eastAsia="zh-CN" w:bidi="ar"/>
-              </w:rPr>
-              <w:t>Double</w:t>
-            </w:r>
-          </w:p>
-        </w:tc>
-      </w:tr>
-      <w:tr>
-        <w:tblPrEx>
-          <w:tblBorders>
-            <w:top w:val="none" w:color="auto" w:sz="0" w:space="0"/>
-            <w:left w:val="none" w:color="auto" w:sz="0" w:space="0"/>
-            <w:bottom w:val="none" w:color="auto" w:sz="0" w:space="0"/>
-            <w:right w:val="none" w:color="auto" w:sz="0" w:space="0"/>
-            <w:insideH w:val="none" w:color="auto" w:sz="0" w:space="0"/>
-            <w:insideV w:val="none" w:color="auto" w:sz="0" w:space="0"/>
-          </w:tblBorders>
-          <w:shd w:val="clear"/>
-          <w:tblCellMar>
-            <w:top w:w="15" w:type="dxa"/>
-            <w:left w:w="15" w:type="dxa"/>
-            <w:bottom w:w="15" w:type="dxa"/>
-            <w:right w:w="15" w:type="dxa"/>
-          </w:tblCellMar>
-        </w:tblPrEx>
-        <w:trPr>
-          <w:tblCellSpacing w:w="15" w:type="dxa"/>
-        </w:trPr>
-        <w:tc>
-          <w:tcPr>
-            <w:tcW w:w="0" w:type="auto"/>
-            <w:shd w:val="clear"/>
-            <w:vAlign w:val="center"/>
-          </w:tcPr>
-          <w:p>
-            <w:pPr>
-              <w:keepNext w:val="0"/>
-              <w:keepLines w:val="0"/>
-              <w:widowControl/>
-              <w:suppressLineNumbers w:val="0"/>
-              <w:jc w:val="left"/>
-            </w:pPr>
-            <w:r>
-              <w:rPr>
-                <w:rFonts w:ascii="宋体" w:hAnsi="宋体" w:eastAsia="宋体" w:cs="宋体"/>
-                <w:kern w:val="0"/>
-                <w:sz w:val="24"/>
-                <w:szCs w:val="24"/>
-                <w:lang w:val="en-US" w:eastAsia="zh-CN" w:bidi="ar"/>
-              </w:rPr>
-              <w:t>Close</w:t>
-            </w:r>
-          </w:p>
-        </w:tc>
-        <w:tc>
-          <w:tcPr>
-            <w:tcW w:w="0" w:type="auto"/>
-            <w:shd w:val="clear"/>
+            <w:shd w:val="clear" w:color="auto" w:fill="auto"/>
             <w:vAlign w:val="center"/>
           </w:tcPr>
           <w:p>
@@ -5441,7 +7180,153 @@
         <w:tc>
           <w:tcPr>
             <w:tcW w:w="0" w:type="auto"/>
-            <w:shd w:val="clear"/>
+            <w:shd w:val="clear" w:color="auto" w:fill="auto"/>
+            <w:vAlign w:val="center"/>
+          </w:tcPr>
+          <w:p>
+            <w:pPr>
+              <w:keepNext w:val="0"/>
+              <w:keepLines w:val="0"/>
+              <w:widowControl/>
+              <w:suppressLineNumbers w:val="0"/>
+              <w:jc w:val="left"/>
+            </w:pPr>
+            <w:r>
+              <w:rPr>
+                <w:rFonts w:ascii="宋体" w:hAnsi="宋体" w:eastAsia="宋体" w:cs="宋体"/>
+                <w:kern w:val="0"/>
+                <w:sz w:val="24"/>
+                <w:szCs w:val="24"/>
+                <w:lang w:val="en-US" w:eastAsia="zh-CN" w:bidi="ar"/>
+              </w:rPr>
+              <w:t>Low</w:t>
+            </w:r>
+          </w:p>
+        </w:tc>
+        <w:tc>
+          <w:tcPr>
+            <w:tcW w:w="0" w:type="auto"/>
+            <w:shd w:val="clear" w:color="auto" w:fill="auto"/>
+            <w:vAlign w:val="center"/>
+          </w:tcPr>
+          <w:p>
+            <w:pPr>
+              <w:keepNext w:val="0"/>
+              <w:keepLines w:val="0"/>
+              <w:widowControl/>
+              <w:suppressLineNumbers w:val="0"/>
+              <w:jc w:val="left"/>
+            </w:pPr>
+            <w:r>
+              <w:rPr>
+                <w:rFonts w:ascii="宋体" w:hAnsi="宋体" w:eastAsia="宋体" w:cs="宋体"/>
+                <w:kern w:val="0"/>
+                <w:sz w:val="24"/>
+                <w:szCs w:val="24"/>
+                <w:lang w:val="en-US" w:eastAsia="zh-CN" w:bidi="ar"/>
+              </w:rPr>
+              <w:t>Double</w:t>
+            </w:r>
+          </w:p>
+        </w:tc>
+      </w:tr>
+      <w:tr>
+        <w:tblPrEx>
+          <w:tblBorders>
+            <w:top w:val="none" w:color="auto" w:sz="0" w:space="0"/>
+            <w:left w:val="none" w:color="auto" w:sz="0" w:space="0"/>
+            <w:bottom w:val="none" w:color="auto" w:sz="0" w:space="0"/>
+            <w:right w:val="none" w:color="auto" w:sz="0" w:space="0"/>
+            <w:insideH w:val="none" w:color="auto" w:sz="0" w:space="0"/>
+            <w:insideV w:val="none" w:color="auto" w:sz="0" w:space="0"/>
+          </w:tblBorders>
+          <w:tblCellMar>
+            <w:top w:w="15" w:type="dxa"/>
+            <w:left w:w="15" w:type="dxa"/>
+            <w:bottom w:w="15" w:type="dxa"/>
+            <w:right w:w="15" w:type="dxa"/>
+          </w:tblCellMar>
+        </w:tblPrEx>
+        <w:trPr>
+          <w:tblCellSpacing w:w="15" w:type="dxa"/>
+        </w:trPr>
+        <w:tc>
+          <w:tcPr>
+            <w:tcW w:w="0" w:type="auto"/>
+            <w:shd w:val="clear" w:color="auto" w:fill="auto"/>
+            <w:vAlign w:val="center"/>
+          </w:tcPr>
+          <w:p>
+            <w:pPr>
+              <w:keepNext w:val="0"/>
+              <w:keepLines w:val="0"/>
+              <w:widowControl/>
+              <w:suppressLineNumbers w:val="0"/>
+              <w:jc w:val="left"/>
+            </w:pPr>
+            <w:r>
+              <w:rPr>
+                <w:rFonts w:ascii="宋体" w:hAnsi="宋体" w:eastAsia="宋体" w:cs="宋体"/>
+                <w:kern w:val="0"/>
+                <w:sz w:val="24"/>
+                <w:szCs w:val="24"/>
+                <w:lang w:val="en-US" w:eastAsia="zh-CN" w:bidi="ar"/>
+              </w:rPr>
+              <w:t>Close</w:t>
+            </w:r>
+          </w:p>
+        </w:tc>
+        <w:tc>
+          <w:tcPr>
+            <w:tcW w:w="0" w:type="auto"/>
+            <w:shd w:val="clear" w:color="auto" w:fill="auto"/>
+            <w:vAlign w:val="center"/>
+          </w:tcPr>
+          <w:p>
+            <w:pPr>
+              <w:keepNext w:val="0"/>
+              <w:keepLines w:val="0"/>
+              <w:widowControl/>
+              <w:suppressLineNumbers w:val="0"/>
+              <w:jc w:val="left"/>
+            </w:pPr>
+            <w:r>
+              <w:rPr>
+                <w:rFonts w:ascii="宋体" w:hAnsi="宋体" w:eastAsia="宋体" w:cs="宋体"/>
+                <w:kern w:val="0"/>
+                <w:sz w:val="24"/>
+                <w:szCs w:val="24"/>
+                <w:lang w:val="en-US" w:eastAsia="zh-CN" w:bidi="ar"/>
+              </w:rPr>
+              <w:t>Double</w:t>
+            </w:r>
+          </w:p>
+        </w:tc>
+      </w:tr>
+      <w:tr>
+        <w:tblPrEx>
+          <w:tblBorders>
+            <w:top w:val="none" w:color="auto" w:sz="0" w:space="0"/>
+            <w:left w:val="none" w:color="auto" w:sz="0" w:space="0"/>
+            <w:bottom w:val="none" w:color="auto" w:sz="0" w:space="0"/>
+            <w:right w:val="none" w:color="auto" w:sz="0" w:space="0"/>
+            <w:insideH w:val="none" w:color="auto" w:sz="0" w:space="0"/>
+            <w:insideV w:val="none" w:color="auto" w:sz="0" w:space="0"/>
+          </w:tblBorders>
+          <w:tblCellMar>
+            <w:top w:w="15" w:type="dxa"/>
+            <w:left w:w="15" w:type="dxa"/>
+            <w:bottom w:w="15" w:type="dxa"/>
+            <w:right w:w="15" w:type="dxa"/>
+          </w:tblCellMar>
+        </w:tblPrEx>
+        <w:trPr>
+          <w:tblCellSpacing w:w="15" w:type="dxa"/>
+        </w:trPr>
+        <w:tc>
+          <w:tcPr>
+            <w:tcW w:w="0" w:type="auto"/>
+            <w:shd w:val="clear" w:color="auto" w:fill="auto"/>
             <w:vAlign w:val="center"/>
           </w:tcPr>
           <w:p>
@@ -5467,7 +7352,7 @@
         <w:tc>
           <w:tcPr>
             <w:tcW w:w="0" w:type="auto"/>
-            <w:shd w:val="clear"/>
+            <w:shd w:val="clear" w:color="auto" w:fill="auto"/>
             <w:vAlign w:val="center"/>
           </w:tcPr>
           <w:p>
@@ -6252,8 +8137,6 @@
         </w:rPr>
         <w:t xml:space="preserve">              数据结果</w:t>
       </w:r>
-      <w:bookmarkStart w:id="0" w:name="_GoBack"/>
-      <w:bookmarkEnd w:id="0"/>
     </w:p>
     <w:p>
       <w:pPr>
@@ -6333,6 +8216,7 @@
     </w:p>
     <w:tbl>
       <w:tblPr>
+        <w:tblStyle w:val="7"/>
         <w:tblW w:w="0" w:type="auto"/>
         <w:tblCellSpacing w:w="15" w:type="dxa"/>
         <w:tblInd w:w="0" w:type="dxa"/>
@@ -6344,7 +8228,7 @@
           <w:insideH w:val="none" w:color="auto" w:sz="0" w:space="0"/>
           <w:insideV w:val="none" w:color="auto" w:sz="0" w:space="0"/>
         </w:tblBorders>
-        <w:shd w:val="clear"/>
+        <w:shd w:val="clear" w:color="auto" w:fill="auto"/>
         <w:tblLayout w:type="autofit"/>
         <w:tblCellMar>
           <w:top w:w="15" w:type="dxa"/>
@@ -6370,7 +8254,6 @@
             <w:insideH w:val="none" w:color="auto" w:sz="0" w:space="0"/>
             <w:insideV w:val="none" w:color="auto" w:sz="0" w:space="0"/>
           </w:tblBorders>
-          <w:shd w:val="clear"/>
           <w:tblCellMar>
             <w:top w:w="15" w:type="dxa"/>
             <w:left w:w="15" w:type="dxa"/>
@@ -6385,7 +8268,7 @@
         <w:tc>
           <w:tcPr>
             <w:tcW w:w="0" w:type="auto"/>
-            <w:shd w:val="clear"/>
+            <w:shd w:val="clear" w:color="auto" w:fill="auto"/>
             <w:vAlign w:val="center"/>
           </w:tcPr>
           <w:p>
@@ -6417,7 +8300,7 @@
         <w:tc>
           <w:tcPr>
             <w:tcW w:w="0" w:type="auto"/>
-            <w:shd w:val="clear"/>
+            <w:shd w:val="clear" w:color="auto" w:fill="auto"/>
             <w:vAlign w:val="center"/>
           </w:tcPr>
           <w:p>
@@ -6449,7 +8332,7 @@
         <w:tc>
           <w:tcPr>
             <w:tcW w:w="0" w:type="auto"/>
-            <w:shd w:val="clear"/>
+            <w:shd w:val="clear" w:color="auto" w:fill="auto"/>
             <w:vAlign w:val="center"/>
           </w:tcPr>
           <w:p>
@@ -6481,7 +8364,7 @@
         <w:tc>
           <w:tcPr>
             <w:tcW w:w="0" w:type="auto"/>
-            <w:shd w:val="clear"/>
+            <w:shd w:val="clear" w:color="auto" w:fill="auto"/>
             <w:vAlign w:val="center"/>
           </w:tcPr>
           <w:p>
@@ -6513,7 +8396,7 @@
         <w:tc>
           <w:tcPr>
             <w:tcW w:w="0" w:type="auto"/>
-            <w:shd w:val="clear"/>
+            <w:shd w:val="clear" w:color="auto" w:fill="auto"/>
             <w:vAlign w:val="center"/>
           </w:tcPr>
           <w:p>
@@ -6553,7 +8436,7 @@
             <w:insideH w:val="none" w:color="auto" w:sz="0" w:space="0"/>
             <w:insideV w:val="none" w:color="auto" w:sz="0" w:space="0"/>
           </w:tblBorders>
-          <w:shd w:val="clear"/>
+          <w:shd w:val="clear" w:color="auto" w:fill="auto"/>
           <w:tblCellMar>
             <w:top w:w="15" w:type="dxa"/>
             <w:left w:w="15" w:type="dxa"/>
@@ -6567,7 +8450,7 @@
         <w:tc>
           <w:tcPr>
             <w:tcW w:w="0" w:type="auto"/>
-            <w:shd w:val="clear"/>
+            <w:shd w:val="clear" w:color="auto" w:fill="auto"/>
             <w:vAlign w:val="center"/>
           </w:tcPr>
           <w:p>
@@ -6593,7 +8476,7 @@
         <w:tc>
           <w:tcPr>
             <w:tcW w:w="0" w:type="auto"/>
-            <w:shd w:val="clear"/>
+            <w:shd w:val="clear" w:color="auto" w:fill="auto"/>
             <w:vAlign w:val="center"/>
           </w:tcPr>
           <w:p>
@@ -6619,7 +8502,7 @@
         <w:tc>
           <w:tcPr>
             <w:tcW w:w="0" w:type="auto"/>
-            <w:shd w:val="clear"/>
+            <w:shd w:val="clear" w:color="auto" w:fill="auto"/>
             <w:vAlign w:val="center"/>
           </w:tcPr>
           <w:p>
@@ -6645,7 +8528,7 @@
         <w:tc>
           <w:tcPr>
             <w:tcW w:w="0" w:type="auto"/>
-            <w:shd w:val="clear"/>
+            <w:shd w:val="clear" w:color="auto" w:fill="auto"/>
             <w:vAlign w:val="center"/>
           </w:tcPr>
           <w:p>
@@ -6671,7 +8554,7 @@
         <w:tc>
           <w:tcPr>
             <w:tcW w:w="0" w:type="auto"/>
-            <w:shd w:val="clear"/>
+            <w:shd w:val="clear" w:color="auto" w:fill="auto"/>
             <w:vAlign w:val="center"/>
           </w:tcPr>
           <w:p>
@@ -6718,7 +8601,7 @@
         <w:tc>
           <w:tcPr>
             <w:tcW w:w="0" w:type="auto"/>
-            <w:shd w:val="clear"/>
+            <w:shd w:val="clear" w:color="auto" w:fill="auto"/>
             <w:vAlign w:val="center"/>
           </w:tcPr>
           <w:p>
@@ -6744,7 +8627,7 @@
         <w:tc>
           <w:tcPr>
             <w:tcW w:w="0" w:type="auto"/>
-            <w:shd w:val="clear"/>
+            <w:shd w:val="clear" w:color="auto" w:fill="auto"/>
             <w:vAlign w:val="center"/>
           </w:tcPr>
           <w:p>
@@ -6770,7 +8653,7 @@
         <w:tc>
           <w:tcPr>
             <w:tcW w:w="0" w:type="auto"/>
-            <w:shd w:val="clear"/>
+            <w:shd w:val="clear" w:color="auto" w:fill="auto"/>
             <w:vAlign w:val="center"/>
           </w:tcPr>
           <w:p>
@@ -6796,7 +8679,7 @@
         <w:tc>
           <w:tcPr>
             <w:tcW w:w="0" w:type="auto"/>
-            <w:shd w:val="clear"/>
+            <w:shd w:val="clear" w:color="auto" w:fill="auto"/>
             <w:vAlign w:val="center"/>
           </w:tcPr>
           <w:p>
@@ -6822,7 +8705,7 @@
         <w:tc>
           <w:tcPr>
             <w:tcW w:w="0" w:type="auto"/>
-            <w:shd w:val="clear"/>
+            <w:shd w:val="clear" w:color="auto" w:fill="auto"/>
             <w:vAlign w:val="center"/>
           </w:tcPr>
           <w:p>
@@ -6856,7 +8739,7 @@
             <w:insideH w:val="none" w:color="auto" w:sz="0" w:space="0"/>
             <w:insideV w:val="none" w:color="auto" w:sz="0" w:space="0"/>
           </w:tblBorders>
-          <w:shd w:val="clear"/>
+          <w:shd w:val="clear" w:color="auto" w:fill="auto"/>
           <w:tblCellMar>
             <w:top w:w="15" w:type="dxa"/>
             <w:left w:w="15" w:type="dxa"/>
@@ -6870,7 +8753,7 @@
         <w:tc>
           <w:tcPr>
             <w:tcW w:w="0" w:type="auto"/>
-            <w:shd w:val="clear"/>
+            <w:shd w:val="clear" w:color="auto" w:fill="auto"/>
             <w:vAlign w:val="center"/>
           </w:tcPr>
           <w:p>
@@ -6896,7 +8779,7 @@
         <w:tc>
           <w:tcPr>
             <w:tcW w:w="0" w:type="auto"/>
-            <w:shd w:val="clear"/>
+            <w:shd w:val="clear" w:color="auto" w:fill="auto"/>
             <w:vAlign w:val="center"/>
           </w:tcPr>
           <w:p>
@@ -6922,7 +8805,7 @@
         <w:tc>
           <w:tcPr>
             <w:tcW w:w="0" w:type="auto"/>
-            <w:shd w:val="clear"/>
+            <w:shd w:val="clear" w:color="auto" w:fill="auto"/>
             <w:vAlign w:val="center"/>
           </w:tcPr>
           <w:p>
@@ -6948,7 +8831,7 @@
         <w:tc>
           <w:tcPr>
             <w:tcW w:w="0" w:type="auto"/>
-            <w:shd w:val="clear"/>
+            <w:shd w:val="clear" w:color="auto" w:fill="auto"/>
             <w:vAlign w:val="center"/>
           </w:tcPr>
           <w:p>
@@ -6974,7 +8857,7 @@
         <w:tc>
           <w:tcPr>
             <w:tcW w:w="0" w:type="auto"/>
-            <w:shd w:val="clear"/>
+            <w:shd w:val="clear" w:color="auto" w:fill="auto"/>
             <w:vAlign w:val="center"/>
           </w:tcPr>
           <w:p>
@@ -7008,7 +8891,7 @@
             <w:insideH w:val="none" w:color="auto" w:sz="0" w:space="0"/>
             <w:insideV w:val="none" w:color="auto" w:sz="0" w:space="0"/>
           </w:tblBorders>
-          <w:shd w:val="clear"/>
+          <w:shd w:val="clear" w:color="auto" w:fill="auto"/>
           <w:tblCellMar>
             <w:top w:w="15" w:type="dxa"/>
             <w:left w:w="15" w:type="dxa"/>
@@ -7022,7 +8905,7 @@
         <w:tc>
           <w:tcPr>
             <w:tcW w:w="0" w:type="auto"/>
-            <w:shd w:val="clear"/>
+            <w:shd w:val="clear" w:color="auto" w:fill="auto"/>
             <w:vAlign w:val="center"/>
           </w:tcPr>
           <w:p>
@@ -7048,7 +8931,7 @@
         <w:tc>
           <w:tcPr>
             <w:tcW w:w="0" w:type="auto"/>
-            <w:shd w:val="clear"/>
+            <w:shd w:val="clear" w:color="auto" w:fill="auto"/>
             <w:vAlign w:val="center"/>
           </w:tcPr>
           <w:p>
@@ -7074,7 +8957,7 @@
         <w:tc>
           <w:tcPr>
             <w:tcW w:w="0" w:type="auto"/>
-            <w:shd w:val="clear"/>
+            <w:shd w:val="clear" w:color="auto" w:fill="auto"/>
             <w:vAlign w:val="center"/>
           </w:tcPr>
           <w:p>
@@ -7100,7 +8983,7 @@
         <w:tc>
           <w:tcPr>
             <w:tcW w:w="0" w:type="auto"/>
-            <w:shd w:val="clear"/>
+            <w:shd w:val="clear" w:color="auto" w:fill="auto"/>
             <w:vAlign w:val="center"/>
           </w:tcPr>
           <w:p>
@@ -7126,7 +9009,7 @@
         <w:tc>
           <w:tcPr>
             <w:tcW w:w="0" w:type="auto"/>
-            <w:shd w:val="clear"/>
+            <w:shd w:val="clear" w:color="auto" w:fill="auto"/>
             <w:vAlign w:val="center"/>
           </w:tcPr>
           <w:p>
@@ -7164,7 +9047,7 @@
           <w:szCs w:val="24"/>
         </w:rPr>
         <w:pict>
-          <v:rect id="_x0000_i1075" o:spt="1" style="height:1.5pt;width:432pt;" fillcolor="#A0A0A0" filled="t" stroked="f" coordsize="21600,21600" o:hr="t" o:hrstd="t" o:hralign="center">
+          <v:rect id="_x0000_i1074" o:spt="1" style="height:1.5pt;width:432pt;" fillcolor="#A0A0A0" filled="t" stroked="f" coordsize="21600,21600" o:hr="t" o:hrstd="t" o:hralign="center">
             <v:path/>
             <v:fill on="t" focussize="0,0"/>
             <v:stroke on="f"/>
@@ -7177,6 +9060,10 @@
       </w:r>
     </w:p>
     <w:p/>
+    <w:p>
+      <w:bookmarkStart w:id="0" w:name="_GoBack"/>
+      <w:bookmarkEnd w:id="0"/>
+    </w:p>
     <w:sectPr>
       <w:pgSz w:w="11906" w:h="16838"/>
       <w:pgMar w:top="1440" w:right="1800" w:bottom="1440" w:left="1800" w:header="851" w:footer="992" w:gutter="0"/>
@@ -7297,7 +9184,7 @@
     <w:lsdException w:unhideWhenUsed="0" w:uiPriority="0" w:semiHidden="0" w:name="HTML Code"/>
     <w:lsdException w:unhideWhenUsed="0" w:uiPriority="0" w:semiHidden="0" w:name="HTML Definition"/>
     <w:lsdException w:unhideWhenUsed="0" w:uiPriority="0" w:semiHidden="0" w:name="HTML Keyboard"/>
-    <w:lsdException w:unhideWhenUsed="0" w:uiPriority="0" w:semiHidden="0" w:name="HTML Preformatted"/>
+    <w:lsdException w:qFormat="1" w:unhideWhenUsed="0" w:uiPriority="0" w:semiHidden="0" w:name="HTML Preformatted"/>
     <w:lsdException w:unhideWhenUsed="0" w:uiPriority="0" w:semiHidden="0" w:name="HTML Sample"/>
     <w:lsdException w:unhideWhenUsed="0" w:uiPriority="0" w:semiHidden="0" w:name="HTML Typewriter"/>
     <w:lsdException w:unhideWhenUsed="0" w:uiPriority="0" w:semiHidden="0" w:name="HTML Variable"/>
@@ -7550,6 +9437,7 @@
   <w:style w:type="paragraph" w:styleId="5">
     <w:name w:val="HTML Preformatted"/>
     <w:basedOn w:val="1"/>
+    <w:qFormat/>
     <w:uiPriority w:val="0"/>
     <w:pPr>
       <w:tabs>

--- a/需求规格说明书 (1).docx
+++ b/需求规格说明书 (1).docx
@@ -152,7 +152,7 @@
       </w:pPr>
       <w:r>
         <w:pict>
-          <v:rect id="_x0000_i1050" o:spt="1" style="height:1.5pt;width:432pt;" fillcolor="#A0A0A0" filled="t" stroked="f" coordsize="21600,21600" o:hr="t" o:hrstd="t" o:hralign="center">
+          <v:rect id="_x0000_i1025" o:spt="1" style="height:1.5pt;width:432pt;" fillcolor="#A0A0A0" filled="t" stroked="f" coordsize="21600,21600" o:hr="t" o:hrstd="t" o:hralign="center">
             <v:path/>
             <v:fill on="t" focussize="0,0"/>
             <v:stroke on="f"/>
@@ -221,7 +221,7 @@
       </w:pPr>
       <w:r>
         <w:pict>
-          <v:rect id="_x0000_i1051" o:spt="1" style="height:1.5pt;width:432pt;" fillcolor="#A0A0A0" filled="t" stroked="f" coordsize="21600,21600" o:hr="t" o:hrstd="t" o:hralign="center">
+          <v:rect id="_x0000_i1026" o:spt="1" style="height:1.5pt;width:432pt;" fillcolor="#A0A0A0" filled="t" stroked="f" coordsize="21600,21600" o:hr="t" o:hrstd="t" o:hralign="center">
             <v:path/>
             <v:fill on="t" focussize="0,0"/>
             <v:stroke on="f"/>
@@ -330,7 +330,7 @@
       </w:pPr>
       <w:r>
         <w:pict>
-          <v:rect id="_x0000_i1052" o:spt="1" style="height:1.5pt;width:432pt;" fillcolor="#A0A0A0" filled="t" stroked="f" coordsize="21600,21600" o:hr="t" o:hrstd="t" o:hralign="center">
+          <v:rect id="_x0000_i1027" o:spt="1" style="height:1.5pt;width:432pt;" fillcolor="#A0A0A0" filled="t" stroked="f" coordsize="21600,21600" o:hr="t" o:hrstd="t" o:hralign="center">
             <v:path/>
             <v:fill on="t" focussize="0,0"/>
             <v:stroke on="f"/>
@@ -466,7 +466,7 @@
       </w:pPr>
       <w:r>
         <w:pict>
-          <v:rect id="_x0000_i1053" o:spt="1" style="height:1.5pt;width:432pt;" fillcolor="#A0A0A0" filled="t" stroked="f" coordsize="21600,21600" o:hr="t" o:hrstd="t" o:hralign="center">
+          <v:rect id="_x0000_i1028" o:spt="1" style="height:1.5pt;width:432pt;" fillcolor="#A0A0A0" filled="t" stroked="f" coordsize="21600,21600" o:hr="t" o:hrstd="t" o:hralign="center">
             <v:path/>
             <v:fill on="t" focussize="0,0"/>
             <v:stroke on="f"/>
@@ -527,6 +527,7 @@
             <w:insideH w:val="none" w:color="auto" w:sz="0" w:space="0"/>
             <w:insideV w:val="none" w:color="auto" w:sz="0" w:space="0"/>
           </w:tblBorders>
+          <w:shd w:val="clear" w:color="auto" w:fill="auto"/>
           <w:tblCellMar>
             <w:top w:w="15" w:type="dxa"/>
             <w:left w:w="15" w:type="dxa"/>
@@ -613,7 +614,6 @@
             <w:insideH w:val="none" w:color="auto" w:sz="0" w:space="0"/>
             <w:insideV w:val="none" w:color="auto" w:sz="0" w:space="0"/>
           </w:tblBorders>
-          <w:shd w:val="clear" w:color="auto" w:fill="auto"/>
           <w:tblCellMar>
             <w:top w:w="15" w:type="dxa"/>
             <w:left w:w="15" w:type="dxa"/>
@@ -760,6 +760,7 @@
             <w:insideH w:val="none" w:color="auto" w:sz="0" w:space="0"/>
             <w:insideV w:val="none" w:color="auto" w:sz="0" w:space="0"/>
           </w:tblBorders>
+          <w:shd w:val="clear" w:color="auto" w:fill="auto"/>
           <w:tblCellMar>
             <w:top w:w="15" w:type="dxa"/>
             <w:left w:w="15" w:type="dxa"/>
@@ -980,6 +981,7 @@
             <w:insideH w:val="none" w:color="auto" w:sz="0" w:space="0"/>
             <w:insideV w:val="none" w:color="auto" w:sz="0" w:space="0"/>
           </w:tblBorders>
+          <w:shd w:val="clear" w:color="auto" w:fill="auto"/>
           <w:tblCellMar>
             <w:top w:w="15" w:type="dxa"/>
             <w:left w:w="15" w:type="dxa"/>
@@ -1127,7 +1129,6 @@
             <w:insideH w:val="none" w:color="auto" w:sz="0" w:space="0"/>
             <w:insideV w:val="none" w:color="auto" w:sz="0" w:space="0"/>
           </w:tblBorders>
-          <w:shd w:val="clear" w:color="auto" w:fill="auto"/>
           <w:tblCellMar>
             <w:top w:w="15" w:type="dxa"/>
             <w:left w:w="15" w:type="dxa"/>
@@ -1205,7 +1206,7 @@
           <w:szCs w:val="24"/>
         </w:rPr>
         <w:pict>
-          <v:rect id="_x0000_i1054" o:spt="1" style="height:1.5pt;width:432pt;" fillcolor="#A0A0A0" filled="t" stroked="f" coordsize="21600,21600" o:hr="t" o:hrstd="t" o:hralign="center">
+          <v:rect id="_x0000_i1029" o:spt="1" style="height:1.5pt;width:432pt;" fillcolor="#A0A0A0" filled="t" stroked="f" coordsize="21600,21600" o:hr="t" o:hrstd="t" o:hralign="center">
             <v:path/>
             <v:fill on="t" focussize="0,0"/>
             <v:stroke on="f"/>
@@ -1292,7 +1293,7 @@
       </w:pPr>
       <w:r>
         <w:pict>
-          <v:rect id="_x0000_i1055" o:spt="1" style="height:1.5pt;width:432pt;" fillcolor="#A0A0A0" filled="t" stroked="f" coordsize="21600,21600" o:hr="t" o:hrstd="t" o:hralign="center">
+          <v:rect id="_x0000_i1030" o:spt="1" style="height:1.5pt;width:432pt;" fillcolor="#A0A0A0" filled="t" stroked="f" coordsize="21600,21600" o:hr="t" o:hrstd="t" o:hralign="center">
             <v:path/>
             <v:fill on="t" focussize="0,0"/>
             <v:stroke on="f"/>
@@ -1388,7 +1389,7 @@
       </w:pPr>
       <w:r>
         <w:pict>
-          <v:rect id="_x0000_i1056" o:spt="1" style="height:1.5pt;width:432pt;" fillcolor="#A0A0A0" filled="t" stroked="f" coordsize="21600,21600" o:hr="t" o:hrstd="t" o:hralign="center">
+          <v:rect id="_x0000_i1031" o:spt="1" style="height:1.5pt;width:432pt;" fillcolor="#A0A0A0" filled="t" stroked="f" coordsize="21600,21600" o:hr="t" o:hrstd="t" o:hralign="center">
             <v:path/>
             <v:fill on="t" focussize="0,0"/>
             <v:stroke on="f"/>
@@ -1449,6 +1450,7 @@
             <w:insideH w:val="none" w:color="auto" w:sz="0" w:space="0"/>
             <w:insideV w:val="none" w:color="auto" w:sz="0" w:space="0"/>
           </w:tblBorders>
+          <w:shd w:val="clear" w:color="auto" w:fill="auto"/>
           <w:tblCellMar>
             <w:top w:w="15" w:type="dxa"/>
             <w:left w:w="15" w:type="dxa"/>
@@ -1608,6 +1610,7 @@
             <w:insideH w:val="none" w:color="auto" w:sz="0" w:space="0"/>
             <w:insideV w:val="none" w:color="auto" w:sz="0" w:space="0"/>
           </w:tblBorders>
+          <w:shd w:val="clear" w:color="auto" w:fill="auto"/>
           <w:tblCellMar>
             <w:top w:w="15" w:type="dxa"/>
             <w:left w:w="15" w:type="dxa"/>
@@ -2053,7 +2056,7 @@
           <w:szCs w:val="24"/>
         </w:rPr>
         <w:pict>
-          <v:rect id="_x0000_i1057" o:spt="1" style="height:1.5pt;width:432pt;" fillcolor="#A0A0A0" filled="t" stroked="f" coordsize="21600,21600" o:hr="t" o:hrstd="t" o:hralign="center">
+          <v:rect id="_x0000_i1032" o:spt="1" style="height:1.5pt;width:432pt;" fillcolor="#A0A0A0" filled="t" stroked="f" coordsize="21600,21600" o:hr="t" o:hrstd="t" o:hralign="center">
             <v:path/>
             <v:fill on="t" focussize="0,0"/>
             <v:stroke on="f"/>
@@ -2098,335 +2101,997 @@
         <w:suppressLineNumbers w:val="0"/>
         <w:rPr>
           <w:rStyle w:val="10"/>
-        </w:rPr>
-      </w:pPr>
-      <w:r>
-        <w:rPr>
-          <w:rStyle w:val="10"/>
-        </w:rPr>
-        <w:t xml:space="preserve">                 基于遗传算法量化交易系统</w:t>
-      </w:r>
-    </w:p>
-    <w:p>
-      <w:pPr>
-        <w:pStyle w:val="5"/>
-        <w:keepNext w:val="0"/>
-        <w:keepLines w:val="0"/>
-        <w:widowControl/>
-        <w:suppressLineNumbers w:val="0"/>
-        <w:rPr>
-          <w:rStyle w:val="10"/>
-        </w:rPr>
-      </w:pPr>
-      <w:r>
-        <w:rPr>
-          <w:rStyle w:val="10"/>
-        </w:rPr>
-        <w:t xml:space="preserve">                          │</w:t>
-      </w:r>
-    </w:p>
-    <w:p>
-      <w:pPr>
-        <w:pStyle w:val="5"/>
-        <w:keepNext w:val="0"/>
-        <w:keepLines w:val="0"/>
-        <w:widowControl/>
-        <w:suppressLineNumbers w:val="0"/>
-        <w:rPr>
-          <w:rStyle w:val="10"/>
-        </w:rPr>
-      </w:pPr>
-      <w:r>
-        <w:rPr>
-          <w:rStyle w:val="10"/>
-        </w:rPr>
-        <w:t xml:space="preserve"> ┌──────────────┬──────────────┬──────────────┐</w:t>
-      </w:r>
-    </w:p>
-    <w:p>
-      <w:pPr>
-        <w:pStyle w:val="5"/>
-        <w:keepNext w:val="0"/>
-        <w:keepLines w:val="0"/>
-        <w:widowControl/>
-        <w:suppressLineNumbers w:val="0"/>
-        <w:rPr>
-          <w:rStyle w:val="10"/>
-        </w:rPr>
-      </w:pPr>
-      <w:r>
-        <w:rPr>
-          <w:rStyle w:val="10"/>
-        </w:rPr>
-        <w:t xml:space="preserve"> │              │              │              │</w:t>
-      </w:r>
-    </w:p>
-    <w:p>
-      <w:pPr>
-        <w:pStyle w:val="5"/>
-        <w:keepNext w:val="0"/>
-        <w:keepLines w:val="0"/>
-        <w:widowControl/>
-        <w:suppressLineNumbers w:val="0"/>
-        <w:rPr>
-          <w:rStyle w:val="10"/>
-        </w:rPr>
-      </w:pPr>
-      <w:r>
-        <w:rPr>
-          <w:rStyle w:val="10"/>
-        </w:rPr>
-        <w:t>数据管理     技术指标计算    遗传算法优化    回测分析</w:t>
-      </w:r>
-    </w:p>
-    <w:p>
-      <w:pPr>
-        <w:pStyle w:val="5"/>
-        <w:keepNext w:val="0"/>
-        <w:keepLines w:val="0"/>
-        <w:widowControl/>
-        <w:suppressLineNumbers w:val="0"/>
-        <w:rPr>
-          <w:rStyle w:val="10"/>
-        </w:rPr>
-      </w:pPr>
-      <w:r>
-        <w:rPr>
-          <w:rStyle w:val="10"/>
-        </w:rPr>
-        <w:t xml:space="preserve"> │              │              │              │</w:t>
-      </w:r>
-    </w:p>
-    <w:p>
-      <w:pPr>
-        <w:pStyle w:val="5"/>
-        <w:keepNext w:val="0"/>
-        <w:keepLines w:val="0"/>
-        <w:widowControl/>
-        <w:suppressLineNumbers w:val="0"/>
-        <w:rPr>
-          <w:rStyle w:val="10"/>
-        </w:rPr>
-      </w:pPr>
-      <w:r>
-        <w:rPr>
-          <w:rStyle w:val="10"/>
-        </w:rPr>
-        <w:t>CSV读取       MA              染色体编码      收益率</w:t>
-      </w:r>
-    </w:p>
-    <w:p>
-      <w:pPr>
-        <w:pStyle w:val="5"/>
-        <w:keepNext w:val="0"/>
-        <w:keepLines w:val="0"/>
-        <w:widowControl/>
-        <w:suppressLineNumbers w:val="0"/>
-        <w:rPr>
-          <w:rStyle w:val="10"/>
-        </w:rPr>
-      </w:pPr>
-      <w:r>
-        <w:rPr>
-          <w:rStyle w:val="10"/>
-        </w:rPr>
-        <w:t>数据预处理     MACD           适应度函数      最大回撤</w:t>
-      </w:r>
-    </w:p>
-    <w:p>
-      <w:pPr>
-        <w:pStyle w:val="5"/>
-        <w:keepNext w:val="0"/>
-        <w:keepLines w:val="0"/>
-        <w:widowControl/>
-        <w:suppressLineNumbers w:val="0"/>
-        <w:rPr>
-          <w:rStyle w:val="10"/>
-        </w:rPr>
-      </w:pPr>
-      <w:r>
-        <w:rPr>
-          <w:rStyle w:val="10"/>
-        </w:rPr>
-        <w:t>数据校验       RSI            选择交叉变异    夏普率</w:t>
-      </w:r>
-    </w:p>
-    <w:p>
-      <w:pPr>
-        <w:pStyle w:val="5"/>
-        <w:keepNext w:val="0"/>
-        <w:keepLines w:val="0"/>
-        <w:widowControl/>
-        <w:suppressLineNumbers w:val="0"/>
-        <w:rPr>
-          <w:rStyle w:val="10"/>
-        </w:rPr>
-      </w:pPr>
-      <w:r>
-        <w:rPr>
-          <w:rStyle w:val="10"/>
-        </w:rPr>
-        <w:t xml:space="preserve">               KDJ            参数优化        胜率统计</w:t>
-      </w:r>
-    </w:p>
-    <w:p>
-      <w:pPr>
-        <w:pStyle w:val="5"/>
-        <w:keepNext w:val="0"/>
-        <w:keepLines w:val="0"/>
-        <w:widowControl/>
-        <w:suppressLineNumbers w:val="0"/>
-        <w:rPr>
-          <w:rStyle w:val="10"/>
-        </w:rPr>
-      </w:pPr>
-      <w:r>
-        <w:rPr>
-          <w:rStyle w:val="10"/>
-        </w:rPr>
-        <w:t xml:space="preserve">               BOLL</w:t>
-      </w:r>
-    </w:p>
-    <w:p>
-      <w:pPr>
-        <w:pStyle w:val="5"/>
-        <w:keepNext w:val="0"/>
-        <w:keepLines w:val="0"/>
-        <w:widowControl/>
-        <w:suppressLineNumbers w:val="0"/>
-        <w:rPr>
-          <w:rStyle w:val="10"/>
-        </w:rPr>
-      </w:pPr>
-      <w:r>
-        <w:rPr>
-          <w:rStyle w:val="10"/>
-        </w:rPr>
-        <w:t xml:space="preserve"> │</w:t>
-      </w:r>
-    </w:p>
-    <w:p>
-      <w:pPr>
-        <w:pStyle w:val="5"/>
-        <w:keepNext w:val="0"/>
-        <w:keepLines w:val="0"/>
-        <w:widowControl/>
-        <w:suppressLineNumbers w:val="0"/>
-        <w:rPr>
-          <w:rStyle w:val="10"/>
-        </w:rPr>
-      </w:pPr>
-      <w:r>
-        <w:rPr>
-          <w:rStyle w:val="10"/>
-        </w:rPr>
-        <w:t xml:space="preserve"> └──────────────┬──────────────┐</w:t>
-      </w:r>
-    </w:p>
-    <w:p>
-      <w:pPr>
-        <w:pStyle w:val="5"/>
-        <w:keepNext w:val="0"/>
-        <w:keepLines w:val="0"/>
-        <w:widowControl/>
-        <w:suppressLineNumbers w:val="0"/>
-        <w:rPr>
-          <w:rStyle w:val="10"/>
-        </w:rPr>
-      </w:pPr>
-      <w:r>
-        <w:rPr>
-          <w:rStyle w:val="10"/>
-        </w:rPr>
-        <w:t xml:space="preserve">                │              │</w:t>
-      </w:r>
-    </w:p>
-    <w:p>
-      <w:pPr>
-        <w:pStyle w:val="5"/>
-        <w:keepNext w:val="0"/>
-        <w:keepLines w:val="0"/>
-        <w:widowControl/>
-        <w:suppressLineNumbers w:val="0"/>
-        <w:rPr>
-          <w:rStyle w:val="10"/>
-        </w:rPr>
-      </w:pPr>
-      <w:r>
-        <w:rPr>
-          <w:rStyle w:val="10"/>
-        </w:rPr>
-        <w:t xml:space="preserve">          滚动预测模块     可视化模块</w:t>
-      </w:r>
-    </w:p>
-    <w:p>
-      <w:pPr>
-        <w:pStyle w:val="5"/>
-        <w:keepNext w:val="0"/>
-        <w:keepLines w:val="0"/>
-        <w:widowControl/>
-        <w:suppressLineNumbers w:val="0"/>
-        <w:rPr>
-          <w:rStyle w:val="10"/>
-        </w:rPr>
-      </w:pPr>
-      <w:r>
-        <w:rPr>
-          <w:rStyle w:val="10"/>
-        </w:rPr>
-        <w:t xml:space="preserve">                │              │</w:t>
-      </w:r>
-    </w:p>
-    <w:p>
-      <w:pPr>
-        <w:pStyle w:val="5"/>
-        <w:keepNext w:val="0"/>
-        <w:keepLines w:val="0"/>
-        <w:widowControl/>
-        <w:suppressLineNumbers w:val="0"/>
-        <w:rPr>
-          <w:rStyle w:val="10"/>
-        </w:rPr>
-      </w:pPr>
-      <w:r>
-        <w:rPr>
-          <w:rStyle w:val="10"/>
-        </w:rPr>
-        <w:t xml:space="preserve">           买卖信号生成      K线图</w:t>
-      </w:r>
-    </w:p>
-    <w:p>
-      <w:pPr>
-        <w:pStyle w:val="5"/>
-        <w:keepNext w:val="0"/>
-        <w:keepLines w:val="0"/>
-        <w:widowControl/>
-        <w:suppressLineNumbers w:val="0"/>
-        <w:rPr>
-          <w:rStyle w:val="10"/>
-        </w:rPr>
-      </w:pPr>
-      <w:r>
-        <w:rPr>
-          <w:rStyle w:val="10"/>
-        </w:rPr>
-        <w:t xml:space="preserve">           滚动窗口训练      指标曲线</w:t>
-      </w:r>
-    </w:p>
-    <w:p>
-      <w:pPr>
-        <w:pStyle w:val="5"/>
-        <w:keepNext w:val="0"/>
-        <w:keepLines w:val="0"/>
-        <w:widowControl/>
-        <w:suppressLineNumbers w:val="0"/>
-      </w:pPr>
-      <w:r>
-        <w:rPr>
-          <w:rStyle w:val="10"/>
-        </w:rPr>
-        <w:t xml:space="preserve">           最优策略输出      回测曲线</w:t>
-      </w:r>
+          <w:rFonts w:hint="eastAsia"/>
+        </w:rPr>
+      </w:pPr>
+      <w:r>
+        <w:rPr>
+          <w:rStyle w:val="10"/>
+          <w:rFonts w:hint="eastAsia"/>
+        </w:rPr>
+        <w:t>配置管理</w:t>
+      </w:r>
+    </w:p>
+    <w:p>
+      <w:pPr>
+        <w:pStyle w:val="5"/>
+        <w:keepNext w:val="0"/>
+        <w:keepLines w:val="0"/>
+        <w:widowControl/>
+        <w:suppressLineNumbers w:val="0"/>
+        <w:rPr>
+          <w:rStyle w:val="10"/>
+          <w:rFonts w:hint="eastAsia"/>
+        </w:rPr>
+      </w:pPr>
+      <w:r>
+        <w:rPr>
+          <w:rStyle w:val="10"/>
+          <w:rFonts w:hint="eastAsia"/>
+        </w:rPr>
+        <w:t>│</w:t>
+      </w:r>
+    </w:p>
+    <w:p>
+      <w:pPr>
+        <w:pStyle w:val="5"/>
+        <w:keepNext w:val="0"/>
+        <w:keepLines w:val="0"/>
+        <w:widowControl/>
+        <w:suppressLineNumbers w:val="0"/>
+        <w:rPr>
+          <w:rStyle w:val="10"/>
+          <w:rFonts w:hint="eastAsia"/>
+        </w:rPr>
+      </w:pPr>
+      <w:r>
+        <w:rPr>
+          <w:rStyle w:val="10"/>
+          <w:rFonts w:hint="eastAsia"/>
+        </w:rPr>
+        <w:t>├── AppConfig</w:t>
+      </w:r>
+    </w:p>
+    <w:p>
+      <w:pPr>
+        <w:pStyle w:val="5"/>
+        <w:keepNext w:val="0"/>
+        <w:keepLines w:val="0"/>
+        <w:widowControl/>
+        <w:suppressLineNumbers w:val="0"/>
+        <w:rPr>
+          <w:rStyle w:val="10"/>
+          <w:rFonts w:hint="eastAsia"/>
+        </w:rPr>
+      </w:pPr>
+      <w:r>
+        <w:rPr>
+          <w:rStyle w:val="10"/>
+          <w:rFonts w:hint="eastAsia"/>
+        </w:rPr>
+        <w:t>└── IndicatorConfig</w:t>
+      </w:r>
+    </w:p>
+    <w:p>
+      <w:pPr>
+        <w:pStyle w:val="5"/>
+        <w:keepNext w:val="0"/>
+        <w:keepLines w:val="0"/>
+        <w:widowControl/>
+        <w:suppressLineNumbers w:val="0"/>
+        <w:rPr>
+          <w:rStyle w:val="10"/>
+          <w:rFonts w:hint="eastAsia"/>
+        </w:rPr>
+      </w:pPr>
+    </w:p>
+    <w:p>
+      <w:pPr>
+        <w:pStyle w:val="5"/>
+        <w:keepNext w:val="0"/>
+        <w:keepLines w:val="0"/>
+        <w:widowControl/>
+        <w:suppressLineNumbers w:val="0"/>
+        <w:rPr>
+          <w:rStyle w:val="10"/>
+          <w:rFonts w:hint="eastAsia"/>
+        </w:rPr>
+      </w:pPr>
+      <w:r>
+        <w:rPr>
+          <w:rStyle w:val="10"/>
+          <w:rFonts w:hint="eastAsia"/>
+        </w:rPr>
+        <w:t>数据模型</w:t>
+      </w:r>
+    </w:p>
+    <w:p>
+      <w:pPr>
+        <w:pStyle w:val="5"/>
+        <w:keepNext w:val="0"/>
+        <w:keepLines w:val="0"/>
+        <w:widowControl/>
+        <w:suppressLineNumbers w:val="0"/>
+        <w:rPr>
+          <w:rStyle w:val="10"/>
+          <w:rFonts w:hint="eastAsia"/>
+        </w:rPr>
+      </w:pPr>
+      <w:r>
+        <w:rPr>
+          <w:rStyle w:val="10"/>
+          <w:rFonts w:hint="eastAsia"/>
+        </w:rPr>
+        <w:t>│</w:t>
+      </w:r>
+    </w:p>
+    <w:p>
+      <w:pPr>
+        <w:pStyle w:val="5"/>
+        <w:keepNext w:val="0"/>
+        <w:keepLines w:val="0"/>
+        <w:widowControl/>
+        <w:suppressLineNumbers w:val="0"/>
+        <w:rPr>
+          <w:rStyle w:val="10"/>
+          <w:rFonts w:hint="eastAsia"/>
+        </w:rPr>
+      </w:pPr>
+      <w:r>
+        <w:rPr>
+          <w:rStyle w:val="10"/>
+          <w:rFonts w:hint="eastAsia"/>
+        </w:rPr>
+        <w:t>├── StockData</w:t>
+      </w:r>
+    </w:p>
+    <w:p>
+      <w:pPr>
+        <w:pStyle w:val="5"/>
+        <w:keepNext w:val="0"/>
+        <w:keepLines w:val="0"/>
+        <w:widowControl/>
+        <w:suppressLineNumbers w:val="0"/>
+        <w:rPr>
+          <w:rStyle w:val="10"/>
+          <w:rFonts w:hint="eastAsia"/>
+        </w:rPr>
+      </w:pPr>
+      <w:r>
+        <w:rPr>
+          <w:rStyle w:val="10"/>
+          <w:rFonts w:hint="eastAsia"/>
+        </w:rPr>
+        <w:t>├── TradeRecord</w:t>
+      </w:r>
+    </w:p>
+    <w:p>
+      <w:pPr>
+        <w:pStyle w:val="5"/>
+        <w:keepNext w:val="0"/>
+        <w:keepLines w:val="0"/>
+        <w:widowControl/>
+        <w:suppressLineNumbers w:val="0"/>
+        <w:rPr>
+          <w:rStyle w:val="10"/>
+          <w:rFonts w:hint="eastAsia"/>
+        </w:rPr>
+      </w:pPr>
+      <w:r>
+        <w:rPr>
+          <w:rStyle w:val="10"/>
+          <w:rFonts w:hint="eastAsia"/>
+        </w:rPr>
+        <w:t>├── Chromosome</w:t>
+      </w:r>
+    </w:p>
+    <w:p>
+      <w:pPr>
+        <w:pStyle w:val="5"/>
+        <w:keepNext w:val="0"/>
+        <w:keepLines w:val="0"/>
+        <w:widowControl/>
+        <w:suppressLineNumbers w:val="0"/>
+        <w:rPr>
+          <w:rStyle w:val="10"/>
+          <w:rFonts w:hint="eastAsia"/>
+        </w:rPr>
+      </w:pPr>
+      <w:r>
+        <w:rPr>
+          <w:rStyle w:val="10"/>
+          <w:rFonts w:hint="eastAsia"/>
+        </w:rPr>
+        <w:t>├── Population</w:t>
+      </w:r>
+    </w:p>
+    <w:p>
+      <w:pPr>
+        <w:pStyle w:val="5"/>
+        <w:keepNext w:val="0"/>
+        <w:keepLines w:val="0"/>
+        <w:widowControl/>
+        <w:suppressLineNumbers w:val="0"/>
+        <w:rPr>
+          <w:rStyle w:val="10"/>
+          <w:rFonts w:hint="eastAsia"/>
+        </w:rPr>
+      </w:pPr>
+      <w:r>
+        <w:rPr>
+          <w:rStyle w:val="10"/>
+          <w:rFonts w:hint="eastAsia"/>
+        </w:rPr>
+        <w:t>└── EvaluationResult</w:t>
+      </w:r>
+    </w:p>
+    <w:p>
+      <w:pPr>
+        <w:pStyle w:val="5"/>
+        <w:keepNext w:val="0"/>
+        <w:keepLines w:val="0"/>
+        <w:widowControl/>
+        <w:suppressLineNumbers w:val="0"/>
+        <w:rPr>
+          <w:rStyle w:val="10"/>
+          <w:rFonts w:hint="eastAsia"/>
+        </w:rPr>
+      </w:pPr>
+    </w:p>
+    <w:p>
+      <w:pPr>
+        <w:pStyle w:val="5"/>
+        <w:keepNext w:val="0"/>
+        <w:keepLines w:val="0"/>
+        <w:widowControl/>
+        <w:suppressLineNumbers w:val="0"/>
+        <w:rPr>
+          <w:rStyle w:val="10"/>
+          <w:rFonts w:hint="eastAsia"/>
+        </w:rPr>
+      </w:pPr>
+      <w:r>
+        <w:rPr>
+          <w:rStyle w:val="10"/>
+          <w:rFonts w:hint="eastAsia"/>
+        </w:rPr>
+        <w:t>技术指标池</w:t>
+      </w:r>
+    </w:p>
+    <w:p>
+      <w:pPr>
+        <w:pStyle w:val="5"/>
+        <w:keepNext w:val="0"/>
+        <w:keepLines w:val="0"/>
+        <w:widowControl/>
+        <w:suppressLineNumbers w:val="0"/>
+        <w:rPr>
+          <w:rStyle w:val="10"/>
+          <w:rFonts w:hint="eastAsia"/>
+        </w:rPr>
+      </w:pPr>
+      <w:r>
+        <w:rPr>
+          <w:rStyle w:val="10"/>
+          <w:rFonts w:hint="eastAsia"/>
+        </w:rPr>
+        <w:t>│</w:t>
+      </w:r>
+    </w:p>
+    <w:p>
+      <w:pPr>
+        <w:pStyle w:val="5"/>
+        <w:keepNext w:val="0"/>
+        <w:keepLines w:val="0"/>
+        <w:widowControl/>
+        <w:suppressLineNumbers w:val="0"/>
+        <w:rPr>
+          <w:rStyle w:val="10"/>
+          <w:rFonts w:hint="eastAsia"/>
+        </w:rPr>
+      </w:pPr>
+      <w:r>
+        <w:rPr>
+          <w:rStyle w:val="10"/>
+          <w:rFonts w:hint="eastAsia"/>
+        </w:rPr>
+        <w:t>├── MA</w:t>
+      </w:r>
+    </w:p>
+    <w:p>
+      <w:pPr>
+        <w:pStyle w:val="5"/>
+        <w:keepNext w:val="0"/>
+        <w:keepLines w:val="0"/>
+        <w:widowControl/>
+        <w:suppressLineNumbers w:val="0"/>
+        <w:rPr>
+          <w:rStyle w:val="10"/>
+          <w:rFonts w:hint="eastAsia"/>
+        </w:rPr>
+      </w:pPr>
+      <w:r>
+        <w:rPr>
+          <w:rStyle w:val="10"/>
+          <w:rFonts w:hint="eastAsia"/>
+        </w:rPr>
+        <w:t>├── MACD</w:t>
+      </w:r>
+    </w:p>
+    <w:p>
+      <w:pPr>
+        <w:pStyle w:val="5"/>
+        <w:keepNext w:val="0"/>
+        <w:keepLines w:val="0"/>
+        <w:widowControl/>
+        <w:suppressLineNumbers w:val="0"/>
+        <w:rPr>
+          <w:rStyle w:val="10"/>
+          <w:rFonts w:hint="eastAsia"/>
+        </w:rPr>
+      </w:pPr>
+      <w:r>
+        <w:rPr>
+          <w:rStyle w:val="10"/>
+          <w:rFonts w:hint="eastAsia"/>
+        </w:rPr>
+        <w:t>├── RSI</w:t>
+      </w:r>
+    </w:p>
+    <w:p>
+      <w:pPr>
+        <w:pStyle w:val="5"/>
+        <w:keepNext w:val="0"/>
+        <w:keepLines w:val="0"/>
+        <w:widowControl/>
+        <w:suppressLineNumbers w:val="0"/>
+        <w:rPr>
+          <w:rStyle w:val="10"/>
+          <w:rFonts w:hint="eastAsia"/>
+        </w:rPr>
+      </w:pPr>
+      <w:r>
+        <w:rPr>
+          <w:rStyle w:val="10"/>
+          <w:rFonts w:hint="eastAsia"/>
+        </w:rPr>
+        <w:t>├── KDJ</w:t>
+      </w:r>
+    </w:p>
+    <w:p>
+      <w:pPr>
+        <w:pStyle w:val="5"/>
+        <w:keepNext w:val="0"/>
+        <w:keepLines w:val="0"/>
+        <w:widowControl/>
+        <w:suppressLineNumbers w:val="0"/>
+        <w:rPr>
+          <w:rStyle w:val="10"/>
+          <w:rFonts w:hint="eastAsia"/>
+        </w:rPr>
+      </w:pPr>
+      <w:r>
+        <w:rPr>
+          <w:rStyle w:val="10"/>
+          <w:rFonts w:hint="eastAsia"/>
+        </w:rPr>
+        <w:t>├── BOLL</w:t>
+      </w:r>
+    </w:p>
+    <w:p>
+      <w:pPr>
+        <w:pStyle w:val="5"/>
+        <w:keepNext w:val="0"/>
+        <w:keepLines w:val="0"/>
+        <w:widowControl/>
+        <w:suppressLineNumbers w:val="0"/>
+        <w:rPr>
+          <w:rStyle w:val="10"/>
+          <w:rFonts w:hint="eastAsia"/>
+        </w:rPr>
+      </w:pPr>
+      <w:r>
+        <w:rPr>
+          <w:rStyle w:val="10"/>
+          <w:rFonts w:hint="eastAsia"/>
+        </w:rPr>
+        <w:t>├── ATR</w:t>
+      </w:r>
+    </w:p>
+    <w:p>
+      <w:pPr>
+        <w:pStyle w:val="5"/>
+        <w:keepNext w:val="0"/>
+        <w:keepLines w:val="0"/>
+        <w:widowControl/>
+        <w:suppressLineNumbers w:val="0"/>
+        <w:rPr>
+          <w:rStyle w:val="10"/>
+          <w:rFonts w:hint="eastAsia"/>
+        </w:rPr>
+      </w:pPr>
+      <w:r>
+        <w:rPr>
+          <w:rStyle w:val="10"/>
+          <w:rFonts w:hint="eastAsia"/>
+        </w:rPr>
+        <w:t>├── CCI</w:t>
+      </w:r>
+    </w:p>
+    <w:p>
+      <w:pPr>
+        <w:pStyle w:val="5"/>
+        <w:keepNext w:val="0"/>
+        <w:keepLines w:val="0"/>
+        <w:widowControl/>
+        <w:suppressLineNumbers w:val="0"/>
+        <w:rPr>
+          <w:rStyle w:val="10"/>
+          <w:rFonts w:hint="eastAsia"/>
+        </w:rPr>
+      </w:pPr>
+      <w:r>
+        <w:rPr>
+          <w:rStyle w:val="10"/>
+          <w:rFonts w:hint="eastAsia"/>
+        </w:rPr>
+        <w:t>├── OBV</w:t>
+      </w:r>
+    </w:p>
+    <w:p>
+      <w:pPr>
+        <w:pStyle w:val="5"/>
+        <w:keepNext w:val="0"/>
+        <w:keepLines w:val="0"/>
+        <w:widowControl/>
+        <w:suppressLineNumbers w:val="0"/>
+        <w:rPr>
+          <w:rStyle w:val="10"/>
+          <w:rFonts w:hint="eastAsia"/>
+        </w:rPr>
+      </w:pPr>
+      <w:r>
+        <w:rPr>
+          <w:rStyle w:val="10"/>
+          <w:rFonts w:hint="eastAsia"/>
+        </w:rPr>
+        <w:t>└── Momentum</w:t>
+      </w:r>
+    </w:p>
+    <w:p>
+      <w:pPr>
+        <w:pStyle w:val="5"/>
+        <w:keepNext w:val="0"/>
+        <w:keepLines w:val="0"/>
+        <w:widowControl/>
+        <w:suppressLineNumbers w:val="0"/>
+        <w:rPr>
+          <w:rStyle w:val="10"/>
+          <w:rFonts w:hint="eastAsia"/>
+        </w:rPr>
+      </w:pPr>
+    </w:p>
+    <w:p>
+      <w:pPr>
+        <w:pStyle w:val="5"/>
+        <w:keepNext w:val="0"/>
+        <w:keepLines w:val="0"/>
+        <w:widowControl/>
+        <w:suppressLineNumbers w:val="0"/>
+        <w:rPr>
+          <w:rStyle w:val="10"/>
+          <w:rFonts w:hint="eastAsia"/>
+        </w:rPr>
+      </w:pPr>
+      <w:r>
+        <w:rPr>
+          <w:rStyle w:val="10"/>
+          <w:rFonts w:hint="eastAsia"/>
+        </w:rPr>
+        <w:t>遗传算法</w:t>
+      </w:r>
+    </w:p>
+    <w:p>
+      <w:pPr>
+        <w:pStyle w:val="5"/>
+        <w:keepNext w:val="0"/>
+        <w:keepLines w:val="0"/>
+        <w:widowControl/>
+        <w:suppressLineNumbers w:val="0"/>
+        <w:rPr>
+          <w:rStyle w:val="10"/>
+          <w:rFonts w:hint="eastAsia"/>
+        </w:rPr>
+      </w:pPr>
+      <w:r>
+        <w:rPr>
+          <w:rStyle w:val="10"/>
+          <w:rFonts w:hint="eastAsia"/>
+        </w:rPr>
+        <w:t>│</w:t>
+      </w:r>
+    </w:p>
+    <w:p>
+      <w:pPr>
+        <w:pStyle w:val="5"/>
+        <w:keepNext w:val="0"/>
+        <w:keepLines w:val="0"/>
+        <w:widowControl/>
+        <w:suppressLineNumbers w:val="0"/>
+        <w:rPr>
+          <w:rStyle w:val="10"/>
+          <w:rFonts w:hint="eastAsia"/>
+        </w:rPr>
+      </w:pPr>
+      <w:r>
+        <w:rPr>
+          <w:rStyle w:val="10"/>
+          <w:rFonts w:hint="eastAsia"/>
+        </w:rPr>
+        <w:t>├── Selection</w:t>
+      </w:r>
+    </w:p>
+    <w:p>
+      <w:pPr>
+        <w:pStyle w:val="5"/>
+        <w:keepNext w:val="0"/>
+        <w:keepLines w:val="0"/>
+        <w:widowControl/>
+        <w:suppressLineNumbers w:val="0"/>
+        <w:rPr>
+          <w:rStyle w:val="10"/>
+          <w:rFonts w:hint="eastAsia"/>
+        </w:rPr>
+      </w:pPr>
+      <w:r>
+        <w:rPr>
+          <w:rStyle w:val="10"/>
+          <w:rFonts w:hint="eastAsia"/>
+        </w:rPr>
+        <w:t>├── Crossover</w:t>
+      </w:r>
+    </w:p>
+    <w:p>
+      <w:pPr>
+        <w:pStyle w:val="5"/>
+        <w:keepNext w:val="0"/>
+        <w:keepLines w:val="0"/>
+        <w:widowControl/>
+        <w:suppressLineNumbers w:val="0"/>
+        <w:rPr>
+          <w:rStyle w:val="10"/>
+          <w:rFonts w:hint="eastAsia"/>
+        </w:rPr>
+      </w:pPr>
+      <w:r>
+        <w:rPr>
+          <w:rStyle w:val="10"/>
+          <w:rFonts w:hint="eastAsia"/>
+        </w:rPr>
+        <w:t>├── Mutation</w:t>
+      </w:r>
+    </w:p>
+    <w:p>
+      <w:pPr>
+        <w:pStyle w:val="5"/>
+        <w:keepNext w:val="0"/>
+        <w:keepLines w:val="0"/>
+        <w:widowControl/>
+        <w:suppressLineNumbers w:val="0"/>
+        <w:rPr>
+          <w:rStyle w:val="10"/>
+          <w:rFonts w:hint="eastAsia"/>
+        </w:rPr>
+      </w:pPr>
+      <w:r>
+        <w:rPr>
+          <w:rStyle w:val="10"/>
+          <w:rFonts w:hint="eastAsia"/>
+        </w:rPr>
+        <w:t>└── Fitness</w:t>
+      </w:r>
+    </w:p>
+    <w:p>
+      <w:pPr>
+        <w:pStyle w:val="5"/>
+        <w:keepNext w:val="0"/>
+        <w:keepLines w:val="0"/>
+        <w:widowControl/>
+        <w:suppressLineNumbers w:val="0"/>
+        <w:rPr>
+          <w:rStyle w:val="10"/>
+          <w:rFonts w:hint="eastAsia"/>
+        </w:rPr>
+      </w:pPr>
+    </w:p>
+    <w:p>
+      <w:pPr>
+        <w:pStyle w:val="5"/>
+        <w:keepNext w:val="0"/>
+        <w:keepLines w:val="0"/>
+        <w:widowControl/>
+        <w:suppressLineNumbers w:val="0"/>
+        <w:rPr>
+          <w:rStyle w:val="10"/>
+          <w:rFonts w:hint="eastAsia"/>
+        </w:rPr>
+      </w:pPr>
+      <w:r>
+        <w:rPr>
+          <w:rStyle w:val="10"/>
+          <w:rFonts w:hint="eastAsia"/>
+        </w:rPr>
+        <w:t>回测系统</w:t>
+      </w:r>
+    </w:p>
+    <w:p>
+      <w:pPr>
+        <w:pStyle w:val="5"/>
+        <w:keepNext w:val="0"/>
+        <w:keepLines w:val="0"/>
+        <w:widowControl/>
+        <w:suppressLineNumbers w:val="0"/>
+        <w:rPr>
+          <w:rStyle w:val="10"/>
+          <w:rFonts w:hint="eastAsia"/>
+        </w:rPr>
+      </w:pPr>
+      <w:r>
+        <w:rPr>
+          <w:rStyle w:val="10"/>
+          <w:rFonts w:hint="eastAsia"/>
+        </w:rPr>
+        <w:t>│</w:t>
+      </w:r>
+    </w:p>
+    <w:p>
+      <w:pPr>
+        <w:pStyle w:val="5"/>
+        <w:keepNext w:val="0"/>
+        <w:keepLines w:val="0"/>
+        <w:widowControl/>
+        <w:suppressLineNumbers w:val="0"/>
+        <w:rPr>
+          <w:rStyle w:val="10"/>
+          <w:rFonts w:hint="eastAsia"/>
+        </w:rPr>
+      </w:pPr>
+      <w:r>
+        <w:rPr>
+          <w:rStyle w:val="10"/>
+          <w:rFonts w:hint="eastAsia"/>
+        </w:rPr>
+        <w:t>├── Strategy</w:t>
+      </w:r>
+    </w:p>
+    <w:p>
+      <w:pPr>
+        <w:pStyle w:val="5"/>
+        <w:keepNext w:val="0"/>
+        <w:keepLines w:val="0"/>
+        <w:widowControl/>
+        <w:suppressLineNumbers w:val="0"/>
+        <w:rPr>
+          <w:rStyle w:val="10"/>
+          <w:rFonts w:hint="eastAsia"/>
+        </w:rPr>
+      </w:pPr>
+      <w:r>
+        <w:rPr>
+          <w:rStyle w:val="10"/>
+          <w:rFonts w:hint="eastAsia"/>
+        </w:rPr>
+        <w:t>├── Trade</w:t>
+      </w:r>
+    </w:p>
+    <w:p>
+      <w:pPr>
+        <w:pStyle w:val="5"/>
+        <w:keepNext w:val="0"/>
+        <w:keepLines w:val="0"/>
+        <w:widowControl/>
+        <w:suppressLineNumbers w:val="0"/>
+        <w:rPr>
+          <w:rStyle w:val="10"/>
+          <w:rFonts w:hint="eastAsia"/>
+        </w:rPr>
+      </w:pPr>
+      <w:r>
+        <w:rPr>
+          <w:rStyle w:val="10"/>
+          <w:rFonts w:hint="eastAsia"/>
+        </w:rPr>
+        <w:t>└── Evaluator</w:t>
+      </w:r>
+    </w:p>
+    <w:p>
+      <w:pPr>
+        <w:pStyle w:val="5"/>
+        <w:keepNext w:val="0"/>
+        <w:keepLines w:val="0"/>
+        <w:widowControl/>
+        <w:suppressLineNumbers w:val="0"/>
+        <w:rPr>
+          <w:rStyle w:val="10"/>
+          <w:rFonts w:hint="eastAsia"/>
+        </w:rPr>
+      </w:pPr>
+    </w:p>
+    <w:p>
+      <w:pPr>
+        <w:pStyle w:val="5"/>
+        <w:keepNext w:val="0"/>
+        <w:keepLines w:val="0"/>
+        <w:widowControl/>
+        <w:suppressLineNumbers w:val="0"/>
+        <w:rPr>
+          <w:rStyle w:val="10"/>
+          <w:rFonts w:hint="eastAsia"/>
+        </w:rPr>
+      </w:pPr>
+      <w:r>
+        <w:rPr>
+          <w:rStyle w:val="10"/>
+          <w:rFonts w:hint="eastAsia"/>
+        </w:rPr>
+        <w:t>服务编排</w:t>
+      </w:r>
+    </w:p>
+    <w:p>
+      <w:pPr>
+        <w:pStyle w:val="5"/>
+        <w:keepNext w:val="0"/>
+        <w:keepLines w:val="0"/>
+        <w:widowControl/>
+        <w:suppressLineNumbers w:val="0"/>
+        <w:rPr>
+          <w:rStyle w:val="10"/>
+          <w:rFonts w:hint="eastAsia"/>
+        </w:rPr>
+      </w:pPr>
+      <w:r>
+        <w:rPr>
+          <w:rStyle w:val="10"/>
+          <w:rFonts w:hint="eastAsia"/>
+        </w:rPr>
+        <w:t>│</w:t>
+      </w:r>
+    </w:p>
+    <w:p>
+      <w:pPr>
+        <w:pStyle w:val="5"/>
+        <w:keepNext w:val="0"/>
+        <w:keepLines w:val="0"/>
+        <w:widowControl/>
+        <w:suppressLineNumbers w:val="0"/>
+        <w:rPr>
+          <w:rStyle w:val="10"/>
+          <w:rFonts w:hint="eastAsia"/>
+        </w:rPr>
+      </w:pPr>
+      <w:r>
+        <w:rPr>
+          <w:rStyle w:val="10"/>
+          <w:rFonts w:hint="eastAsia"/>
+        </w:rPr>
+        <w:t>├── IndicatorService</w:t>
+      </w:r>
+    </w:p>
+    <w:p>
+      <w:pPr>
+        <w:pStyle w:val="5"/>
+        <w:keepNext w:val="0"/>
+        <w:keepLines w:val="0"/>
+        <w:widowControl/>
+        <w:suppressLineNumbers w:val="0"/>
+        <w:rPr>
+          <w:rStyle w:val="10"/>
+          <w:rFonts w:hint="eastAsia"/>
+        </w:rPr>
+      </w:pPr>
+      <w:r>
+        <w:rPr>
+          <w:rStyle w:val="10"/>
+          <w:rFonts w:hint="eastAsia"/>
+        </w:rPr>
+        <w:t>├── GeneticAlgorithmService</w:t>
+      </w:r>
+    </w:p>
+    <w:p>
+      <w:pPr>
+        <w:pStyle w:val="5"/>
+        <w:keepNext w:val="0"/>
+        <w:keepLines w:val="0"/>
+        <w:widowControl/>
+        <w:suppressLineNumbers w:val="0"/>
+        <w:rPr>
+          <w:rStyle w:val="10"/>
+          <w:rFonts w:hint="eastAsia"/>
+        </w:rPr>
+      </w:pPr>
+      <w:r>
+        <w:rPr>
+          <w:rStyle w:val="10"/>
+          <w:rFonts w:hint="eastAsia"/>
+        </w:rPr>
+        <w:t>├── RollingService</w:t>
+      </w:r>
+    </w:p>
+    <w:p>
+      <w:pPr>
+        <w:pStyle w:val="5"/>
+        <w:keepNext w:val="0"/>
+        <w:keepLines w:val="0"/>
+        <w:widowControl/>
+        <w:suppressLineNumbers w:val="0"/>
+        <w:rPr>
+          <w:rStyle w:val="10"/>
+          <w:rFonts w:hint="eastAsia"/>
+        </w:rPr>
+      </w:pPr>
+      <w:r>
+        <w:rPr>
+          <w:rStyle w:val="10"/>
+          <w:rFonts w:hint="eastAsia"/>
+        </w:rPr>
+        <w:t>├── BacktestService</w:t>
+      </w:r>
+    </w:p>
+    <w:p>
+      <w:pPr>
+        <w:pStyle w:val="5"/>
+        <w:keepNext w:val="0"/>
+        <w:keepLines w:val="0"/>
+        <w:widowControl/>
+        <w:suppressLineNumbers w:val="0"/>
+        <w:rPr>
+          <w:rStyle w:val="10"/>
+          <w:rFonts w:hint="eastAsia"/>
+        </w:rPr>
+      </w:pPr>
+      <w:r>
+        <w:rPr>
+          <w:rStyle w:val="10"/>
+          <w:rFonts w:hint="eastAsia"/>
+        </w:rPr>
+        <w:t>└── CsvService</w:t>
+      </w:r>
+    </w:p>
+    <w:p>
+      <w:pPr>
+        <w:pStyle w:val="5"/>
+        <w:keepNext w:val="0"/>
+        <w:keepLines w:val="0"/>
+        <w:widowControl/>
+        <w:suppressLineNumbers w:val="0"/>
+        <w:rPr>
+          <w:rStyle w:val="10"/>
+          <w:rFonts w:hint="eastAsia"/>
+        </w:rPr>
+      </w:pPr>
+    </w:p>
+    <w:p>
+      <w:pPr>
+        <w:pStyle w:val="5"/>
+        <w:keepNext w:val="0"/>
+        <w:keepLines w:val="0"/>
+        <w:widowControl/>
+        <w:suppressLineNumbers w:val="0"/>
+        <w:rPr>
+          <w:rStyle w:val="10"/>
+          <w:rFonts w:hint="eastAsia"/>
+        </w:rPr>
+      </w:pPr>
+      <w:r>
+        <w:rPr>
+          <w:rStyle w:val="10"/>
+          <w:rFonts w:hint="eastAsia"/>
+        </w:rPr>
+        <w:t>JavaFX界面</w:t>
+      </w:r>
+    </w:p>
+    <w:p>
+      <w:pPr>
+        <w:pStyle w:val="5"/>
+        <w:keepNext w:val="0"/>
+        <w:keepLines w:val="0"/>
+        <w:widowControl/>
+        <w:suppressLineNumbers w:val="0"/>
+        <w:rPr>
+          <w:rStyle w:val="10"/>
+          <w:rFonts w:hint="eastAsia"/>
+        </w:rPr>
+      </w:pPr>
+      <w:r>
+        <w:rPr>
+          <w:rStyle w:val="10"/>
+          <w:rFonts w:hint="eastAsia"/>
+        </w:rPr>
+        <w:t>│</w:t>
+      </w:r>
+    </w:p>
+    <w:p>
+      <w:pPr>
+        <w:pStyle w:val="5"/>
+        <w:keepNext w:val="0"/>
+        <w:keepLines w:val="0"/>
+        <w:widowControl/>
+        <w:suppressLineNumbers w:val="0"/>
+        <w:rPr>
+          <w:rStyle w:val="10"/>
+          <w:rFonts w:hint="eastAsia"/>
+        </w:rPr>
+      </w:pPr>
+      <w:r>
+        <w:rPr>
+          <w:rStyle w:val="10"/>
+          <w:rFonts w:hint="eastAsia"/>
+        </w:rPr>
+        <w:t>├── MainController</w:t>
+      </w:r>
+    </w:p>
+    <w:p>
+      <w:pPr>
+        <w:pStyle w:val="5"/>
+        <w:keepNext w:val="0"/>
+        <w:keepLines w:val="0"/>
+        <w:widowControl/>
+        <w:suppressLineNumbers w:val="0"/>
+        <w:rPr>
+          <w:rStyle w:val="10"/>
+          <w:rFonts w:hint="eastAsia"/>
+        </w:rPr>
+      </w:pPr>
+      <w:r>
+        <w:rPr>
+          <w:rStyle w:val="10"/>
+          <w:rFonts w:hint="eastAsia"/>
+        </w:rPr>
+        <w:t>├── ParameterController</w:t>
+      </w:r>
+    </w:p>
+    <w:p>
+      <w:pPr>
+        <w:pStyle w:val="5"/>
+        <w:keepNext w:val="0"/>
+        <w:keepLines w:val="0"/>
+        <w:widowControl/>
+        <w:suppressLineNumbers w:val="0"/>
+        <w:rPr>
+          <w:rStyle w:val="10"/>
+        </w:rPr>
+      </w:pPr>
+      <w:r>
+        <w:rPr>
+          <w:rStyle w:val="10"/>
+          <w:rFonts w:hint="eastAsia"/>
+        </w:rPr>
+        <w:t>└── BacktestController</w:t>
+      </w:r>
+    </w:p>
+    <w:p>
+      <w:pPr>
+        <w:pStyle w:val="5"/>
+        <w:keepNext w:val="0"/>
+        <w:keepLines w:val="0"/>
+        <w:widowControl/>
+        <w:suppressLineNumbers w:val="0"/>
+        <w:rPr>
+          <w:rStyle w:val="10"/>
+        </w:rPr>
+      </w:pPr>
+    </w:p>
+    <w:p>
+      <w:pPr>
+        <w:pStyle w:val="5"/>
+        <w:keepNext w:val="0"/>
+        <w:keepLines w:val="0"/>
+        <w:widowControl/>
+        <w:suppressLineNumbers w:val="0"/>
+        <w:rPr>
+          <w:rStyle w:val="10"/>
+        </w:rPr>
+      </w:pPr>
     </w:p>
     <w:p>
       <w:pPr>
@@ -2437,7 +3102,7 @@
       </w:pPr>
       <w:r>
         <w:pict>
-          <v:rect id="_x0000_i1058" o:spt="1" style="height:1.5pt;width:432pt;" fillcolor="#A0A0A0" filled="t" stroked="f" coordsize="21600,21600" o:hr="t" o:hrstd="t" o:hralign="center">
+          <v:rect id="_x0000_i1033" o:spt="1" style="height:1.5pt;width:432pt;" fillcolor="#A0A0A0" filled="t" stroked="f" coordsize="21600,21600" o:hr="t" o:hrstd="t" o:hralign="center">
             <v:path/>
             <v:fill on="t" focussize="0,0"/>
             <v:stroke on="f"/>
@@ -2696,7 +3361,7 @@
       </w:pPr>
       <w:r>
         <w:pict>
-          <v:rect id="_x0000_i1059" o:spt="1" style="height:1.5pt;width:432pt;" fillcolor="#A0A0A0" filled="t" stroked="f" coordsize="21600,21600" o:hr="t" o:hrstd="t" o:hralign="center">
+          <v:rect id="_x0000_i1034" o:spt="1" style="height:1.5pt;width:432pt;" fillcolor="#A0A0A0" filled="t" stroked="f" coordsize="21600,21600" o:hr="t" o:hrstd="t" o:hralign="center">
             <v:path/>
             <v:fill on="t" focussize="0,0"/>
             <v:stroke on="f"/>
@@ -3298,7 +3963,7 @@
       </w:r>
       <w:r>
         <w:pict>
-          <v:rect id="_x0000_i1060" o:spt="1" style="height:1.5pt;width:432pt;" fillcolor="#A0A0A0" filled="t" stroked="f" coordsize="21600,21600" o:hr="t" o:hrstd="t" o:hralign="center">
+          <v:rect id="_x0000_i1035" o:spt="1" style="height:1.5pt;width:432pt;" fillcolor="#A0A0A0" filled="t" stroked="f" coordsize="21600,21600" o:hr="t" o:hrstd="t" o:hralign="center">
             <v:path/>
             <v:fill on="t" focussize="0,0"/>
             <v:stroke on="f"/>
@@ -3778,7 +4443,7 @@
       </w:pPr>
       <w:r>
         <w:pict>
-          <v:rect id="_x0000_i1061" o:spt="1" style="height:1.5pt;width:432pt;" fillcolor="#A0A0A0" filled="t" stroked="f" coordsize="21600,21600" o:hr="t" o:hrstd="t" o:hralign="center">
+          <v:rect id="_x0000_i1036" o:spt="1" style="height:1.5pt;width:432pt;" fillcolor="#A0A0A0" filled="t" stroked="f" coordsize="21600,21600" o:hr="t" o:hrstd="t" o:hralign="center">
             <v:path/>
             <v:fill on="t" focussize="0,0"/>
             <v:stroke on="f"/>
@@ -4722,7 +5387,7 @@
       </w:r>
       <w:r>
         <w:pict>
-          <v:rect id="_x0000_i1062" o:spt="1" style="height:1.5pt;width:432pt;" fillcolor="#A0A0A0" filled="t" stroked="f" coordsize="21600,21600" o:hr="t" o:hrstd="t" o:hralign="center">
+          <v:rect id="_x0000_i1037" o:spt="1" style="height:1.5pt;width:432pt;" fillcolor="#A0A0A0" filled="t" stroked="f" coordsize="21600,21600" o:hr="t" o:hrstd="t" o:hralign="center">
             <v:path/>
             <v:fill on="t" focussize="0,0"/>
             <v:stroke on="f"/>
@@ -5172,7 +5837,7 @@
       </w:r>
       <w:r>
         <w:pict>
-          <v:rect id="_x0000_i1063" o:spt="1" style="height:1.5pt;width:432pt;" fillcolor="#A0A0A0" filled="t" stroked="f" coordsize="21600,21600" o:hr="t" o:hrstd="t" o:hralign="center">
+          <v:rect id="_x0000_i1038" o:spt="1" style="height:1.5pt;width:432pt;" fillcolor="#A0A0A0" filled="t" stroked="f" coordsize="21600,21600" o:hr="t" o:hrstd="t" o:hralign="center">
             <v:path/>
             <v:fill on="t" focussize="0,0"/>
             <v:stroke on="f"/>
@@ -5741,7 +6406,7 @@
       </w:pPr>
       <w:r>
         <w:pict>
-          <v:rect id="_x0000_i1064" o:spt="1" style="height:1.5pt;width:432pt;" fillcolor="#A0A0A0" filled="t" stroked="f" coordsize="21600,21600" o:hr="t" o:hrstd="t" o:hralign="center">
+          <v:rect id="_x0000_i1039" o:spt="1" style="height:1.5pt;width:432pt;" fillcolor="#A0A0A0" filled="t" stroked="f" coordsize="21600,21600" o:hr="t" o:hrstd="t" o:hralign="center">
             <v:path/>
             <v:fill on="t" focussize="0,0"/>
             <v:stroke on="f"/>
@@ -5755,6 +6420,386 @@
     </w:p>
     <w:p>
       <w:pPr>
+        <w:keepNext w:val="0"/>
+        <w:keepLines w:val="0"/>
+        <w:widowControl/>
+        <w:suppressLineNumbers w:val="0"/>
+        <w:rPr>
+          <w:rFonts w:hint="default" w:eastAsiaTheme="minorEastAsia"/>
+          <w:sz w:val="40"/>
+          <w:szCs w:val="48"/>
+          <w:lang w:val="en-US" w:eastAsia="zh-CN"/>
+        </w:rPr>
+      </w:pPr>
+      <w:r>
+        <w:rPr>
+          <w:sz w:val="40"/>
+          <w:szCs w:val="48"/>
+        </w:rPr>
+        <w:t>3.</w:t>
+      </w:r>
+      <w:r>
+        <w:rPr>
+          <w:rFonts w:hint="eastAsia"/>
+          <w:sz w:val="40"/>
+          <w:szCs w:val="48"/>
+          <w:lang w:val="en-US" w:eastAsia="zh-CN"/>
+        </w:rPr>
+        <w:t>5.1 信号生成机制</w:t>
+      </w:r>
+    </w:p>
+    <w:p>
+      <w:pPr>
+        <w:keepNext w:val="0"/>
+        <w:keepLines w:val="0"/>
+        <w:widowControl/>
+        <w:suppressLineNumbers w:val="0"/>
+        <w:rPr>
+          <w:rFonts w:hint="eastAsia"/>
+        </w:rPr>
+      </w:pPr>
+      <w:r>
+        <w:rPr>
+          <w:rFonts w:hint="eastAsia"/>
+        </w:rPr>
+        <w:t>系统对所有启用指标进行逐日计算。</w:t>
+      </w:r>
+    </w:p>
+    <w:p>
+      <w:pPr>
+        <w:keepNext w:val="0"/>
+        <w:keepLines w:val="0"/>
+        <w:widowControl/>
+        <w:suppressLineNumbers w:val="0"/>
+        <w:rPr>
+          <w:rFonts w:hint="eastAsia"/>
+        </w:rPr>
+      </w:pPr>
+    </w:p>
+    <w:p>
+      <w:pPr>
+        <w:keepNext w:val="0"/>
+        <w:keepLines w:val="0"/>
+        <w:widowControl/>
+        <w:suppressLineNumbers w:val="0"/>
+        <w:rPr>
+          <w:rFonts w:hint="eastAsia"/>
+        </w:rPr>
+      </w:pPr>
+      <w:r>
+        <w:rPr>
+          <w:rFonts w:hint="eastAsia"/>
+        </w:rPr>
+        <w:t>各指标结果归一化后按照遗传算法优化得到的权重进行加权：</w:t>
+      </w:r>
+    </w:p>
+    <w:p>
+      <w:pPr>
+        <w:keepNext w:val="0"/>
+        <w:keepLines w:val="0"/>
+        <w:widowControl/>
+        <w:suppressLineNumbers w:val="0"/>
+        <w:rPr>
+          <w:rFonts w:hint="eastAsia"/>
+        </w:rPr>
+      </w:pPr>
+    </w:p>
+    <w:p>
+      <w:pPr>
+        <w:keepNext w:val="0"/>
+        <w:keepLines w:val="0"/>
+        <w:widowControl/>
+        <w:suppressLineNumbers w:val="0"/>
+        <w:rPr>
+          <w:rFonts w:hint="eastAsia"/>
+        </w:rPr>
+      </w:pPr>
+      <w:r>
+        <w:rPr>
+          <w:rFonts w:hint="eastAsia"/>
+        </w:rPr>
+        <w:t>Score = Σ(wi × IndicatorScore_i)</w:t>
+      </w:r>
+    </w:p>
+    <w:p>
+      <w:pPr>
+        <w:keepNext w:val="0"/>
+        <w:keepLines w:val="0"/>
+        <w:widowControl/>
+        <w:suppressLineNumbers w:val="0"/>
+        <w:rPr>
+          <w:rFonts w:hint="eastAsia"/>
+        </w:rPr>
+      </w:pPr>
+    </w:p>
+    <w:p>
+      <w:pPr>
+        <w:keepNext w:val="0"/>
+        <w:keepLines w:val="0"/>
+        <w:widowControl/>
+        <w:suppressLineNumbers w:val="0"/>
+        <w:rPr>
+          <w:rFonts w:hint="eastAsia"/>
+        </w:rPr>
+      </w:pPr>
+      <w:r>
+        <w:rPr>
+          <w:rFonts w:hint="eastAsia"/>
+        </w:rPr>
+        <w:t>若：</w:t>
+      </w:r>
+    </w:p>
+    <w:p>
+      <w:pPr>
+        <w:keepNext w:val="0"/>
+        <w:keepLines w:val="0"/>
+        <w:widowControl/>
+        <w:suppressLineNumbers w:val="0"/>
+        <w:rPr>
+          <w:rFonts w:hint="eastAsia"/>
+        </w:rPr>
+      </w:pPr>
+    </w:p>
+    <w:p>
+      <w:pPr>
+        <w:keepNext w:val="0"/>
+        <w:keepLines w:val="0"/>
+        <w:widowControl/>
+        <w:suppressLineNumbers w:val="0"/>
+        <w:rPr>
+          <w:rFonts w:hint="eastAsia"/>
+        </w:rPr>
+      </w:pPr>
+      <w:r>
+        <w:rPr>
+          <w:rFonts w:hint="eastAsia"/>
+        </w:rPr>
+        <w:t>Score &gt;= BuyThreshold</w:t>
+      </w:r>
+    </w:p>
+    <w:p>
+      <w:pPr>
+        <w:keepNext w:val="0"/>
+        <w:keepLines w:val="0"/>
+        <w:widowControl/>
+        <w:suppressLineNumbers w:val="0"/>
+        <w:rPr>
+          <w:rFonts w:hint="eastAsia"/>
+        </w:rPr>
+      </w:pPr>
+    </w:p>
+    <w:p>
+      <w:pPr>
+        <w:keepNext w:val="0"/>
+        <w:keepLines w:val="0"/>
+        <w:widowControl/>
+        <w:suppressLineNumbers w:val="0"/>
+        <w:rPr>
+          <w:rFonts w:hint="eastAsia"/>
+        </w:rPr>
+      </w:pPr>
+      <w:r>
+        <w:rPr>
+          <w:rFonts w:hint="eastAsia"/>
+        </w:rPr>
+        <w:t>输出：</w:t>
+      </w:r>
+    </w:p>
+    <w:p>
+      <w:pPr>
+        <w:keepNext w:val="0"/>
+        <w:keepLines w:val="0"/>
+        <w:widowControl/>
+        <w:suppressLineNumbers w:val="0"/>
+        <w:rPr>
+          <w:rFonts w:hint="eastAsia"/>
+        </w:rPr>
+      </w:pPr>
+    </w:p>
+    <w:p>
+      <w:pPr>
+        <w:keepNext w:val="0"/>
+        <w:keepLines w:val="0"/>
+        <w:widowControl/>
+        <w:suppressLineNumbers w:val="0"/>
+        <w:rPr>
+          <w:rFonts w:hint="eastAsia"/>
+        </w:rPr>
+      </w:pPr>
+      <w:r>
+        <w:rPr>
+          <w:rFonts w:hint="eastAsia"/>
+        </w:rPr>
+        <w:t>BUY</w:t>
+      </w:r>
+    </w:p>
+    <w:p>
+      <w:pPr>
+        <w:keepNext w:val="0"/>
+        <w:keepLines w:val="0"/>
+        <w:widowControl/>
+        <w:suppressLineNumbers w:val="0"/>
+        <w:rPr>
+          <w:rFonts w:hint="eastAsia"/>
+        </w:rPr>
+      </w:pPr>
+    </w:p>
+    <w:p>
+      <w:pPr>
+        <w:keepNext w:val="0"/>
+        <w:keepLines w:val="0"/>
+        <w:widowControl/>
+        <w:suppressLineNumbers w:val="0"/>
+        <w:rPr>
+          <w:rFonts w:hint="eastAsia"/>
+        </w:rPr>
+      </w:pPr>
+      <w:r>
+        <w:rPr>
+          <w:rFonts w:hint="eastAsia"/>
+        </w:rPr>
+        <w:t>若：</w:t>
+      </w:r>
+    </w:p>
+    <w:p>
+      <w:pPr>
+        <w:keepNext w:val="0"/>
+        <w:keepLines w:val="0"/>
+        <w:widowControl/>
+        <w:suppressLineNumbers w:val="0"/>
+        <w:rPr>
+          <w:rFonts w:hint="eastAsia"/>
+        </w:rPr>
+      </w:pPr>
+    </w:p>
+    <w:p>
+      <w:pPr>
+        <w:keepNext w:val="0"/>
+        <w:keepLines w:val="0"/>
+        <w:widowControl/>
+        <w:suppressLineNumbers w:val="0"/>
+        <w:rPr>
+          <w:rFonts w:hint="eastAsia"/>
+        </w:rPr>
+      </w:pPr>
+      <w:r>
+        <w:rPr>
+          <w:rFonts w:hint="eastAsia"/>
+        </w:rPr>
+        <w:t>Score &lt;= SellThreshold</w:t>
+      </w:r>
+    </w:p>
+    <w:p>
+      <w:pPr>
+        <w:keepNext w:val="0"/>
+        <w:keepLines w:val="0"/>
+        <w:widowControl/>
+        <w:suppressLineNumbers w:val="0"/>
+        <w:rPr>
+          <w:rFonts w:hint="eastAsia"/>
+        </w:rPr>
+      </w:pPr>
+    </w:p>
+    <w:p>
+      <w:pPr>
+        <w:keepNext w:val="0"/>
+        <w:keepLines w:val="0"/>
+        <w:widowControl/>
+        <w:suppressLineNumbers w:val="0"/>
+        <w:rPr>
+          <w:rFonts w:hint="eastAsia"/>
+        </w:rPr>
+      </w:pPr>
+      <w:r>
+        <w:rPr>
+          <w:rFonts w:hint="eastAsia"/>
+        </w:rPr>
+        <w:t>输出：</w:t>
+      </w:r>
+    </w:p>
+    <w:p>
+      <w:pPr>
+        <w:keepNext w:val="0"/>
+        <w:keepLines w:val="0"/>
+        <w:widowControl/>
+        <w:suppressLineNumbers w:val="0"/>
+        <w:rPr>
+          <w:rFonts w:hint="eastAsia"/>
+        </w:rPr>
+      </w:pPr>
+    </w:p>
+    <w:p>
+      <w:pPr>
+        <w:keepNext w:val="0"/>
+        <w:keepLines w:val="0"/>
+        <w:widowControl/>
+        <w:suppressLineNumbers w:val="0"/>
+        <w:rPr>
+          <w:rFonts w:hint="eastAsia"/>
+        </w:rPr>
+      </w:pPr>
+      <w:r>
+        <w:rPr>
+          <w:rFonts w:hint="eastAsia"/>
+        </w:rPr>
+        <w:t>SELL</w:t>
+      </w:r>
+    </w:p>
+    <w:p>
+      <w:pPr>
+        <w:keepNext w:val="0"/>
+        <w:keepLines w:val="0"/>
+        <w:widowControl/>
+        <w:suppressLineNumbers w:val="0"/>
+        <w:rPr>
+          <w:rFonts w:hint="eastAsia"/>
+        </w:rPr>
+      </w:pPr>
+    </w:p>
+    <w:p>
+      <w:pPr>
+        <w:keepNext w:val="0"/>
+        <w:keepLines w:val="0"/>
+        <w:widowControl/>
+        <w:suppressLineNumbers w:val="0"/>
+        <w:rPr>
+          <w:rFonts w:hint="eastAsia"/>
+        </w:rPr>
+      </w:pPr>
+      <w:r>
+        <w:rPr>
+          <w:rFonts w:hint="eastAsia"/>
+        </w:rPr>
+        <w:t>否则：</w:t>
+      </w:r>
+    </w:p>
+    <w:p>
+      <w:pPr>
+        <w:keepNext w:val="0"/>
+        <w:keepLines w:val="0"/>
+        <w:widowControl/>
+        <w:suppressLineNumbers w:val="0"/>
+        <w:rPr>
+          <w:rFonts w:hint="eastAsia"/>
+        </w:rPr>
+      </w:pPr>
+    </w:p>
+    <w:p>
+      <w:pPr>
+        <w:keepNext w:val="0"/>
+        <w:keepLines w:val="0"/>
+        <w:widowControl/>
+        <w:suppressLineNumbers w:val="0"/>
+      </w:pPr>
+      <w:r>
+        <w:rPr>
+          <w:rFonts w:hint="eastAsia"/>
+        </w:rPr>
+        <w:t>HOLD</w:t>
+      </w:r>
+    </w:p>
+    <w:p>
+      <w:pPr>
         <w:pStyle w:val="3"/>
         <w:keepNext w:val="0"/>
         <w:keepLines w:val="0"/>
@@ -6079,7 +7124,7 @@
       </w:r>
       <w:r>
         <w:pict>
-          <v:rect id="_x0000_i1065" o:spt="1" style="height:1.5pt;width:432pt;" fillcolor="#A0A0A0" filled="t" stroked="f" coordsize="21600,21600" o:hr="t" o:hrstd="t" o:hralign="center">
+          <v:rect id="_x0000_i1040" o:spt="1" style="height:1.5pt;width:432pt;" fillcolor="#A0A0A0" filled="t" stroked="f" coordsize="21600,21600" o:hr="t" o:hrstd="t" o:hralign="center">
             <v:path/>
             <v:fill on="t" focussize="0,0"/>
             <v:stroke on="f"/>
@@ -6264,7 +7309,7 @@
       </w:pPr>
       <w:r>
         <w:pict>
-          <v:rect id="_x0000_i1066" o:spt="1" style="height:1.5pt;width:432pt;" fillcolor="#A0A0A0" filled="t" stroked="f" coordsize="21600,21600" o:hr="t" o:hrstd="t" o:hralign="center">
+          <v:rect id="_x0000_i1041" o:spt="1" style="height:1.5pt;width:432pt;" fillcolor="#A0A0A0" filled="t" stroked="f" coordsize="21600,21600" o:hr="t" o:hrstd="t" o:hralign="center">
             <v:path/>
             <v:fill on="t" focussize="0,0"/>
             <v:stroke on="f"/>
@@ -6462,7 +7507,7 @@
       </w:pPr>
       <w:r>
         <w:pict>
-          <v:rect id="_x0000_i1067" o:spt="1" style="height:1.5pt;width:432pt;" fillcolor="#A0A0A0" filled="t" stroked="f" coordsize="21600,21600" o:hr="t" o:hrstd="t" o:hralign="center">
+          <v:rect id="_x0000_i1042" o:spt="1" style="height:1.5pt;width:432pt;" fillcolor="#A0A0A0" filled="t" stroked="f" coordsize="21600,21600" o:hr="t" o:hrstd="t" o:hralign="center">
             <v:path/>
             <v:fill on="t" focussize="0,0"/>
             <v:stroke on="f"/>
@@ -6558,7 +7603,7 @@
       </w:pPr>
       <w:r>
         <w:pict>
-          <v:rect id="_x0000_i1068" o:spt="1" style="height:1.5pt;width:432pt;" fillcolor="#A0A0A0" filled="t" stroked="f" coordsize="21600,21600" o:hr="t" o:hrstd="t" o:hralign="center">
+          <v:rect id="_x0000_i1043" o:spt="1" style="height:1.5pt;width:432pt;" fillcolor="#A0A0A0" filled="t" stroked="f" coordsize="21600,21600" o:hr="t" o:hrstd="t" o:hralign="center">
             <v:path/>
             <v:fill on="t" focussize="0,0"/>
             <v:stroke on="f"/>
@@ -6679,7 +7724,7 @@
       </w:pPr>
       <w:r>
         <w:pict>
-          <v:rect id="_x0000_i1069" o:spt="1" style="height:1.5pt;width:432pt;" fillcolor="#A0A0A0" filled="t" stroked="f" coordsize="21600,21600" o:hr="t" o:hrstd="t" o:hralign="center">
+          <v:rect id="_x0000_i1044" o:spt="1" style="height:1.5pt;width:432pt;" fillcolor="#A0A0A0" filled="t" stroked="f" coordsize="21600,21600" o:hr="t" o:hrstd="t" o:hralign="center">
             <v:path/>
             <v:fill on="t" focussize="0,0"/>
             <v:stroke on="f"/>
@@ -6776,7 +7821,7 @@
       </w:pPr>
       <w:r>
         <w:pict>
-          <v:rect id="_x0000_i1070" o:spt="1" style="height:1.5pt;width:432pt;" fillcolor="#A0A0A0" filled="t" stroked="f" coordsize="21600,21600" o:hr="t" o:hrstd="t" o:hralign="center">
+          <v:rect id="_x0000_i1045" o:spt="1" style="height:1.5pt;width:432pt;" fillcolor="#A0A0A0" filled="t" stroked="f" coordsize="21600,21600" o:hr="t" o:hrstd="t" o:hralign="center">
             <v:path/>
             <v:fill on="t" focussize="0,0"/>
             <v:stroke on="f"/>
@@ -6861,13 +7906,6 @@
             <w:insideH w:val="none" w:color="auto" w:sz="0" w:space="0"/>
             <w:insideV w:val="none" w:color="auto" w:sz="0" w:space="0"/>
           </w:tblBorders>
-          <w:shd w:val="clear" w:color="auto" w:fill="auto"/>
-          <w:tblCellMar>
-            <w:top w:w="15" w:type="dxa"/>
-            <w:left w:w="15" w:type="dxa"/>
-            <w:bottom w:w="15" w:type="dxa"/>
-            <w:right w:w="15" w:type="dxa"/>
-          </w:tblCellMar>
         </w:tblPrEx>
         <w:trPr>
           <w:tblHeader/>
@@ -7167,6 +8205,7 @@
             <w:insideH w:val="none" w:color="auto" w:sz="0" w:space="0"/>
             <w:insideV w:val="none" w:color="auto" w:sz="0" w:space="0"/>
           </w:tblBorders>
+          <w:shd w:val="clear" w:color="auto" w:fill="auto"/>
           <w:tblCellMar>
             <w:top w:w="15" w:type="dxa"/>
             <w:left w:w="15" w:type="dxa"/>
@@ -7526,7 +8565,7 @@
       </w:pPr>
       <w:r>
         <w:pict>
-          <v:rect id="_x0000_i1071" o:spt="1" style="height:1.5pt;width:432pt;" fillcolor="#A0A0A0" filled="t" stroked="f" coordsize="21600,21600" o:hr="t" o:hrstd="t" o:hralign="center">
+          <v:rect id="_x0000_i1046" o:spt="1" style="height:1.5pt;width:432pt;" fillcolor="#A0A0A0" filled="t" stroked="f" coordsize="21600,21600" o:hr="t" o:hrstd="t" o:hralign="center">
             <v:path/>
             <v:fill on="t" focussize="0,0"/>
             <v:stroke on="f"/>
@@ -7552,635 +8591,1250 @@
     </w:p>
     <w:p>
       <w:pPr>
-        <w:pStyle w:val="5"/>
-        <w:keepNext w:val="0"/>
-        <w:keepLines w:val="0"/>
-        <w:widowControl/>
-        <w:suppressLineNumbers w:val="0"/>
-        <w:rPr>
-          <w:rStyle w:val="10"/>
-        </w:rPr>
-      </w:pPr>
-      <w:r>
-        <w:rPr>
-          <w:rStyle w:val="10"/>
-        </w:rPr>
-        <w:t xml:space="preserve">                 JavaFX 图形界面</w:t>
-      </w:r>
-    </w:p>
-    <w:p>
-      <w:pPr>
-        <w:pStyle w:val="5"/>
-        <w:keepNext w:val="0"/>
-        <w:keepLines w:val="0"/>
-        <w:widowControl/>
-        <w:suppressLineNumbers w:val="0"/>
-        <w:rPr>
-          <w:rStyle w:val="10"/>
-        </w:rPr>
-      </w:pPr>
-      <w:r>
-        <w:rPr>
-          <w:rStyle w:val="10"/>
-        </w:rPr>
-        <w:t xml:space="preserve">                        │</w:t>
-      </w:r>
-    </w:p>
-    <w:p>
-      <w:pPr>
-        <w:pStyle w:val="5"/>
-        <w:keepNext w:val="0"/>
-        <w:keepLines w:val="0"/>
-        <w:widowControl/>
-        <w:suppressLineNumbers w:val="0"/>
-        <w:rPr>
-          <w:rStyle w:val="10"/>
-        </w:rPr>
-      </w:pPr>
-      <w:r>
-        <w:rPr>
-          <w:rStyle w:val="10"/>
-        </w:rPr>
-        <w:t>────────────────────────────────────────</w:t>
-      </w:r>
-    </w:p>
-    <w:p>
-      <w:pPr>
-        <w:pStyle w:val="5"/>
-        <w:keepNext w:val="0"/>
-        <w:keepLines w:val="0"/>
-        <w:widowControl/>
-        <w:suppressLineNumbers w:val="0"/>
-        <w:rPr>
-          <w:rStyle w:val="10"/>
-        </w:rPr>
-      </w:pPr>
-      <w:r>
-        <w:rPr>
-          <w:rStyle w:val="10"/>
-        </w:rPr>
-        <w:t xml:space="preserve">                 业务逻辑层</w:t>
-      </w:r>
-    </w:p>
-    <w:p>
-      <w:pPr>
-        <w:pStyle w:val="5"/>
-        <w:keepNext w:val="0"/>
-        <w:keepLines w:val="0"/>
-        <w:widowControl/>
-        <w:suppressLineNumbers w:val="0"/>
-        <w:rPr>
-          <w:rStyle w:val="10"/>
-        </w:rPr>
-      </w:pPr>
-      <w:r>
-        <w:rPr>
-          <w:rStyle w:val="10"/>
-        </w:rPr>
-        <w:t>────────────────────────────────────────</w:t>
-      </w:r>
-    </w:p>
-    <w:p>
-      <w:pPr>
-        <w:pStyle w:val="5"/>
-        <w:keepNext w:val="0"/>
-        <w:keepLines w:val="0"/>
-        <w:widowControl/>
-        <w:suppressLineNumbers w:val="0"/>
-        <w:rPr>
-          <w:rStyle w:val="10"/>
-        </w:rPr>
-      </w:pPr>
-      <w:r>
-        <w:rPr>
-          <w:rStyle w:val="10"/>
-        </w:rPr>
-        <w:t>│        │          │         │</w:t>
-      </w:r>
-    </w:p>
-    <w:p>
-      <w:pPr>
-        <w:pStyle w:val="5"/>
-        <w:keepNext w:val="0"/>
-        <w:keepLines w:val="0"/>
-        <w:widowControl/>
-        <w:suppressLineNumbers w:val="0"/>
-        <w:rPr>
-          <w:rStyle w:val="10"/>
-        </w:rPr>
-      </w:pPr>
-      <w:r>
-        <w:rPr>
-          <w:rStyle w:val="10"/>
-        </w:rPr>
-        <w:t>数据管理   指标计算   遗传算法   回测分析</w:t>
-      </w:r>
-    </w:p>
-    <w:p>
-      <w:pPr>
-        <w:pStyle w:val="5"/>
-        <w:keepNext w:val="0"/>
-        <w:keepLines w:val="0"/>
-        <w:widowControl/>
-        <w:suppressLineNumbers w:val="0"/>
-        <w:rPr>
-          <w:rStyle w:val="10"/>
-        </w:rPr>
-      </w:pPr>
-      <w:r>
-        <w:rPr>
-          <w:rStyle w:val="10"/>
-        </w:rPr>
-        <w:t>│        │          │         │</w:t>
-      </w:r>
-    </w:p>
-    <w:p>
-      <w:pPr>
-        <w:pStyle w:val="5"/>
-        <w:keepNext w:val="0"/>
-        <w:keepLines w:val="0"/>
-        <w:widowControl/>
-        <w:suppressLineNumbers w:val="0"/>
-        <w:rPr>
-          <w:rStyle w:val="10"/>
-        </w:rPr>
-      </w:pPr>
-      <w:r>
-        <w:rPr>
-          <w:rStyle w:val="10"/>
-        </w:rPr>
-        <w:t>────────────────────────────────────────</w:t>
-      </w:r>
-    </w:p>
-    <w:p>
-      <w:pPr>
-        <w:pStyle w:val="5"/>
-        <w:keepNext w:val="0"/>
-        <w:keepLines w:val="0"/>
-        <w:widowControl/>
-        <w:suppressLineNumbers w:val="0"/>
-        <w:rPr>
-          <w:rStyle w:val="10"/>
-        </w:rPr>
-      </w:pPr>
-      <w:r>
-        <w:rPr>
-          <w:rStyle w:val="10"/>
-        </w:rPr>
-        <w:t xml:space="preserve">             数据访问层</w:t>
-      </w:r>
-    </w:p>
-    <w:p>
-      <w:pPr>
-        <w:pStyle w:val="5"/>
-        <w:keepNext w:val="0"/>
-        <w:keepLines w:val="0"/>
-        <w:widowControl/>
-        <w:suppressLineNumbers w:val="0"/>
-        <w:rPr>
-          <w:rStyle w:val="10"/>
-        </w:rPr>
-      </w:pPr>
-      <w:r>
-        <w:rPr>
-          <w:rStyle w:val="10"/>
-        </w:rPr>
-        <w:t>────────────────────────────────────────</w:t>
-      </w:r>
-    </w:p>
-    <w:p>
-      <w:pPr>
-        <w:pStyle w:val="5"/>
-        <w:keepNext w:val="0"/>
-        <w:keepLines w:val="0"/>
-        <w:widowControl/>
-        <w:suppressLineNumbers w:val="0"/>
-      </w:pPr>
-      <w:r>
-        <w:rPr>
-          <w:rStyle w:val="10"/>
-        </w:rPr>
-        <w:t>CSV文件       MySQL（可选）</w:t>
-      </w:r>
-    </w:p>
-    <w:p>
-      <w:pPr>
-        <w:keepNext w:val="0"/>
-        <w:keepLines w:val="0"/>
-        <w:widowControl/>
-        <w:suppressLineNumbers w:val="0"/>
-      </w:pPr>
+        <w:keepNext w:val="0"/>
+        <w:keepLines w:val="0"/>
+        <w:widowControl/>
+        <w:suppressLineNumbers w:val="0"/>
+        <w:rPr>
+          <w:rStyle w:val="10"/>
+          <w:rFonts w:hint="eastAsia"/>
+        </w:rPr>
+      </w:pPr>
+      <w:r>
+        <w:rPr>
+          <w:rStyle w:val="10"/>
+        </w:rPr>
+        <w:t xml:space="preserve">     </w:t>
+      </w:r>
+      <w:r>
+        <w:rPr>
+          <w:rStyle w:val="10"/>
+          <w:rFonts w:hint="eastAsia"/>
+        </w:rPr>
+        <w:t>JavaFX Controller 层</w:t>
+      </w:r>
+    </w:p>
+    <w:p>
+      <w:pPr>
+        <w:keepNext w:val="0"/>
+        <w:keepLines w:val="0"/>
+        <w:widowControl/>
+        <w:suppressLineNumbers w:val="0"/>
+        <w:rPr>
+          <w:rStyle w:val="10"/>
+          <w:rFonts w:hint="eastAsia"/>
+        </w:rPr>
+      </w:pPr>
+      <w:r>
+        <w:rPr>
+          <w:rStyle w:val="10"/>
+          <w:rFonts w:hint="eastAsia"/>
+        </w:rPr>
+        <w:t>│</w:t>
+      </w:r>
+    </w:p>
+    <w:p>
+      <w:pPr>
+        <w:keepNext w:val="0"/>
+        <w:keepLines w:val="0"/>
+        <w:widowControl/>
+        <w:suppressLineNumbers w:val="0"/>
+        <w:rPr>
+          <w:rStyle w:val="10"/>
+          <w:rFonts w:hint="eastAsia"/>
+        </w:rPr>
+      </w:pPr>
+      <w:r>
+        <w:rPr>
+          <w:rStyle w:val="10"/>
+          <w:rFonts w:hint="eastAsia"/>
+        </w:rPr>
+        <w:t>├── MainController</w:t>
+      </w:r>
+    </w:p>
+    <w:p>
+      <w:pPr>
+        <w:keepNext w:val="0"/>
+        <w:keepLines w:val="0"/>
+        <w:widowControl/>
+        <w:suppressLineNumbers w:val="0"/>
+        <w:rPr>
+          <w:rStyle w:val="10"/>
+          <w:rFonts w:hint="eastAsia"/>
+        </w:rPr>
+      </w:pPr>
+      <w:r>
+        <w:rPr>
+          <w:rStyle w:val="10"/>
+          <w:rFonts w:hint="eastAsia"/>
+        </w:rPr>
+        <w:t>├── ParameterController</w:t>
+      </w:r>
+    </w:p>
+    <w:p>
+      <w:pPr>
+        <w:keepNext w:val="0"/>
+        <w:keepLines w:val="0"/>
+        <w:widowControl/>
+        <w:suppressLineNumbers w:val="0"/>
+        <w:rPr>
+          <w:rStyle w:val="10"/>
+          <w:rFonts w:hint="eastAsia"/>
+        </w:rPr>
+      </w:pPr>
+      <w:r>
+        <w:rPr>
+          <w:rStyle w:val="10"/>
+          <w:rFonts w:hint="eastAsia"/>
+        </w:rPr>
+        <w:t>└── BacktestController</w:t>
+      </w:r>
+    </w:p>
+    <w:p>
+      <w:pPr>
+        <w:keepNext w:val="0"/>
+        <w:keepLines w:val="0"/>
+        <w:widowControl/>
+        <w:suppressLineNumbers w:val="0"/>
+        <w:rPr>
+          <w:rStyle w:val="10"/>
+          <w:rFonts w:hint="eastAsia"/>
+        </w:rPr>
+      </w:pPr>
+    </w:p>
+    <w:p>
+      <w:pPr>
+        <w:keepNext w:val="0"/>
+        <w:keepLines w:val="0"/>
+        <w:widowControl/>
+        <w:suppressLineNumbers w:val="0"/>
+        <w:rPr>
+          <w:rStyle w:val="10"/>
+          <w:rFonts w:hint="eastAsia"/>
+        </w:rPr>
+      </w:pPr>
+      <w:r>
+        <w:rPr>
+          <w:rStyle w:val="10"/>
+          <w:rFonts w:hint="eastAsia"/>
+        </w:rPr>
+        <w:t>Service 编排层</w:t>
+      </w:r>
+    </w:p>
+    <w:p>
+      <w:pPr>
+        <w:keepNext w:val="0"/>
+        <w:keepLines w:val="0"/>
+        <w:widowControl/>
+        <w:suppressLineNumbers w:val="0"/>
+        <w:rPr>
+          <w:rStyle w:val="10"/>
+          <w:rFonts w:hint="eastAsia"/>
+        </w:rPr>
+      </w:pPr>
+      <w:r>
+        <w:rPr>
+          <w:rStyle w:val="10"/>
+          <w:rFonts w:hint="eastAsia"/>
+        </w:rPr>
+        <w:t>│</w:t>
+      </w:r>
+    </w:p>
+    <w:p>
+      <w:pPr>
+        <w:keepNext w:val="0"/>
+        <w:keepLines w:val="0"/>
+        <w:widowControl/>
+        <w:suppressLineNumbers w:val="0"/>
+        <w:rPr>
+          <w:rStyle w:val="10"/>
+          <w:rFonts w:hint="eastAsia"/>
+        </w:rPr>
+      </w:pPr>
+      <w:r>
+        <w:rPr>
+          <w:rStyle w:val="10"/>
+          <w:rFonts w:hint="eastAsia"/>
+        </w:rPr>
+        <w:t>├── CsvService</w:t>
+      </w:r>
+    </w:p>
+    <w:p>
+      <w:pPr>
+        <w:keepNext w:val="0"/>
+        <w:keepLines w:val="0"/>
+        <w:widowControl/>
+        <w:suppressLineNumbers w:val="0"/>
+        <w:rPr>
+          <w:rStyle w:val="10"/>
+          <w:rFonts w:hint="eastAsia"/>
+        </w:rPr>
+      </w:pPr>
+      <w:r>
+        <w:rPr>
+          <w:rStyle w:val="10"/>
+          <w:rFonts w:hint="eastAsia"/>
+        </w:rPr>
+        <w:t>├── IndicatorService</w:t>
+      </w:r>
+    </w:p>
+    <w:p>
+      <w:pPr>
+        <w:keepNext w:val="0"/>
+        <w:keepLines w:val="0"/>
+        <w:widowControl/>
+        <w:suppressLineNumbers w:val="0"/>
+        <w:rPr>
+          <w:rStyle w:val="10"/>
+          <w:rFonts w:hint="eastAsia"/>
+        </w:rPr>
+      </w:pPr>
+      <w:r>
+        <w:rPr>
+          <w:rStyle w:val="10"/>
+          <w:rFonts w:hint="eastAsia"/>
+        </w:rPr>
+        <w:t>├── GeneticAlgorithmService</w:t>
+      </w:r>
+    </w:p>
+    <w:p>
+      <w:pPr>
+        <w:keepNext w:val="0"/>
+        <w:keepLines w:val="0"/>
+        <w:widowControl/>
+        <w:suppressLineNumbers w:val="0"/>
+        <w:rPr>
+          <w:rStyle w:val="10"/>
+          <w:rFonts w:hint="eastAsia"/>
+        </w:rPr>
+      </w:pPr>
+      <w:r>
+        <w:rPr>
+          <w:rStyle w:val="10"/>
+          <w:rFonts w:hint="eastAsia"/>
+        </w:rPr>
+        <w:t>├── RollingService</w:t>
+      </w:r>
+    </w:p>
+    <w:p>
+      <w:pPr>
+        <w:keepNext w:val="0"/>
+        <w:keepLines w:val="0"/>
+        <w:widowControl/>
+        <w:suppressLineNumbers w:val="0"/>
+        <w:rPr>
+          <w:rStyle w:val="10"/>
+          <w:rFonts w:hint="eastAsia"/>
+        </w:rPr>
+      </w:pPr>
+      <w:r>
+        <w:rPr>
+          <w:rStyle w:val="10"/>
+          <w:rFonts w:hint="eastAsia"/>
+        </w:rPr>
+        <w:t>└── BacktestService</w:t>
+      </w:r>
+    </w:p>
+    <w:p>
+      <w:pPr>
+        <w:keepNext w:val="0"/>
+        <w:keepLines w:val="0"/>
+        <w:widowControl/>
+        <w:suppressLineNumbers w:val="0"/>
+        <w:rPr>
+          <w:rStyle w:val="10"/>
+          <w:rFonts w:hint="eastAsia"/>
+        </w:rPr>
+      </w:pPr>
+    </w:p>
+    <w:p>
+      <w:pPr>
+        <w:keepNext w:val="0"/>
+        <w:keepLines w:val="0"/>
+        <w:widowControl/>
+        <w:suppressLineNumbers w:val="0"/>
+        <w:rPr>
+          <w:rStyle w:val="10"/>
+          <w:rFonts w:hint="eastAsia"/>
+        </w:rPr>
+      </w:pPr>
+      <w:r>
+        <w:rPr>
+          <w:rStyle w:val="10"/>
+          <w:rFonts w:hint="eastAsia"/>
+        </w:rPr>
+        <w:t>算法层</w:t>
+      </w:r>
+    </w:p>
+    <w:p>
+      <w:pPr>
+        <w:keepNext w:val="0"/>
+        <w:keepLines w:val="0"/>
+        <w:widowControl/>
+        <w:suppressLineNumbers w:val="0"/>
+        <w:rPr>
+          <w:rStyle w:val="10"/>
+          <w:rFonts w:hint="eastAsia"/>
+        </w:rPr>
+      </w:pPr>
+      <w:r>
+        <w:rPr>
+          <w:rStyle w:val="10"/>
+          <w:rFonts w:hint="eastAsia"/>
+        </w:rPr>
+        <w:t>│</w:t>
+      </w:r>
+    </w:p>
+    <w:p>
+      <w:pPr>
+        <w:keepNext w:val="0"/>
+        <w:keepLines w:val="0"/>
+        <w:widowControl/>
+        <w:suppressLineNumbers w:val="0"/>
+        <w:rPr>
+          <w:rStyle w:val="10"/>
+          <w:rFonts w:hint="eastAsia"/>
+        </w:rPr>
+      </w:pPr>
+      <w:r>
+        <w:rPr>
+          <w:rStyle w:val="10"/>
+          <w:rFonts w:hint="eastAsia"/>
+        </w:rPr>
+        <w:t>├── Indicator</w:t>
+      </w:r>
+    </w:p>
+    <w:p>
+      <w:pPr>
+        <w:keepNext w:val="0"/>
+        <w:keepLines w:val="0"/>
+        <w:widowControl/>
+        <w:suppressLineNumbers w:val="0"/>
+        <w:rPr>
+          <w:rStyle w:val="10"/>
+          <w:rFonts w:hint="eastAsia"/>
+        </w:rPr>
+      </w:pPr>
+      <w:r>
+        <w:rPr>
+          <w:rStyle w:val="10"/>
+          <w:rFonts w:hint="eastAsia"/>
+        </w:rPr>
+        <w:t>├── GA</w:t>
+      </w:r>
+    </w:p>
+    <w:p>
+      <w:pPr>
+        <w:keepNext w:val="0"/>
+        <w:keepLines w:val="0"/>
+        <w:widowControl/>
+        <w:suppressLineNumbers w:val="0"/>
+        <w:rPr>
+          <w:rStyle w:val="10"/>
+          <w:rFonts w:hint="eastAsia"/>
+        </w:rPr>
+      </w:pPr>
+      <w:r>
+        <w:rPr>
+          <w:rStyle w:val="10"/>
+          <w:rFonts w:hint="eastAsia"/>
+        </w:rPr>
+        <w:t>└── Backtest</w:t>
+      </w:r>
+    </w:p>
+    <w:p>
+      <w:pPr>
+        <w:keepNext w:val="0"/>
+        <w:keepLines w:val="0"/>
+        <w:widowControl/>
+        <w:suppressLineNumbers w:val="0"/>
+        <w:rPr>
+          <w:rStyle w:val="10"/>
+          <w:rFonts w:hint="eastAsia"/>
+        </w:rPr>
+      </w:pPr>
+    </w:p>
+    <w:p>
+      <w:pPr>
+        <w:keepNext w:val="0"/>
+        <w:keepLines w:val="0"/>
+        <w:widowControl/>
+        <w:suppressLineNumbers w:val="0"/>
+        <w:rPr>
+          <w:rStyle w:val="10"/>
+          <w:rFonts w:hint="eastAsia"/>
+        </w:rPr>
+      </w:pPr>
+      <w:r>
+        <w:rPr>
+          <w:rStyle w:val="10"/>
+          <w:rFonts w:hint="eastAsia"/>
+        </w:rPr>
+        <w:t>模型层</w:t>
+      </w:r>
+    </w:p>
+    <w:p>
+      <w:pPr>
+        <w:keepNext w:val="0"/>
+        <w:keepLines w:val="0"/>
+        <w:widowControl/>
+        <w:suppressLineNumbers w:val="0"/>
+        <w:rPr>
+          <w:rStyle w:val="10"/>
+          <w:rFonts w:hint="eastAsia"/>
+        </w:rPr>
+      </w:pPr>
+      <w:r>
+        <w:rPr>
+          <w:rStyle w:val="10"/>
+          <w:rFonts w:hint="eastAsia"/>
+        </w:rPr>
+        <w:t>│</w:t>
+      </w:r>
+    </w:p>
+    <w:p>
+      <w:pPr>
+        <w:keepNext w:val="0"/>
+        <w:keepLines w:val="0"/>
+        <w:widowControl/>
+        <w:suppressLineNumbers w:val="0"/>
+        <w:rPr>
+          <w:rStyle w:val="10"/>
+          <w:rFonts w:hint="eastAsia"/>
+        </w:rPr>
+      </w:pPr>
+      <w:r>
+        <w:rPr>
+          <w:rStyle w:val="10"/>
+          <w:rFonts w:hint="eastAsia"/>
+        </w:rPr>
+        <w:t>├── StockData</w:t>
+      </w:r>
+    </w:p>
+    <w:p>
+      <w:pPr>
+        <w:keepNext w:val="0"/>
+        <w:keepLines w:val="0"/>
+        <w:widowControl/>
+        <w:suppressLineNumbers w:val="0"/>
+        <w:rPr>
+          <w:rStyle w:val="10"/>
+          <w:rFonts w:hint="eastAsia"/>
+        </w:rPr>
+      </w:pPr>
+      <w:r>
+        <w:rPr>
+          <w:rStyle w:val="10"/>
+          <w:rFonts w:hint="eastAsia"/>
+        </w:rPr>
+        <w:t>├── TradeRecord</w:t>
+      </w:r>
+    </w:p>
+    <w:p>
+      <w:pPr>
+        <w:keepNext w:val="0"/>
+        <w:keepLines w:val="0"/>
+        <w:widowControl/>
+        <w:suppressLineNumbers w:val="0"/>
+        <w:rPr>
+          <w:rStyle w:val="10"/>
+          <w:rFonts w:hint="eastAsia"/>
+        </w:rPr>
+      </w:pPr>
+      <w:r>
+        <w:rPr>
+          <w:rStyle w:val="10"/>
+          <w:rFonts w:hint="eastAsia"/>
+        </w:rPr>
+        <w:t>├── Chromosome</w:t>
+      </w:r>
+    </w:p>
+    <w:p>
+      <w:pPr>
+        <w:keepNext w:val="0"/>
+        <w:keepLines w:val="0"/>
+        <w:widowControl/>
+        <w:suppressLineNumbers w:val="0"/>
+        <w:rPr>
+          <w:rStyle w:val="10"/>
+          <w:rFonts w:hint="eastAsia"/>
+        </w:rPr>
+      </w:pPr>
+      <w:r>
+        <w:rPr>
+          <w:rStyle w:val="10"/>
+          <w:rFonts w:hint="eastAsia"/>
+        </w:rPr>
+        <w:t>├── Population</w:t>
+      </w:r>
+    </w:p>
+    <w:p>
+      <w:pPr>
+        <w:keepNext w:val="0"/>
+        <w:keepLines w:val="0"/>
+        <w:widowControl/>
+        <w:suppressLineNumbers w:val="0"/>
+        <w:rPr>
+          <w:rStyle w:val="10"/>
+          <w:rFonts w:hint="eastAsia"/>
+        </w:rPr>
+      </w:pPr>
+      <w:r>
+        <w:rPr>
+          <w:rStyle w:val="10"/>
+          <w:rFonts w:hint="eastAsia"/>
+        </w:rPr>
+        <w:t>└── EvaluationResult</w:t>
+      </w:r>
+    </w:p>
+    <w:p>
+      <w:pPr>
+        <w:keepNext w:val="0"/>
+        <w:keepLines w:val="0"/>
+        <w:widowControl/>
+        <w:suppressLineNumbers w:val="0"/>
+        <w:rPr>
+          <w:rStyle w:val="10"/>
+          <w:rFonts w:hint="eastAsia"/>
+        </w:rPr>
+      </w:pPr>
+    </w:p>
+    <w:p>
+      <w:pPr>
+        <w:keepNext w:val="0"/>
+        <w:keepLines w:val="0"/>
+        <w:widowControl/>
+        <w:suppressLineNumbers w:val="0"/>
+        <w:rPr>
+          <w:rStyle w:val="10"/>
+          <w:rFonts w:hint="eastAsia"/>
+        </w:rPr>
+      </w:pPr>
+      <w:r>
+        <w:rPr>
+          <w:rStyle w:val="10"/>
+          <w:rFonts w:hint="eastAsia"/>
+        </w:rPr>
+        <w:t>配置层</w:t>
+      </w:r>
+    </w:p>
+    <w:p>
+      <w:pPr>
+        <w:keepNext w:val="0"/>
+        <w:keepLines w:val="0"/>
+        <w:widowControl/>
+        <w:suppressLineNumbers w:val="0"/>
+        <w:rPr>
+          <w:rStyle w:val="10"/>
+          <w:rFonts w:hint="eastAsia"/>
+        </w:rPr>
+      </w:pPr>
+      <w:r>
+        <w:rPr>
+          <w:rStyle w:val="10"/>
+          <w:rFonts w:hint="eastAsia"/>
+        </w:rPr>
+        <w:t>│</w:t>
+      </w:r>
+    </w:p>
+    <w:p>
+      <w:pPr>
+        <w:keepNext w:val="0"/>
+        <w:keepLines w:val="0"/>
+        <w:widowControl/>
+        <w:suppressLineNumbers w:val="0"/>
+        <w:rPr>
+          <w:rStyle w:val="10"/>
+          <w:rFonts w:hint="eastAsia"/>
+        </w:rPr>
+      </w:pPr>
+      <w:r>
+        <w:rPr>
+          <w:rStyle w:val="10"/>
+          <w:rFonts w:hint="eastAsia"/>
+        </w:rPr>
+        <w:t>├── AppConfig</w:t>
+      </w:r>
+    </w:p>
+    <w:p>
+      <w:pPr>
+        <w:keepNext w:val="0"/>
+        <w:keepLines w:val="0"/>
+        <w:widowControl/>
+        <w:suppressLineNumbers w:val="0"/>
+        <w:rPr>
+          <w:rStyle w:val="10"/>
+        </w:rPr>
+      </w:pPr>
+      <w:r>
+        <w:rPr>
+          <w:rStyle w:val="10"/>
+          <w:rFonts w:hint="eastAsia"/>
+        </w:rPr>
+        <w:t>└── IndicatorConfig</w:t>
+      </w:r>
+    </w:p>
+    <w:p>
+      <w:pPr>
+        <w:pStyle w:val="2"/>
+        <w:keepNext w:val="0"/>
+        <w:keepLines w:val="0"/>
+        <w:widowControl/>
+        <w:suppressLineNumbers w:val="0"/>
+      </w:pPr>
+      <w:r>
+        <w:t>第七章 项目整体架构草图</w:t>
+      </w:r>
+    </w:p>
+    <w:p>
+      <w:pPr>
+        <w:pStyle w:val="5"/>
+        <w:keepNext w:val="0"/>
+        <w:keepLines w:val="0"/>
+        <w:widowControl/>
+        <w:suppressLineNumbers w:val="0"/>
+        <w:rPr>
+          <w:rStyle w:val="10"/>
+          <w:rFonts w:hint="eastAsia"/>
+        </w:rPr>
+      </w:pPr>
+      <w:r>
+        <w:rPr>
+          <w:rStyle w:val="10"/>
+        </w:rPr>
+        <w:t xml:space="preserve">           </w:t>
+      </w:r>
+      <w:r>
+        <w:rPr>
+          <w:rStyle w:val="10"/>
+          <w:rFonts w:hint="eastAsia"/>
+        </w:rPr>
+        <w:t>JavaFX UI</w:t>
+      </w:r>
+    </w:p>
+    <w:p>
+      <w:pPr>
+        <w:pStyle w:val="5"/>
+        <w:keepNext w:val="0"/>
+        <w:keepLines w:val="0"/>
+        <w:widowControl/>
+        <w:suppressLineNumbers w:val="0"/>
+        <w:rPr>
+          <w:rStyle w:val="10"/>
+          <w:rFonts w:hint="eastAsia"/>
+        </w:rPr>
+      </w:pPr>
+      <w:r>
+        <w:rPr>
+          <w:rStyle w:val="10"/>
+          <w:rFonts w:hint="eastAsia"/>
+        </w:rPr>
+        <w:t>│</w:t>
+      </w:r>
+    </w:p>
+    <w:p>
+      <w:pPr>
+        <w:pStyle w:val="5"/>
+        <w:keepNext w:val="0"/>
+        <w:keepLines w:val="0"/>
+        <w:widowControl/>
+        <w:suppressLineNumbers w:val="0"/>
+        <w:rPr>
+          <w:rStyle w:val="10"/>
+          <w:rFonts w:hint="eastAsia"/>
+        </w:rPr>
+      </w:pPr>
+      <w:r>
+        <w:rPr>
+          <w:rStyle w:val="10"/>
+          <w:rFonts w:hint="eastAsia"/>
+        </w:rPr>
+        <w:t>├── 参数配置</w:t>
+      </w:r>
+    </w:p>
+    <w:p>
+      <w:pPr>
+        <w:pStyle w:val="5"/>
+        <w:keepNext w:val="0"/>
+        <w:keepLines w:val="0"/>
+        <w:widowControl/>
+        <w:suppressLineNumbers w:val="0"/>
+        <w:rPr>
+          <w:rStyle w:val="10"/>
+          <w:rFonts w:hint="eastAsia"/>
+        </w:rPr>
+      </w:pPr>
+      <w:r>
+        <w:rPr>
+          <w:rStyle w:val="10"/>
+          <w:rFonts w:hint="eastAsia"/>
+        </w:rPr>
+        <w:t>├── 数据导入</w:t>
+      </w:r>
+    </w:p>
+    <w:p>
+      <w:pPr>
+        <w:pStyle w:val="5"/>
+        <w:keepNext w:val="0"/>
+        <w:keepLines w:val="0"/>
+        <w:widowControl/>
+        <w:suppressLineNumbers w:val="0"/>
+        <w:rPr>
+          <w:rStyle w:val="10"/>
+          <w:rFonts w:hint="eastAsia"/>
+        </w:rPr>
+      </w:pPr>
+      <w:r>
+        <w:rPr>
+          <w:rStyle w:val="10"/>
+          <w:rFonts w:hint="eastAsia"/>
+        </w:rPr>
+        <w:t>├── 图形展示</w:t>
+      </w:r>
+    </w:p>
+    <w:p>
+      <w:pPr>
+        <w:pStyle w:val="5"/>
+        <w:keepNext w:val="0"/>
+        <w:keepLines w:val="0"/>
+        <w:widowControl/>
+        <w:suppressLineNumbers w:val="0"/>
+        <w:rPr>
+          <w:rStyle w:val="10"/>
+          <w:rFonts w:hint="eastAsia"/>
+        </w:rPr>
+      </w:pPr>
+      <w:r>
+        <w:rPr>
+          <w:rStyle w:val="10"/>
+          <w:rFonts w:hint="eastAsia"/>
+        </w:rPr>
+        <w:t>└── 回测结果</w:t>
+      </w:r>
+    </w:p>
+    <w:p>
+      <w:pPr>
+        <w:pStyle w:val="5"/>
+        <w:keepNext w:val="0"/>
+        <w:keepLines w:val="0"/>
+        <w:widowControl/>
+        <w:suppressLineNumbers w:val="0"/>
+        <w:rPr>
+          <w:rStyle w:val="10"/>
+          <w:rFonts w:hint="eastAsia"/>
+        </w:rPr>
+      </w:pPr>
+    </w:p>
+    <w:p>
+      <w:pPr>
+        <w:pStyle w:val="5"/>
+        <w:keepNext w:val="0"/>
+        <w:keepLines w:val="0"/>
+        <w:widowControl/>
+        <w:suppressLineNumbers w:val="0"/>
+        <w:rPr>
+          <w:rStyle w:val="10"/>
+          <w:rFonts w:hint="eastAsia"/>
+        </w:rPr>
+      </w:pPr>
+      <w:r>
+        <w:rPr>
+          <w:rStyle w:val="10"/>
+          <w:rFonts w:hint="eastAsia"/>
+        </w:rPr>
+        <w:t>Controller</w:t>
+      </w:r>
+    </w:p>
+    <w:p>
+      <w:pPr>
+        <w:pStyle w:val="5"/>
+        <w:keepNext w:val="0"/>
+        <w:keepLines w:val="0"/>
+        <w:widowControl/>
+        <w:suppressLineNumbers w:val="0"/>
+        <w:rPr>
+          <w:rStyle w:val="10"/>
+          <w:rFonts w:hint="eastAsia"/>
+        </w:rPr>
+      </w:pPr>
+      <w:r>
+        <w:rPr>
+          <w:rStyle w:val="10"/>
+          <w:rFonts w:hint="eastAsia"/>
+        </w:rPr>
+        <w:t>│</w:t>
+      </w:r>
+    </w:p>
+    <w:p>
+      <w:pPr>
+        <w:pStyle w:val="5"/>
+        <w:keepNext w:val="0"/>
+        <w:keepLines w:val="0"/>
+        <w:widowControl/>
+        <w:suppressLineNumbers w:val="0"/>
+        <w:rPr>
+          <w:rStyle w:val="10"/>
+          <w:rFonts w:hint="eastAsia"/>
+        </w:rPr>
+      </w:pPr>
+      <w:r>
+        <w:rPr>
+          <w:rStyle w:val="10"/>
+          <w:rFonts w:hint="eastAsia"/>
+        </w:rPr>
+        <w:t>├── MainController</w:t>
+      </w:r>
+    </w:p>
+    <w:p>
+      <w:pPr>
+        <w:pStyle w:val="5"/>
+        <w:keepNext w:val="0"/>
+        <w:keepLines w:val="0"/>
+        <w:widowControl/>
+        <w:suppressLineNumbers w:val="0"/>
+        <w:rPr>
+          <w:rStyle w:val="10"/>
+          <w:rFonts w:hint="eastAsia"/>
+        </w:rPr>
+      </w:pPr>
+      <w:r>
+        <w:rPr>
+          <w:rStyle w:val="10"/>
+          <w:rFonts w:hint="eastAsia"/>
+        </w:rPr>
+        <w:t>├── ParameterController</w:t>
+      </w:r>
+    </w:p>
+    <w:p>
+      <w:pPr>
+        <w:pStyle w:val="5"/>
+        <w:keepNext w:val="0"/>
+        <w:keepLines w:val="0"/>
+        <w:widowControl/>
+        <w:suppressLineNumbers w:val="0"/>
+        <w:rPr>
+          <w:rStyle w:val="10"/>
+          <w:rFonts w:hint="eastAsia"/>
+        </w:rPr>
+      </w:pPr>
+      <w:r>
+        <w:rPr>
+          <w:rStyle w:val="10"/>
+          <w:rFonts w:hint="eastAsia"/>
+        </w:rPr>
+        <w:t>└── BacktestController</w:t>
+      </w:r>
+    </w:p>
+    <w:p>
+      <w:pPr>
+        <w:pStyle w:val="5"/>
+        <w:keepNext w:val="0"/>
+        <w:keepLines w:val="0"/>
+        <w:widowControl/>
+        <w:suppressLineNumbers w:val="0"/>
+        <w:rPr>
+          <w:rStyle w:val="10"/>
+          <w:rFonts w:hint="eastAsia"/>
+        </w:rPr>
+      </w:pPr>
+    </w:p>
+    <w:p>
+      <w:pPr>
+        <w:pStyle w:val="5"/>
+        <w:keepNext w:val="0"/>
+        <w:keepLines w:val="0"/>
+        <w:widowControl/>
+        <w:suppressLineNumbers w:val="0"/>
+        <w:rPr>
+          <w:rStyle w:val="10"/>
+          <w:rFonts w:hint="eastAsia"/>
+        </w:rPr>
+      </w:pPr>
+      <w:r>
+        <w:rPr>
+          <w:rStyle w:val="10"/>
+          <w:rFonts w:hint="eastAsia"/>
+        </w:rPr>
+        <w:t>Service</w:t>
+      </w:r>
+    </w:p>
+    <w:p>
+      <w:pPr>
+        <w:pStyle w:val="5"/>
+        <w:keepNext w:val="0"/>
+        <w:keepLines w:val="0"/>
+        <w:widowControl/>
+        <w:suppressLineNumbers w:val="0"/>
+        <w:rPr>
+          <w:rStyle w:val="10"/>
+          <w:rFonts w:hint="eastAsia"/>
+        </w:rPr>
+      </w:pPr>
+      <w:r>
+        <w:rPr>
+          <w:rStyle w:val="10"/>
+          <w:rFonts w:hint="eastAsia"/>
+        </w:rPr>
+        <w:t>│</w:t>
+      </w:r>
+    </w:p>
+    <w:p>
+      <w:pPr>
+        <w:pStyle w:val="5"/>
+        <w:keepNext w:val="0"/>
+        <w:keepLines w:val="0"/>
+        <w:widowControl/>
+        <w:suppressLineNumbers w:val="0"/>
+        <w:rPr>
+          <w:rStyle w:val="10"/>
+          <w:rFonts w:hint="eastAsia"/>
+        </w:rPr>
+      </w:pPr>
+      <w:r>
+        <w:rPr>
+          <w:rStyle w:val="10"/>
+          <w:rFonts w:hint="eastAsia"/>
+        </w:rPr>
+        <w:t>├── IndicatorService</w:t>
+      </w:r>
+    </w:p>
+    <w:p>
+      <w:pPr>
+        <w:pStyle w:val="5"/>
+        <w:keepNext w:val="0"/>
+        <w:keepLines w:val="0"/>
+        <w:widowControl/>
+        <w:suppressLineNumbers w:val="0"/>
+        <w:rPr>
+          <w:rStyle w:val="10"/>
+          <w:rFonts w:hint="eastAsia"/>
+        </w:rPr>
+      </w:pPr>
+      <w:r>
+        <w:rPr>
+          <w:rStyle w:val="10"/>
+          <w:rFonts w:hint="eastAsia"/>
+        </w:rPr>
+        <w:t>├── GeneticAlgorithmService</w:t>
+      </w:r>
+    </w:p>
+    <w:p>
+      <w:pPr>
+        <w:pStyle w:val="5"/>
+        <w:keepNext w:val="0"/>
+        <w:keepLines w:val="0"/>
+        <w:widowControl/>
+        <w:suppressLineNumbers w:val="0"/>
+        <w:rPr>
+          <w:rStyle w:val="10"/>
+          <w:rFonts w:hint="eastAsia"/>
+        </w:rPr>
+      </w:pPr>
+      <w:r>
+        <w:rPr>
+          <w:rStyle w:val="10"/>
+          <w:rFonts w:hint="eastAsia"/>
+        </w:rPr>
+        <w:t>├── RollingService</w:t>
+      </w:r>
+    </w:p>
+    <w:p>
+      <w:pPr>
+        <w:pStyle w:val="5"/>
+        <w:keepNext w:val="0"/>
+        <w:keepLines w:val="0"/>
+        <w:widowControl/>
+        <w:suppressLineNumbers w:val="0"/>
+        <w:rPr>
+          <w:rStyle w:val="10"/>
+          <w:rFonts w:hint="eastAsia"/>
+        </w:rPr>
+      </w:pPr>
+      <w:r>
+        <w:rPr>
+          <w:rStyle w:val="10"/>
+          <w:rFonts w:hint="eastAsia"/>
+        </w:rPr>
+        <w:t>└── BacktestService</w:t>
+      </w:r>
+    </w:p>
+    <w:p>
+      <w:pPr>
+        <w:pStyle w:val="5"/>
+        <w:keepNext w:val="0"/>
+        <w:keepLines w:val="0"/>
+        <w:widowControl/>
+        <w:suppressLineNumbers w:val="0"/>
+        <w:rPr>
+          <w:rStyle w:val="10"/>
+          <w:rFonts w:hint="eastAsia"/>
+        </w:rPr>
+      </w:pPr>
+    </w:p>
+    <w:p>
+      <w:pPr>
+        <w:pStyle w:val="5"/>
+        <w:keepNext w:val="0"/>
+        <w:keepLines w:val="0"/>
+        <w:widowControl/>
+        <w:suppressLineNumbers w:val="0"/>
+        <w:rPr>
+          <w:rStyle w:val="10"/>
+          <w:rFonts w:hint="eastAsia"/>
+        </w:rPr>
+      </w:pPr>
+      <w:r>
+        <w:rPr>
+          <w:rStyle w:val="10"/>
+          <w:rFonts w:hint="eastAsia"/>
+        </w:rPr>
+        <w:t>Algorithm</w:t>
+      </w:r>
+    </w:p>
+    <w:p>
+      <w:pPr>
+        <w:pStyle w:val="5"/>
+        <w:keepNext w:val="0"/>
+        <w:keepLines w:val="0"/>
+        <w:widowControl/>
+        <w:suppressLineNumbers w:val="0"/>
+        <w:rPr>
+          <w:rStyle w:val="10"/>
+          <w:rFonts w:hint="eastAsia"/>
+        </w:rPr>
+      </w:pPr>
+      <w:r>
+        <w:rPr>
+          <w:rStyle w:val="10"/>
+          <w:rFonts w:hint="eastAsia"/>
+        </w:rPr>
+        <w:t>│</w:t>
+      </w:r>
+    </w:p>
+    <w:p>
+      <w:pPr>
+        <w:pStyle w:val="5"/>
+        <w:keepNext w:val="0"/>
+        <w:keepLines w:val="0"/>
+        <w:widowControl/>
+        <w:suppressLineNumbers w:val="0"/>
+        <w:rPr>
+          <w:rStyle w:val="10"/>
+          <w:rFonts w:hint="eastAsia"/>
+        </w:rPr>
+      </w:pPr>
+      <w:r>
+        <w:rPr>
+          <w:rStyle w:val="10"/>
+          <w:rFonts w:hint="eastAsia"/>
+        </w:rPr>
+        <w:t>├── Indicator</w:t>
+      </w:r>
+    </w:p>
+    <w:p>
+      <w:pPr>
+        <w:pStyle w:val="5"/>
+        <w:keepNext w:val="0"/>
+        <w:keepLines w:val="0"/>
+        <w:widowControl/>
+        <w:suppressLineNumbers w:val="0"/>
+        <w:rPr>
+          <w:rStyle w:val="10"/>
+          <w:rFonts w:hint="eastAsia"/>
+        </w:rPr>
+      </w:pPr>
+      <w:r>
+        <w:rPr>
+          <w:rStyle w:val="10"/>
+          <w:rFonts w:hint="eastAsia"/>
+        </w:rPr>
+        <w:t>├── GA</w:t>
+      </w:r>
+    </w:p>
+    <w:p>
+      <w:pPr>
+        <w:pStyle w:val="5"/>
+        <w:keepNext w:val="0"/>
+        <w:keepLines w:val="0"/>
+        <w:widowControl/>
+        <w:suppressLineNumbers w:val="0"/>
+        <w:rPr>
+          <w:rStyle w:val="10"/>
+          <w:rFonts w:hint="eastAsia"/>
+        </w:rPr>
+      </w:pPr>
+      <w:r>
+        <w:rPr>
+          <w:rStyle w:val="10"/>
+          <w:rFonts w:hint="eastAsia"/>
+        </w:rPr>
+        <w:t>└── Backtest</w:t>
+      </w:r>
+    </w:p>
+    <w:p>
+      <w:pPr>
+        <w:pStyle w:val="5"/>
+        <w:keepNext w:val="0"/>
+        <w:keepLines w:val="0"/>
+        <w:widowControl/>
+        <w:suppressLineNumbers w:val="0"/>
+        <w:rPr>
+          <w:rStyle w:val="10"/>
+          <w:rFonts w:hint="eastAsia"/>
+        </w:rPr>
+      </w:pPr>
+    </w:p>
+    <w:p>
+      <w:pPr>
+        <w:pStyle w:val="5"/>
+        <w:keepNext w:val="0"/>
+        <w:keepLines w:val="0"/>
+        <w:widowControl/>
+        <w:suppressLineNumbers w:val="0"/>
+        <w:rPr>
+          <w:rStyle w:val="10"/>
+          <w:rFonts w:hint="eastAsia"/>
+        </w:rPr>
+      </w:pPr>
+      <w:r>
+        <w:rPr>
+          <w:rStyle w:val="10"/>
+          <w:rFonts w:hint="eastAsia"/>
+        </w:rPr>
+        <w:t>Model</w:t>
+      </w:r>
+    </w:p>
+    <w:p>
+      <w:pPr>
+        <w:pStyle w:val="5"/>
+        <w:keepNext w:val="0"/>
+        <w:keepLines w:val="0"/>
+        <w:widowControl/>
+        <w:suppressLineNumbers w:val="0"/>
+        <w:rPr>
+          <w:rStyle w:val="10"/>
+          <w:rFonts w:hint="eastAsia"/>
+        </w:rPr>
+      </w:pPr>
+      <w:r>
+        <w:rPr>
+          <w:rStyle w:val="10"/>
+          <w:rFonts w:hint="eastAsia"/>
+        </w:rPr>
+        <w:t>│</w:t>
+      </w:r>
+    </w:p>
+    <w:p>
+      <w:pPr>
+        <w:pStyle w:val="5"/>
+        <w:keepNext w:val="0"/>
+        <w:keepLines w:val="0"/>
+        <w:widowControl/>
+        <w:suppressLineNumbers w:val="0"/>
+        <w:rPr>
+          <w:rStyle w:val="10"/>
+          <w:rFonts w:hint="eastAsia"/>
+        </w:rPr>
+      </w:pPr>
+      <w:r>
+        <w:rPr>
+          <w:rStyle w:val="10"/>
+          <w:rFonts w:hint="eastAsia"/>
+        </w:rPr>
+        <w:t>├── StockData</w:t>
+      </w:r>
+    </w:p>
+    <w:p>
+      <w:pPr>
+        <w:pStyle w:val="5"/>
+        <w:keepNext w:val="0"/>
+        <w:keepLines w:val="0"/>
+        <w:widowControl/>
+        <w:suppressLineNumbers w:val="0"/>
+        <w:rPr>
+          <w:rStyle w:val="10"/>
+          <w:rFonts w:hint="eastAsia"/>
+        </w:rPr>
+      </w:pPr>
+      <w:r>
+        <w:rPr>
+          <w:rStyle w:val="10"/>
+          <w:rFonts w:hint="eastAsia"/>
+        </w:rPr>
+        <w:t>├── TradeRecord</w:t>
+      </w:r>
+    </w:p>
+    <w:p>
+      <w:pPr>
+        <w:pStyle w:val="5"/>
+        <w:keepNext w:val="0"/>
+        <w:keepLines w:val="0"/>
+        <w:widowControl/>
+        <w:suppressLineNumbers w:val="0"/>
+        <w:rPr>
+          <w:rStyle w:val="10"/>
+          <w:rFonts w:hint="eastAsia"/>
+        </w:rPr>
+      </w:pPr>
+      <w:r>
+        <w:rPr>
+          <w:rStyle w:val="10"/>
+          <w:rFonts w:hint="eastAsia"/>
+        </w:rPr>
+        <w:t>├── Chromosome</w:t>
+      </w:r>
+    </w:p>
+    <w:p>
+      <w:pPr>
+        <w:pStyle w:val="5"/>
+        <w:keepNext w:val="0"/>
+        <w:keepLines w:val="0"/>
+        <w:widowControl/>
+        <w:suppressLineNumbers w:val="0"/>
+        <w:rPr>
+          <w:rStyle w:val="10"/>
+          <w:rFonts w:hint="eastAsia"/>
+        </w:rPr>
+      </w:pPr>
+      <w:r>
+        <w:rPr>
+          <w:rStyle w:val="10"/>
+          <w:rFonts w:hint="eastAsia"/>
+        </w:rPr>
+        <w:t>├── Population</w:t>
+      </w:r>
+    </w:p>
+    <w:p>
+      <w:pPr>
+        <w:pStyle w:val="5"/>
+        <w:keepNext w:val="0"/>
+        <w:keepLines w:val="0"/>
+        <w:widowControl/>
+        <w:suppressLineNumbers w:val="0"/>
+        <w:rPr>
+          <w:rStyle w:val="10"/>
+        </w:rPr>
+      </w:pPr>
+      <w:r>
+        <w:rPr>
+          <w:rStyle w:val="10"/>
+          <w:rFonts w:hint="eastAsia"/>
+        </w:rPr>
+        <w:t>└── EvaluationResult</w:t>
+      </w:r>
+    </w:p>
+    <w:p>
+      <w:pPr>
+        <w:keepNext w:val="0"/>
+        <w:keepLines w:val="0"/>
+        <w:widowControl/>
+        <w:suppressLineNumbers w:val="0"/>
+      </w:pPr>
+      <w:bookmarkStart w:id="0" w:name="_GoBack"/>
+      <w:bookmarkEnd w:id="0"/>
       <w:r>
         <w:pict>
-          <v:rect id="_x0000_i1072" o:spt="1" style="height:1.5pt;width:432pt;" fillcolor="#A0A0A0" filled="t" stroked="f" coordsize="21600,21600" o:hr="t" o:hrstd="t" o:hralign="center">
-            <v:path/>
-            <v:fill on="t" focussize="0,0"/>
-            <v:stroke on="f"/>
-            <v:imagedata o:title=""/>
-            <o:lock v:ext="edit"/>
-            <w10:wrap type="none"/>
-            <w10:anchorlock/>
-          </v:rect>
-        </w:pict>
-      </w:r>
-    </w:p>
-    <w:p>
-      <w:pPr>
-        <w:pStyle w:val="2"/>
-        <w:keepNext w:val="0"/>
-        <w:keepLines w:val="0"/>
-        <w:widowControl/>
-        <w:suppressLineNumbers w:val="0"/>
-      </w:pPr>
-      <w:r>
-        <w:t>第七章 项目整体架构草图</w:t>
-      </w:r>
-    </w:p>
-    <w:p>
-      <w:pPr>
-        <w:pStyle w:val="5"/>
-        <w:keepNext w:val="0"/>
-        <w:keepLines w:val="0"/>
-        <w:widowControl/>
-        <w:suppressLineNumbers w:val="0"/>
-        <w:rPr>
-          <w:rStyle w:val="10"/>
-        </w:rPr>
-      </w:pPr>
-      <w:r>
-        <w:rPr>
-          <w:rStyle w:val="10"/>
-        </w:rPr>
-        <w:t xml:space="preserve">                 用户</w:t>
-      </w:r>
-    </w:p>
-    <w:p>
-      <w:pPr>
-        <w:pStyle w:val="5"/>
-        <w:keepNext w:val="0"/>
-        <w:keepLines w:val="0"/>
-        <w:widowControl/>
-        <w:suppressLineNumbers w:val="0"/>
-        <w:rPr>
-          <w:rStyle w:val="10"/>
-        </w:rPr>
-      </w:pPr>
-      <w:r>
-        <w:rPr>
-          <w:rStyle w:val="10"/>
-        </w:rPr>
-        <w:t xml:space="preserve">                  │</w:t>
-      </w:r>
-    </w:p>
-    <w:p>
-      <w:pPr>
-        <w:pStyle w:val="5"/>
-        <w:keepNext w:val="0"/>
-        <w:keepLines w:val="0"/>
-        <w:widowControl/>
-        <w:suppressLineNumbers w:val="0"/>
-        <w:rPr>
-          <w:rStyle w:val="10"/>
-        </w:rPr>
-      </w:pPr>
-      <w:r>
-        <w:rPr>
-          <w:rStyle w:val="10"/>
-        </w:rPr>
-        <w:t xml:space="preserve">          JavaFX图形界面</w:t>
-      </w:r>
-    </w:p>
-    <w:p>
-      <w:pPr>
-        <w:pStyle w:val="5"/>
-        <w:keepNext w:val="0"/>
-        <w:keepLines w:val="0"/>
-        <w:widowControl/>
-        <w:suppressLineNumbers w:val="0"/>
-        <w:rPr>
-          <w:rStyle w:val="10"/>
-        </w:rPr>
-      </w:pPr>
-      <w:r>
-        <w:rPr>
-          <w:rStyle w:val="10"/>
-        </w:rPr>
-        <w:t xml:space="preserve">                  │</w:t>
-      </w:r>
-    </w:p>
-    <w:p>
-      <w:pPr>
-        <w:pStyle w:val="5"/>
-        <w:keepNext w:val="0"/>
-        <w:keepLines w:val="0"/>
-        <w:widowControl/>
-        <w:suppressLineNumbers w:val="0"/>
-        <w:rPr>
-          <w:rStyle w:val="10"/>
-        </w:rPr>
-      </w:pPr>
-      <w:r>
-        <w:rPr>
-          <w:rStyle w:val="10"/>
-        </w:rPr>
-        <w:t xml:space="preserve">      ┌───────────┼───────────┐</w:t>
-      </w:r>
-    </w:p>
-    <w:p>
-      <w:pPr>
-        <w:pStyle w:val="5"/>
-        <w:keepNext w:val="0"/>
-        <w:keepLines w:val="0"/>
-        <w:widowControl/>
-        <w:suppressLineNumbers w:val="0"/>
-        <w:rPr>
-          <w:rStyle w:val="10"/>
-        </w:rPr>
-      </w:pPr>
-      <w:r>
-        <w:rPr>
-          <w:rStyle w:val="10"/>
-        </w:rPr>
-        <w:t xml:space="preserve">      │           │           │</w:t>
-      </w:r>
-    </w:p>
-    <w:p>
-      <w:pPr>
-        <w:pStyle w:val="5"/>
-        <w:keepNext w:val="0"/>
-        <w:keepLines w:val="0"/>
-        <w:widowControl/>
-        <w:suppressLineNumbers w:val="0"/>
-        <w:rPr>
-          <w:rStyle w:val="10"/>
-        </w:rPr>
-      </w:pPr>
-      <w:r>
-        <w:rPr>
-          <w:rStyle w:val="10"/>
-        </w:rPr>
-        <w:t xml:space="preserve"> 参数配置      数据导入      图形展示</w:t>
-      </w:r>
-    </w:p>
-    <w:p>
-      <w:pPr>
-        <w:pStyle w:val="5"/>
-        <w:keepNext w:val="0"/>
-        <w:keepLines w:val="0"/>
-        <w:widowControl/>
-        <w:suppressLineNumbers w:val="0"/>
-        <w:rPr>
-          <w:rStyle w:val="10"/>
-        </w:rPr>
-      </w:pPr>
-      <w:r>
-        <w:rPr>
-          <w:rStyle w:val="10"/>
-        </w:rPr>
-        <w:t xml:space="preserve">      │           │           │</w:t>
-      </w:r>
-    </w:p>
-    <w:p>
-      <w:pPr>
-        <w:pStyle w:val="5"/>
-        <w:keepNext w:val="0"/>
-        <w:keepLines w:val="0"/>
-        <w:widowControl/>
-        <w:suppressLineNumbers w:val="0"/>
-        <w:rPr>
-          <w:rStyle w:val="10"/>
-        </w:rPr>
-      </w:pPr>
-      <w:r>
-        <w:rPr>
-          <w:rStyle w:val="10"/>
-        </w:rPr>
-        <w:t xml:space="preserve">      └───────────┼───────────┘</w:t>
-      </w:r>
-    </w:p>
-    <w:p>
-      <w:pPr>
-        <w:pStyle w:val="5"/>
-        <w:keepNext w:val="0"/>
-        <w:keepLines w:val="0"/>
-        <w:widowControl/>
-        <w:suppressLineNumbers w:val="0"/>
-        <w:rPr>
-          <w:rStyle w:val="10"/>
-        </w:rPr>
-      </w:pPr>
-      <w:r>
-        <w:rPr>
-          <w:rStyle w:val="10"/>
-        </w:rPr>
-        <w:t xml:space="preserve">                  │</w:t>
-      </w:r>
-    </w:p>
-    <w:p>
-      <w:pPr>
-        <w:pStyle w:val="5"/>
-        <w:keepNext w:val="0"/>
-        <w:keepLines w:val="0"/>
-        <w:widowControl/>
-        <w:suppressLineNumbers w:val="0"/>
-        <w:rPr>
-          <w:rStyle w:val="10"/>
-        </w:rPr>
-      </w:pPr>
-      <w:r>
-        <w:rPr>
-          <w:rStyle w:val="10"/>
-        </w:rPr>
-        <w:t xml:space="preserve">          业务处理中心</w:t>
-      </w:r>
-    </w:p>
-    <w:p>
-      <w:pPr>
-        <w:pStyle w:val="5"/>
-        <w:keepNext w:val="0"/>
-        <w:keepLines w:val="0"/>
-        <w:widowControl/>
-        <w:suppressLineNumbers w:val="0"/>
-        <w:rPr>
-          <w:rStyle w:val="10"/>
-        </w:rPr>
-      </w:pPr>
-      <w:r>
-        <w:rPr>
-          <w:rStyle w:val="10"/>
-        </w:rPr>
-        <w:t xml:space="preserve">                  │</w:t>
-      </w:r>
-    </w:p>
-    <w:p>
-      <w:pPr>
-        <w:pStyle w:val="5"/>
-        <w:keepNext w:val="0"/>
-        <w:keepLines w:val="0"/>
-        <w:widowControl/>
-        <w:suppressLineNumbers w:val="0"/>
-        <w:rPr>
-          <w:rStyle w:val="10"/>
-        </w:rPr>
-      </w:pPr>
-      <w:r>
-        <w:rPr>
-          <w:rStyle w:val="10"/>
-        </w:rPr>
-        <w:t xml:space="preserve"> ┌────────┬────────┬────────┐</w:t>
-      </w:r>
-    </w:p>
-    <w:p>
-      <w:pPr>
-        <w:pStyle w:val="5"/>
-        <w:keepNext w:val="0"/>
-        <w:keepLines w:val="0"/>
-        <w:widowControl/>
-        <w:suppressLineNumbers w:val="0"/>
-        <w:rPr>
-          <w:rStyle w:val="10"/>
-        </w:rPr>
-      </w:pPr>
-      <w:r>
-        <w:rPr>
-          <w:rStyle w:val="10"/>
-        </w:rPr>
-        <w:t xml:space="preserve"> │        │        │        │</w:t>
-      </w:r>
-    </w:p>
-    <w:p>
-      <w:pPr>
-        <w:pStyle w:val="5"/>
-        <w:keepNext w:val="0"/>
-        <w:keepLines w:val="0"/>
-        <w:widowControl/>
-        <w:suppressLineNumbers w:val="0"/>
-        <w:rPr>
-          <w:rStyle w:val="10"/>
-        </w:rPr>
-      </w:pPr>
-      <w:r>
-        <w:rPr>
-          <w:rStyle w:val="10"/>
-        </w:rPr>
-        <w:t>技术指标  遗传算法  滚动预测  回测分析</w:t>
-      </w:r>
-    </w:p>
-    <w:p>
-      <w:pPr>
-        <w:pStyle w:val="5"/>
-        <w:keepNext w:val="0"/>
-        <w:keepLines w:val="0"/>
-        <w:widowControl/>
-        <w:suppressLineNumbers w:val="0"/>
-        <w:rPr>
-          <w:rStyle w:val="10"/>
-        </w:rPr>
-      </w:pPr>
-      <w:r>
-        <w:rPr>
-          <w:rStyle w:val="10"/>
-        </w:rPr>
-        <w:t xml:space="preserve"> │        │        │        │</w:t>
-      </w:r>
-    </w:p>
-    <w:p>
-      <w:pPr>
-        <w:pStyle w:val="5"/>
-        <w:keepNext w:val="0"/>
-        <w:keepLines w:val="0"/>
-        <w:widowControl/>
-        <w:suppressLineNumbers w:val="0"/>
-        <w:rPr>
-          <w:rStyle w:val="10"/>
-        </w:rPr>
-      </w:pPr>
-      <w:r>
-        <w:rPr>
-          <w:rStyle w:val="10"/>
-        </w:rPr>
-        <w:t xml:space="preserve"> └────────┴────────┴────────┘</w:t>
-      </w:r>
-    </w:p>
-    <w:p>
-      <w:pPr>
-        <w:pStyle w:val="5"/>
-        <w:keepNext w:val="0"/>
-        <w:keepLines w:val="0"/>
-        <w:widowControl/>
-        <w:suppressLineNumbers w:val="0"/>
-        <w:rPr>
-          <w:rStyle w:val="10"/>
-        </w:rPr>
-      </w:pPr>
-      <w:r>
-        <w:rPr>
-          <w:rStyle w:val="10"/>
-        </w:rPr>
-        <w:t xml:space="preserve">                  │</w:t>
-      </w:r>
-    </w:p>
-    <w:p>
-      <w:pPr>
-        <w:pStyle w:val="5"/>
-        <w:keepNext w:val="0"/>
-        <w:keepLines w:val="0"/>
-        <w:widowControl/>
-        <w:suppressLineNumbers w:val="0"/>
-        <w:rPr>
-          <w:rStyle w:val="10"/>
-        </w:rPr>
-      </w:pPr>
-      <w:r>
-        <w:rPr>
-          <w:rStyle w:val="10"/>
-        </w:rPr>
-        <w:t xml:space="preserve">              数据结果</w:t>
-      </w:r>
-    </w:p>
-    <w:p>
-      <w:pPr>
-        <w:pStyle w:val="5"/>
-        <w:keepNext w:val="0"/>
-        <w:keepLines w:val="0"/>
-        <w:widowControl/>
-        <w:suppressLineNumbers w:val="0"/>
-        <w:rPr>
-          <w:rStyle w:val="10"/>
-        </w:rPr>
-      </w:pPr>
-      <w:r>
-        <w:rPr>
-          <w:rStyle w:val="10"/>
-        </w:rPr>
-        <w:t xml:space="preserve">                  │</w:t>
-      </w:r>
-    </w:p>
-    <w:p>
-      <w:pPr>
-        <w:pStyle w:val="5"/>
-        <w:keepNext w:val="0"/>
-        <w:keepLines w:val="0"/>
-        <w:widowControl/>
-        <w:suppressLineNumbers w:val="0"/>
-      </w:pPr>
-      <w:r>
-        <w:rPr>
-          <w:rStyle w:val="10"/>
-        </w:rPr>
-        <w:t xml:space="preserve">             图表与报告输出</w:t>
-      </w:r>
-    </w:p>
-    <w:p>
-      <w:pPr>
-        <w:keepNext w:val="0"/>
-        <w:keepLines w:val="0"/>
-        <w:widowControl/>
-        <w:suppressLineNumbers w:val="0"/>
-      </w:pPr>
-      <w:r>
-        <w:pict>
-          <v:rect id="_x0000_i1073" o:spt="1" style="height:1.5pt;width:432pt;" fillcolor="#A0A0A0" filled="t" stroked="f" coordsize="21600,21600" o:hr="t" o:hrstd="t" o:hralign="center">
+          <v:rect id="_x0000_i1048" o:spt="1" style="height:1.5pt;width:432pt;" fillcolor="#A0A0A0" filled="t" stroked="f" coordsize="21600,21600" o:hr="t" o:hrstd="t" o:hralign="center">
             <v:path/>
             <v:fill on="t" focussize="0,0"/>
             <v:stroke on="f"/>
@@ -8254,6 +9908,7 @@
             <w:insideH w:val="none" w:color="auto" w:sz="0" w:space="0"/>
             <w:insideV w:val="none" w:color="auto" w:sz="0" w:space="0"/>
           </w:tblBorders>
+          <w:shd w:val="clear" w:color="auto" w:fill="auto"/>
           <w:tblCellMar>
             <w:top w:w="15" w:type="dxa"/>
             <w:left w:w="15" w:type="dxa"/>
@@ -8588,6 +10243,7 @@
             <w:insideH w:val="none" w:color="auto" w:sz="0" w:space="0"/>
             <w:insideV w:val="none" w:color="auto" w:sz="0" w:space="0"/>
           </w:tblBorders>
+          <w:shd w:val="clear" w:color="auto" w:fill="auto"/>
           <w:tblCellMar>
             <w:top w:w="15" w:type="dxa"/>
             <w:left w:w="15" w:type="dxa"/>
@@ -8891,7 +10547,6 @@
             <w:insideH w:val="none" w:color="auto" w:sz="0" w:space="0"/>
             <w:insideV w:val="none" w:color="auto" w:sz="0" w:space="0"/>
           </w:tblBorders>
-          <w:shd w:val="clear" w:color="auto" w:fill="auto"/>
           <w:tblCellMar>
             <w:top w:w="15" w:type="dxa"/>
             <w:left w:w="15" w:type="dxa"/>
@@ -9047,7 +10702,7 @@
           <w:szCs w:val="24"/>
         </w:rPr>
         <w:pict>
-          <v:rect id="_x0000_i1074" o:spt="1" style="height:1.5pt;width:432pt;" fillcolor="#A0A0A0" filled="t" stroked="f" coordsize="21600,21600" o:hr="t" o:hrstd="t" o:hralign="center">
+          <v:rect id="_x0000_i1049" o:spt="1" style="height:1.5pt;width:432pt;" fillcolor="#A0A0A0" filled="t" stroked="f" coordsize="21600,21600" o:hr="t" o:hrstd="t" o:hralign="center">
             <v:path/>
             <v:fill on="t" focussize="0,0"/>
             <v:stroke on="f"/>
@@ -9060,10 +10715,7 @@
       </w:r>
     </w:p>
     <w:p/>
-    <w:p>
-      <w:bookmarkStart w:id="0" w:name="_GoBack"/>
-      <w:bookmarkEnd w:id="0"/>
-    </w:p>
+    <w:p/>
     <w:sectPr>
       <w:pgSz w:w="11906" w:h="16838"/>
       <w:pgMar w:top="1440" w:right="1800" w:bottom="1440" w:left="1800" w:header="851" w:footer="992" w:gutter="0"/>
